--- a/대본/3부/01화_Submission.docx
+++ b/대본/3부/01화_Submission.docx
@@ -2,7 +2,7 @@
 <file path=word/document.xml><?xml version="1.0" encoding="utf-8"?>
 <w:document xmlns:w="http://schemas.openxmlformats.org/wordprocessingml/2006/main" xmlns:m="http://schemas.openxmlformats.org/officeDocument/2006/math" xmlns:r="http://schemas.openxmlformats.org/officeDocument/2006/relationships" xmlns:o="urn:schemas-microsoft-com:office:office" xmlns:v="urn:schemas-microsoft-com:vml" xmlns:w10="urn:schemas-microsoft-com:office:word" xmlns:a="http://schemas.openxmlformats.org/drawingml/2006/main" xmlns:pic="http://schemas.openxmlformats.org/drawingml/2006/picture" xmlns:wp="http://schemas.openxmlformats.org/drawingml/2006/wordprocessingDrawing">
   <w:body>
-    <w:bookmarkStart w:id="31" w:name="ship-it-3부-1화"/>
+    <w:bookmarkStart w:id="32" w:name="ship-it-3부-1화"/>
     <w:p>
       <w:pPr>
         <w:pStyle w:val="Heading1"/>
@@ -92,7 +92,7 @@
         <w:t xml:space="preserve"> </w:t>
       </w:r>
       <w:r>
-        <w:t xml:space="preserve">- 규칙: 지문 없음. 전 화 100% 「화자명: 대사」. 1턴 15단어 이내.</w:t>
+        <w:t xml:space="preserve">- 규칙: 지문 없음. 전 화 100% 「화자명: 대사」. 1턴 15단어 이내 + 긴 턴 10~15회(25~35단어).</w:t>
       </w:r>
       <w:r>
         <w:t xml:space="preserve"> </w:t>
@@ -232,13 +232,13 @@
         </w:numPr>
       </w:pPr>
       <w:r>
-        <w:t xml:space="preserve">NOAH: Every day earlier is a day ahead of Halvern. Their trial just started.</w:t>
-      </w:r>
-      <w:r>
-        <w:t xml:space="preserve"> </w:t>
-      </w:r>
-      <w:r>
-        <w:t xml:space="preserve">노아: 하루라도 빠르면 그만큼 할번보다 앞서요. 그쪽 임상은 이제 막 시작했어요.</w:t>
+        <w:t xml:space="preserve">NOAH: Here’s the thing. Every day earlier is a day ahead of Halvern. Their trial just started, so if our review clock starts first, we stay in front. That’s why we didn’t wait until October.</w:t>
+      </w:r>
+      <w:r>
+        <w:t xml:space="preserve"> </w:t>
+      </w:r>
+      <w:r>
+        <w:t xml:space="preserve">노아: 중요한 건 이거예요. 하루라도 빠르면 그만큼 할번보다 앞서요. 그쪽 임상은 이제 막 시작했으니까, 우리 심사 시계가 먼저 돌기 시작하면 계속 앞서 있을 수 있어요. 그래서 10월까지 기다리지 않은 거예요.</w:t>
       </w:r>
     </w:p>
     <w:p>
@@ -487,13 +487,13 @@
         </w:numPr>
       </w:pPr>
       <w:r>
-        <w:t xml:space="preserve">GRACE: The last five percent always takes fifty percent of the time.</w:t>
-      </w:r>
-      <w:r>
-        <w:t xml:space="preserve"> </w:t>
-      </w:r>
-      <w:r>
-        <w:t xml:space="preserve">그레이스: 마지막 5퍼센트가 항상 시간의 50퍼센트를 잡아먹어요.</w:t>
+        <w:t xml:space="preserve">GRACE: In my experience, the last five percent always takes fifty percent of the time, because that’s where the missing signatures and the small errors hide. So those numbers look good, but I wouldn’t relax yet.</w:t>
+      </w:r>
+      <w:r>
+        <w:t xml:space="preserve"> </w:t>
+      </w:r>
+      <w:r>
+        <w:t xml:space="preserve">그레이스: 제 경험상 마지막 5퍼센트가 항상 시간의 50퍼센트를 잡아먹어요. 빠진 서명이나 작은 오류가 바로 거기 숨어 있거든요. 그러니까 숫자는 좋아 보여도, 아직 마음 놓을 때는 아니에요.</w:t>
       </w:r>
     </w:p>
     <w:p>
@@ -582,7 +582,7 @@
         </w:numPr>
       </w:pPr>
       <w:r>
-        <w:t xml:space="preserve">ELENA: Every hyaluronic acid filler can be dissolved.</w:t>
+        <w:t xml:space="preserve">ELENA: Every hyaluronic acid filler can be dissolved, Noah. If we write</w:t>
       </w:r>
       <w:r>
         <w:t xml:space="preserve"> </w:t>
@@ -591,7 +591,7 @@
         <w:t xml:space="preserve">“</w:t>
       </w:r>
       <w:r>
-        <w:t xml:space="preserve">Reversible</w:t>
+        <w:t xml:space="preserve">reversible,</w:t>
       </w:r>
       <w:r>
         <w:t xml:space="preserve">”</w:t>
@@ -600,13 +600,13 @@
         <w:t xml:space="preserve"> </w:t>
       </w:r>
       <w:r>
-        <w:t xml:space="preserve">suggests we’re unique.</w:t>
-      </w:r>
-      <w:r>
-        <w:t xml:space="preserve"> </w:t>
-      </w:r>
-      <w:r>
-        <w:t xml:space="preserve">엘레나: 히알루론산 필러는 다 녹일 수 있어요.</w:t>
+        <w:t xml:space="preserve">it suggests we’re the only one. And a reviewer will ask us to prove that, which we can’t.</w:t>
+      </w:r>
+      <w:r>
+        <w:t xml:space="preserve"> </w:t>
+      </w:r>
+      <w:r>
+        <w:t xml:space="preserve">엘레나: 히알루론산 필러는 다 녹일 수 있어요, 노아.</w:t>
       </w:r>
       <w:r>
         <w:t xml:space="preserve"> </w:t>
@@ -621,7 +621,7 @@
         <w:t xml:space="preserve">”</w:t>
       </w:r>
       <w:r>
-        <w:t xml:space="preserve">는 우리만 그렇다는 뜻처럼 들려요.</w:t>
+        <w:t xml:space="preserve">고 쓰면 우리만 그렇다는 뜻처럼 들려요. 그러면 심사관이 그걸 증명하라고 할 텐데, 우린 증명 못 해요.</w:t>
       </w:r>
     </w:p>
     <w:p>
@@ -1013,13 +1013,13 @@
         </w:numPr>
       </w:pPr>
       <w:r>
-        <w:t xml:space="preserve">MARCUS: Sandra, I’m sorry. The validation report. Page two hundred. Your signature is missing.</w:t>
-      </w:r>
-      <w:r>
-        <w:t xml:space="preserve"> </w:t>
-      </w:r>
-      <w:r>
-        <w:t xml:space="preserve">마커스: 산드라, 미안해요. 밸리데이션 보고서요. 200페이지. 서명이 빠졌어요.</w:t>
+        <w:t xml:space="preserve">MARCUS: Sandra, I’m really sorry to call you on vacation. It’s the validation report from Meridian, page two hundred. Your signature is missing, and we can’t submit tonight without it.</w:t>
+      </w:r>
+      <w:r>
+        <w:t xml:space="preserve"> </w:t>
+      </w:r>
+      <w:r>
+        <w:t xml:space="preserve">마커스: 산드라, 휴가 중에 전화해서 정말 미안해요. 메리디언 밸리데이션 보고서 건인데요, 200페이지요. 서명이 빠져 있어서, 그게 없으면 오늘 밤 제출을 못 해요.</w:t>
       </w:r>
     </w:p>
     <w:p>
@@ -1047,13 +1047,13 @@
         </w:numPr>
       </w:pPr>
       <w:r>
-        <w:t xml:space="preserve">MARCUS: The draft, yes. Not the final version. Raj made one correction after.</w:t>
-      </w:r>
-      <w:r>
-        <w:t xml:space="preserve"> </w:t>
-      </w:r>
-      <w:r>
-        <w:t xml:space="preserve">마커스: 초안엔 했죠. 최종본엔 아니에요. 라지가 그 뒤에 한 군데 수정했거든요.</w:t>
+        <w:t xml:space="preserve">MARCUS: You signed the draft, yes. But Raj made one correction after that, so the final version is technically a different document. And the final version has no signature on it.</w:t>
+      </w:r>
+      <w:r>
+        <w:t xml:space="preserve"> </w:t>
+      </w:r>
+      <w:r>
+        <w:t xml:space="preserve">마커스: 초안엔 서명하셨죠, 맞아요. 그런데 그 뒤에 라지가 한 군데를 수정해서, 최종본은 엄밀히 말하면 다른 문서예요. 그리고 그 최종본엔 서명이 없어요.</w:t>
       </w:r>
     </w:p>
     <w:p>
@@ -1263,13 +1263,13 @@
         </w:numPr>
       </w:pPr>
       <w:r>
-        <w:t xml:space="preserve">LEO: A reviewer might think the gel changed. It didn’t. It’s just the unit.</w:t>
-      </w:r>
-      <w:r>
-        <w:t xml:space="preserve"> </w:t>
-      </w:r>
-      <w:r>
-        <w:t xml:space="preserve">레오: 심사관은 젤이 변했다고 생각할 수 있어요. 안 변했어요. 단위 문제일 뿐이에요.</w:t>
+        <w:t xml:space="preserve">LEO: A reviewer might think the gel changed between month twelve and month eighteen. It didn’t. It’s just the unit. But if they see that number, they’ll stop and start asking questions.</w:t>
+      </w:r>
+      <w:r>
+        <w:t xml:space="preserve"> </w:t>
+      </w:r>
+      <w:r>
+        <w:t xml:space="preserve">레오: 심사관은 12개월과 18개월 사이에 젤이 변했다고 생각할 수 있어요. 안 변했어요. 단위 문제일 뿐이에요. 그래도 그 숫자를 보면 거기서 멈추고 질문을 하기 시작할 거예요.</w:t>
       </w:r>
     </w:p>
     <w:p>
@@ -1389,13 +1389,13 @@
         </w:numPr>
       </w:pPr>
       <w:r>
-        <w:t xml:space="preserve">GRACE: If the summary is wrong, that’s the first thing a reviewer reads.</w:t>
-      </w:r>
-      <w:r>
-        <w:t xml:space="preserve"> </w:t>
-      </w:r>
-      <w:r>
-        <w:t xml:space="preserve">그레이스: 요약이 틀리면, 심사관이 제일 먼저 읽는 게 그거예요.</w:t>
+        <w:t xml:space="preserve">GRACE: If the summary is wrong, that’s a real problem, because it’s the first thing a reviewer reads. They’ll form an opinion of the whole file from those pages before they open anything else.</w:t>
+      </w:r>
+      <w:r>
+        <w:t xml:space="preserve"> </w:t>
+      </w:r>
+      <w:r>
+        <w:t xml:space="preserve">그레이스: 요약이 틀리면 진짜 문제예요. 심사관이 제일 먼저 읽는 게 그거거든요. 다른 걸 열어 보기도 전에 그 몇 쪽으로 파일 전체에 대한 인상을 정해 버릴 거예요.</w:t>
       </w:r>
     </w:p>
     <w:p>
@@ -1457,13 +1457,13 @@
         </w:numPr>
       </w:pPr>
       <w:r>
-        <w:t xml:space="preserve">PRIYA: Leo fixes. I check. Then Grace checks my checking.</w:t>
-      </w:r>
-      <w:r>
-        <w:t xml:space="preserve"> </w:t>
-      </w:r>
-      <w:r>
-        <w:t xml:space="preserve">프리야: 레오가 고치고, 내가 확인하고. 그다음 그레이스가 내 확인을 확인하고.</w:t>
+        <w:t xml:space="preserve">PRIYA: Here’s the plan. Leo fixes all three tables. I check every number against the raw data. Then Grace checks my checking, so no single person is the last line of defense.</w:t>
+      </w:r>
+      <w:r>
+        <w:t xml:space="preserve"> </w:t>
+      </w:r>
+      <w:r>
+        <w:t xml:space="preserve">프리야: 계획은 이래. 레오가 표 세 개를 다 고쳐. 내가 모든 숫자를 원자료와 대조해서 확인하고. 그다음 그레이스가 내 확인을 확인해. 그래야 어느 한 사람이 마지막 방어선이 되지 않지.</w:t>
       </w:r>
     </w:p>
     <w:p>
@@ -1892,13 +1892,13 @@
         </w:numPr>
       </w:pPr>
       <w:r>
-        <w:t xml:space="preserve">MARCUS: That’s what a CEO is. You sign for everyone’s work.</w:t>
-      </w:r>
-      <w:r>
-        <w:t xml:space="preserve"> </w:t>
-      </w:r>
-      <w:r>
-        <w:t xml:space="preserve">마커스: CEO란 게 그런 거야. 모두의 일에 대신 서명하는 사람.</w:t>
+        <w:t xml:space="preserve">MARCUS: That’s what a CEO is, Noah. You sign for everyone’s work, even the parts you didn’t write. Your name tells the FDA that somebody at the top is accountable for all of it.</w:t>
+      </w:r>
+      <w:r>
+        <w:t xml:space="preserve"> </w:t>
+      </w:r>
+      <w:r>
+        <w:t xml:space="preserve">마커스: CEO란 게 그런 거야, 노아. 모두의 일에 대신 서명하는 사람. 직접 쓰지 않은 부분까지도. 네 이름은 FDA에게 맨 위에 이 모든 걸 책임지는 사람이 있다고 말해 주는 거야.</w:t>
       </w:r>
     </w:p>
     <w:p>
@@ -1984,13 +1984,13 @@
         </w:numPr>
       </w:pPr>
       <w:r>
-        <w:t xml:space="preserve">ELENA: No. But you can read the summary. Thirty pages. That’s what reviewers read first.</w:t>
-      </w:r>
-      <w:r>
-        <w:t xml:space="preserve"> </w:t>
-      </w:r>
-      <w:r>
-        <w:t xml:space="preserve">엘레나: 그렇죠. 하지만 요약은 읽을 수 있어요. 30쪽. 심사관들이 제일 먼저 읽는 거요.</w:t>
+        <w:t xml:space="preserve">ELENA: No. But you can read the summary. It’s thirty pages, and that’s what reviewers read first. If the summary makes sense to you, then you know the story we’re telling them.</w:t>
+      </w:r>
+      <w:r>
+        <w:t xml:space="preserve"> </w:t>
+      </w:r>
+      <w:r>
+        <w:t xml:space="preserve">엘레나: 그렇죠. 하지만 요약은 읽을 수 있어요. 30쪽이고, 심사관들이 제일 먼저 읽는 부분이에요. 요약이 당신한테 이해가 된다면, 우리가 그들에게 어떤 이야기를 하고 있는지 아는 거예요.</w:t>
       </w:r>
     </w:p>
     <w:p>
@@ -2209,13 +2209,13 @@
         </w:numPr>
       </w:pPr>
       <w:r>
-        <w:t xml:space="preserve">NOAH: Because I named it, years ago. I just wanted to see it in our file.</w:t>
-      </w:r>
-      <w:r>
-        <w:t xml:space="preserve"> </w:t>
-      </w:r>
-      <w:r>
-        <w:t xml:space="preserve">노아: 제가 몇 년 전에 그 이름을 지었거든요. 그냥 우리 파일에서 그 이름을 보고 싶었어요.</w:t>
+        <w:t xml:space="preserve">NOAH: Because I named it years ago, when all of this was still just an idea. I’ve been comparing us to it ever since. I just wanted to see it in our file, finally.</w:t>
+      </w:r>
+      <w:r>
+        <w:t xml:space="preserve"> </w:t>
+      </w:r>
+      <w:r>
+        <w:t xml:space="preserve">노아: 제가 몇 년 전에, 이 모든 게 아직 아이디어일 뿐이던 때 그 이름을 지었거든요. 그 뒤로 계속 우리를 그것과 비교해 왔어요. 그냥 드디어 우리 파일에서 그 이름을 보고 싶었어요.</w:t>
       </w:r>
     </w:p>
     <w:bookmarkEnd w:id="24"/>
@@ -2440,13 +2440,13 @@
         </w:numPr>
       </w:pPr>
       <w:r>
-        <w:t xml:space="preserve">ELENA: In reality, the clock stops every time they ask a question. And they will ask.</w:t>
-      </w:r>
-      <w:r>
-        <w:t xml:space="preserve"> </w:t>
-      </w:r>
-      <w:r>
-        <w:t xml:space="preserve">엘레나: 실제로는 그쪽이 질문할 때마다 시계가 멈춰요. 그리고 반드시 질문할 거예요.</w:t>
+        <w:t xml:space="preserve">ELENA: In reality, the clock stops every time they ask a question, and it only starts again when we answer. And they will ask. So the official number is just the beginning.</w:t>
+      </w:r>
+      <w:r>
+        <w:t xml:space="preserve"> </w:t>
+      </w:r>
+      <w:r>
+        <w:t xml:space="preserve">엘레나: 실제로는 그쪽이 질문할 때마다 시계가 멈추고, 우리가 답해야 다시 돌아가요. 그리고 반드시 질문할 거예요. 그러니까 공식 숫자는 시작일 뿐이에요.</w:t>
       </w:r>
     </w:p>
     <w:p>
@@ -2492,7 +2492,7 @@
     </w:p>
     <w:bookmarkEnd w:id="25"/>
     <w:bookmarkEnd w:id="26"/>
-    <w:bookmarkStart w:id="30" w:name="학습-부록"/>
+    <w:bookmarkStart w:id="31" w:name="학습-부록"/>
     <w:p>
       <w:pPr>
         <w:pStyle w:val="Heading2"/>
@@ -3366,8 +3366,298 @@
       </w:r>
     </w:p>
     <w:bookmarkEnd w:id="29"/>
+    <w:bookmarkStart w:id="30" w:name="긴-발화-분석"/>
+    <w:p>
+      <w:pPr>
+        <w:pStyle w:val="Heading3"/>
+      </w:pPr>
+      <w:r>
+        <w:t xml:space="preserve">④ 긴 발화 분석</w:t>
+      </w:r>
+    </w:p>
+    <w:p>
+      <w:pPr>
+        <w:pStyle w:val="BlockText"/>
+      </w:pPr>
+      <w:r>
+        <w:rPr>
+          <w:bCs/>
+          <w:b/>
+        </w:rPr>
+        <w:t xml:space="preserve">67턴 PRIYA:</w:t>
+      </w:r>
+      <w:r>
+        <w:t xml:space="preserve"> </w:t>
+      </w:r>
+      <w:r>
+        <w:t xml:space="preserve">“</w:t>
+      </w:r>
+      <w:r>
+        <w:t xml:space="preserve">Here’s the plan. Leo fixes all three tables. I check every number against the raw data. Then Grace checks my checking, so no single person is the last line of defense.</w:t>
+      </w:r>
+      <w:r>
+        <w:t xml:space="preserve">”</w:t>
+      </w:r>
+    </w:p>
+    <w:tbl>
+      <w:tblPr>
+        <w:tblStyle w:val="Table"/>
+        <w:tblW w:type="pct" w:w="5000"/>
+        <w:tblLook w:firstRow="1" w:lastRow="0" w:firstColumn="0" w:lastColumn="0" w:noHBand="0" w:noVBand="0" w:val="0020"/>
+        <w:jc w:val="start"/>
+      </w:tblPr>
+      <w:tblGrid>
+        <w:gridCol w:w="2640"/>
+        <w:gridCol w:w="2640"/>
+        <w:gridCol w:w="2640"/>
+      </w:tblGrid>
+      <w:tr>
+        <w:trPr>
+          <w:tblHeader w:val="true"/>
+        </w:trPr>
+        <w:tc>
+          <w:tcPr/>
+          <w:p>
+            <w:pPr>
+              <w:pStyle w:val="Compact"/>
+              <w:jc w:val="left"/>
+            </w:pPr>
+            <w:r>
+              <w:t xml:space="preserve">구조</w:t>
+            </w:r>
+          </w:p>
+        </w:tc>
+        <w:tc>
+          <w:tcPr/>
+          <w:p>
+            <w:pPr>
+              <w:pStyle w:val="Compact"/>
+              <w:jc w:val="left"/>
+            </w:pPr>
+            <w:r>
+              <w:t xml:space="preserve">영어</w:t>
+            </w:r>
+          </w:p>
+        </w:tc>
+        <w:tc>
+          <w:tcPr/>
+          <w:p>
+            <w:pPr>
+              <w:pStyle w:val="Compact"/>
+              <w:jc w:val="left"/>
+            </w:pPr>
+            <w:r>
+              <w:t xml:space="preserve">기능</w:t>
+            </w:r>
+          </w:p>
+        </w:tc>
+      </w:tr>
+      <w:tr>
+        <w:tc>
+          <w:tcPr/>
+          <w:p>
+            <w:pPr>
+              <w:pStyle w:val="Compact"/>
+              <w:jc w:val="left"/>
+            </w:pPr>
+            <w:r>
+              <w:t xml:space="preserve">① 신호(계획 예고)</w:t>
+            </w:r>
+          </w:p>
+        </w:tc>
+        <w:tc>
+          <w:tcPr/>
+          <w:p>
+            <w:pPr>
+              <w:pStyle w:val="Compact"/>
+              <w:jc w:val="left"/>
+            </w:pPr>
+            <w:r>
+              <w:t xml:space="preserve">Here’s the plan.</w:t>
+            </w:r>
+          </w:p>
+        </w:tc>
+        <w:tc>
+          <w:tcPr/>
+          <w:p>
+            <w:pPr>
+              <w:pStyle w:val="Compact"/>
+              <w:jc w:val="left"/>
+            </w:pPr>
+            <w:r>
+              <w:t xml:space="preserve">지금부터 역할 분담을 말한다고 알림</w:t>
+            </w:r>
+          </w:p>
+        </w:tc>
+      </w:tr>
+      <w:tr>
+        <w:tc>
+          <w:tcPr/>
+          <w:p>
+            <w:pPr>
+              <w:pStyle w:val="Compact"/>
+              <w:jc w:val="left"/>
+            </w:pPr>
+            <w:r>
+              <w:t xml:space="preserve">② 역할 배정(순서대로)</w:t>
+            </w:r>
+          </w:p>
+        </w:tc>
+        <w:tc>
+          <w:tcPr/>
+          <w:p>
+            <w:pPr>
+              <w:pStyle w:val="Compact"/>
+              <w:jc w:val="left"/>
+            </w:pPr>
+            <w:r>
+              <w:t xml:space="preserve">Leo fixes all three tables. I check every number against the raw data.</w:t>
+            </w:r>
+          </w:p>
+        </w:tc>
+        <w:tc>
+          <w:tcPr/>
+          <w:p>
+            <w:pPr>
+              <w:pStyle w:val="Compact"/>
+              <w:jc w:val="left"/>
+            </w:pPr>
+            <w:r>
+              <w:t xml:space="preserve">사람 + 동사 + 대상으로 짧고 분명하게 지시</w:t>
+            </w:r>
+          </w:p>
+        </w:tc>
+      </w:tr>
+      <w:tr>
+        <w:tc>
+          <w:tcPr/>
+          <w:p>
+            <w:pPr>
+              <w:pStyle w:val="Compact"/>
+              <w:jc w:val="left"/>
+            </w:pPr>
+            <w:r>
+              <w:t xml:space="preserve">③ 교차 확인</w:t>
+            </w:r>
+          </w:p>
+        </w:tc>
+        <w:tc>
+          <w:tcPr/>
+          <w:p>
+            <w:pPr>
+              <w:pStyle w:val="Compact"/>
+              <w:jc w:val="left"/>
+            </w:pPr>
+            <w:r>
+              <w:t xml:space="preserve">Then Grace checks my checking,</w:t>
+            </w:r>
+          </w:p>
+        </w:tc>
+        <w:tc>
+          <w:tcPr/>
+          <w:p>
+            <w:pPr>
+              <w:pStyle w:val="Compact"/>
+              <w:jc w:val="left"/>
+            </w:pPr>
+            <w:r>
+              <w:t xml:space="preserve">Then으로 다음 단계를 이어 검증 단계 추가</w:t>
+            </w:r>
+          </w:p>
+        </w:tc>
+      </w:tr>
+      <w:tr>
+        <w:tc>
+          <w:tcPr/>
+          <w:p>
+            <w:pPr>
+              <w:pStyle w:val="Compact"/>
+              <w:jc w:val="left"/>
+            </w:pPr>
+            <w:r>
+              <w:t xml:space="preserve">④ 목적(이유)</w:t>
+            </w:r>
+          </w:p>
+        </w:tc>
+        <w:tc>
+          <w:tcPr/>
+          <w:p>
+            <w:pPr>
+              <w:pStyle w:val="Compact"/>
+              <w:jc w:val="left"/>
+            </w:pPr>
+            <w:r>
+              <w:t xml:space="preserve">so no single person is the last line of defense.</w:t>
+            </w:r>
+          </w:p>
+        </w:tc>
+        <w:tc>
+          <w:tcPr/>
+          <w:p>
+            <w:pPr>
+              <w:pStyle w:val="Compact"/>
+              <w:jc w:val="left"/>
+            </w:pPr>
+            <w:r>
+              <w:t xml:space="preserve">so로 이 분담의 이유를 한 줄로 설명</w:t>
+            </w:r>
+          </w:p>
+        </w:tc>
+      </w:tr>
+    </w:tbl>
+    <w:p>
+      <w:pPr>
+        <w:pStyle w:val="BodyText"/>
+      </w:pPr>
+      <w:r>
+        <w:rPr>
+          <w:bCs/>
+          <w:b/>
+        </w:rPr>
+        <w:t xml:space="preserve">활용 패턴:</w:t>
+      </w:r>
+      <w:r>
+        <w:t xml:space="preserve"> </w:t>
+      </w:r>
+      <w:r>
+        <w:t xml:space="preserve">Here’s the plan. → A does X. B does Y. → Then C does Z, so (목적)</w:t>
+      </w:r>
+      <w:r>
+        <w:t xml:space="preserve"> </w:t>
+      </w:r>
+      <w:r>
+        <w:rPr>
+          <w:bCs/>
+          <w:b/>
+        </w:rPr>
+        <w:t xml:space="preserve">연결 표현:</w:t>
+      </w:r>
+      <w:r>
+        <w:t xml:space="preserve"> </w:t>
+      </w:r>
+      <w:r>
+        <w:t xml:space="preserve">Here’s the plan(계획은 이래요) · Then(그다음) · so no single person…(어느 한 사람도 ~하지 않도록)</w:t>
+      </w:r>
+      <w:r>
+        <w:t xml:space="preserve"> </w:t>
+      </w:r>
+      <w:r>
+        <w:rPr>
+          <w:bCs/>
+          <w:b/>
+        </w:rPr>
+        <w:t xml:space="preserve">연습:</w:t>
+      </w:r>
+      <w:r>
+        <w:t xml:space="preserve"> </w:t>
+      </w:r>
+      <w:r>
+        <w:t xml:space="preserve">마감 직전 보고서 오류를 발견했을 때, 팀원 세 명에게 수정·확인 역할을 나눠 주는 말을 30단어 안팎으로 해 보기.</w:t>
+      </w:r>
+    </w:p>
     <w:bookmarkEnd w:id="30"/>
     <w:bookmarkEnd w:id="31"/>
+    <w:bookmarkEnd w:id="32"/>
     <w:sectPr/>
   </w:body>
 </w:document>

--- a/대본/3부/01화_Submission.docx
+++ b/대본/3부/01화_Submission.docx
@@ -2,7 +2,7 @@
 <file path=word/document.xml><?xml version="1.0" encoding="utf-8"?>
 <w:document xmlns:w="http://schemas.openxmlformats.org/wordprocessingml/2006/main" xmlns:m="http://schemas.openxmlformats.org/officeDocument/2006/math" xmlns:r="http://schemas.openxmlformats.org/officeDocument/2006/relationships" xmlns:o="urn:schemas-microsoft-com:office:office" xmlns:v="urn:schemas-microsoft-com:vml" xmlns:w10="urn:schemas-microsoft-com:office:word" xmlns:a="http://schemas.openxmlformats.org/drawingml/2006/main" xmlns:pic="http://schemas.openxmlformats.org/drawingml/2006/picture" xmlns:wp="http://schemas.openxmlformats.org/drawingml/2006/wordprocessingDrawing">
   <w:body>
-    <w:bookmarkStart w:id="32" w:name="ship-it-3부-1화"/>
+    <w:bookmarkStart w:id="38" w:name="ship-it-3부-1화"/>
     <w:p>
       <w:pPr>
         <w:pStyle w:val="Heading1"/>
@@ -141,112 +141,55 @@
     </w:p>
     <w:p>
       <w:pPr>
-        <w:numPr>
-          <w:ilvl w:val="0"/>
-          <w:numId w:val="1001"/>
-        </w:numPr>
+        <w:pStyle w:val="FirstParagraph"/>
       </w:pPr>
       <w:r>
         <w:t xml:space="preserve">MARCUS: Good morning, war room. Fifteen hours to midnight.</w:t>
       </w:r>
-      <w:r>
-        <w:t xml:space="preserve"> </w:t>
-      </w:r>
-      <w:r>
-        <w:t xml:space="preserve">마커스: 좋은 아침, 워룸. 자정까지 15시간.</w:t>
-      </w:r>
-    </w:p>
-    <w:p>
-      <w:pPr>
-        <w:numPr>
-          <w:ilvl w:val="0"/>
-          <w:numId w:val="1001"/>
-        </w:numPr>
+    </w:p>
+    <w:p>
+      <w:pPr>
+        <w:pStyle w:val="BodyText"/>
       </w:pPr>
       <w:r>
         <w:t xml:space="preserve">NOAH: Why do we keep calling it a war room?</w:t>
       </w:r>
-      <w:r>
-        <w:t xml:space="preserve"> </w:t>
-      </w:r>
-      <w:r>
-        <w:t xml:space="preserve">노아: 우리 왜 자꾸 워룸이라고 불러요?</w:t>
-      </w:r>
-    </w:p>
-    <w:p>
-      <w:pPr>
-        <w:numPr>
-          <w:ilvl w:val="0"/>
-          <w:numId w:val="1001"/>
-        </w:numPr>
+    </w:p>
+    <w:p>
+      <w:pPr>
+        <w:pStyle w:val="BodyText"/>
       </w:pPr>
       <w:r>
         <w:t xml:space="preserve">MARCUS: Because nobody leaves until the mission is done.</w:t>
       </w:r>
-      <w:r>
-        <w:t xml:space="preserve"> </w:t>
-      </w:r>
-      <w:r>
-        <w:t xml:space="preserve">마커스: 임무가 끝날 때까지 아무도 못 나가니까.</w:t>
-      </w:r>
-    </w:p>
-    <w:p>
-      <w:pPr>
-        <w:numPr>
-          <w:ilvl w:val="0"/>
-          <w:numId w:val="1001"/>
-        </w:numPr>
+    </w:p>
+    <w:p>
+      <w:pPr>
+        <w:pStyle w:val="BodyText"/>
       </w:pPr>
       <w:r>
         <w:t xml:space="preserve">GRACE: And because there are eleven empty coffee cups on the table. Already.</w:t>
       </w:r>
-      <w:r>
-        <w:t xml:space="preserve"> </w:t>
-      </w:r>
-      <w:r>
-        <w:t xml:space="preserve">그레이스: 그리고 테이블에 빈 커피 컵이 벌써 열한 개라서요.</w:t>
-      </w:r>
-    </w:p>
-    <w:p>
-      <w:pPr>
-        <w:numPr>
-          <w:ilvl w:val="0"/>
-          <w:numId w:val="1001"/>
-        </w:numPr>
+    </w:p>
+    <w:p>
+      <w:pPr>
+        <w:pStyle w:val="BodyText"/>
       </w:pPr>
       <w:r>
         <w:t xml:space="preserve">ELENA: Remind me why it’s September thirtieth. Not October fifteenth.</w:t>
       </w:r>
-      <w:r>
-        <w:t xml:space="preserve"> </w:t>
-      </w:r>
-      <w:r>
-        <w:t xml:space="preserve">엘레나: 왜 10월 15일이 아니라 9월 30일인지 다시 말해 줘요.</w:t>
-      </w:r>
-    </w:p>
-    <w:p>
-      <w:pPr>
-        <w:numPr>
-          <w:ilvl w:val="0"/>
-          <w:numId w:val="1001"/>
-        </w:numPr>
+    </w:p>
+    <w:p>
+      <w:pPr>
+        <w:pStyle w:val="BodyText"/>
       </w:pPr>
       <w:r>
         <w:t xml:space="preserve">NOAH: Here’s the thing. Every day earlier is a day ahead of Halvern. Their trial just started, so if our review clock starts first, we stay in front. That’s why we didn’t wait until October.</w:t>
       </w:r>
-      <w:r>
-        <w:t xml:space="preserve"> </w:t>
-      </w:r>
-      <w:r>
-        <w:t xml:space="preserve">노아: 중요한 건 이거예요. 하루라도 빠르면 그만큼 할번보다 앞서요. 그쪽 임상은 이제 막 시작했으니까, 우리 심사 시계가 먼저 돌기 시작하면 계속 앞서 있을 수 있어요. 그래서 10월까지 기다리지 않은 거예요.</w:t>
-      </w:r>
-    </w:p>
-    <w:p>
-      <w:pPr>
-        <w:numPr>
-          <w:ilvl w:val="0"/>
-          <w:numId w:val="1001"/>
-        </w:numPr>
+    </w:p>
+    <w:p>
+      <w:pPr>
+        <w:pStyle w:val="BodyText"/>
       </w:pPr>
       <w:r>
         <w:t xml:space="preserve">PRIYA: And we promised the board.</w:t>
@@ -263,159 +206,69 @@
       <w:r>
         <w:t xml:space="preserve">”</w:t>
       </w:r>
-      <w:r>
-        <w:t xml:space="preserve"> </w:t>
-      </w:r>
-      <w:r>
-        <w:t xml:space="preserve">프리야: 그리고 이사회에 약속했잖아.</w:t>
-      </w:r>
-      <w:r>
-        <w:t xml:space="preserve"> </w:t>
-      </w:r>
-      <w:r>
-        <w:t xml:space="preserve">“</w:t>
-      </w:r>
-      <w:r>
-        <w:t xml:space="preserve">9월 말.</w:t>
-      </w:r>
-      <w:r>
-        <w:t xml:space="preserve">”</w:t>
-      </w:r>
-    </w:p>
-    <w:p>
-      <w:pPr>
-        <w:numPr>
-          <w:ilvl w:val="0"/>
-          <w:numId w:val="1001"/>
-        </w:numPr>
+    </w:p>
+    <w:p>
+      <w:pPr>
+        <w:pStyle w:val="BodyText"/>
       </w:pPr>
       <w:r>
         <w:t xml:space="preserve">LEO: How many pages is it now? The whole PMA?</w:t>
       </w:r>
-      <w:r>
-        <w:t xml:space="preserve"> </w:t>
-      </w:r>
-      <w:r>
-        <w:t xml:space="preserve">레오: 지금 몇 쪽이에요? PMA 전체가요?</w:t>
-      </w:r>
-    </w:p>
-    <w:p>
-      <w:pPr>
-        <w:numPr>
-          <w:ilvl w:val="0"/>
-          <w:numId w:val="1001"/>
-        </w:numPr>
+    </w:p>
+    <w:p>
+      <w:pPr>
+        <w:pStyle w:val="BodyText"/>
       </w:pPr>
       <w:r>
         <w:t xml:space="preserve">GRACE: Twelve thousand, three hundred. And counting.</w:t>
       </w:r>
-      <w:r>
-        <w:t xml:space="preserve"> </w:t>
-      </w:r>
-      <w:r>
-        <w:t xml:space="preserve">그레이스: 1만 2,300쪽이요. 계속 늘어나는 중이고요.</w:t>
-      </w:r>
-    </w:p>
-    <w:p>
-      <w:pPr>
-        <w:numPr>
-          <w:ilvl w:val="0"/>
-          <w:numId w:val="1001"/>
-        </w:numPr>
+    </w:p>
+    <w:p>
+      <w:pPr>
+        <w:pStyle w:val="BodyText"/>
       </w:pPr>
       <w:r>
         <w:t xml:space="preserve">LEO: Twelve thousand pages. For one syringe.</w:t>
       </w:r>
-      <w:r>
-        <w:t xml:space="preserve"> </w:t>
-      </w:r>
-      <w:r>
-        <w:t xml:space="preserve">레오: 1만 2천 쪽. 주사기 하나에.</w:t>
-      </w:r>
-    </w:p>
-    <w:p>
-      <w:pPr>
-        <w:numPr>
-          <w:ilvl w:val="0"/>
-          <w:numId w:val="1001"/>
-        </w:numPr>
+    </w:p>
+    <w:p>
+      <w:pPr>
+        <w:pStyle w:val="BodyText"/>
       </w:pPr>
       <w:r>
         <w:t xml:space="preserve">ELENA: One syringe that goes into people’s faces. Every page matters.</w:t>
       </w:r>
-      <w:r>
-        <w:t xml:space="preserve"> </w:t>
-      </w:r>
-      <w:r>
-        <w:t xml:space="preserve">엘레나: 사람 얼굴에 들어가는 주사기 하나요. 모든 쪽이 중요해요.</w:t>
-      </w:r>
-    </w:p>
-    <w:p>
-      <w:pPr>
-        <w:numPr>
-          <w:ilvl w:val="0"/>
-          <w:numId w:val="1001"/>
-        </w:numPr>
+    </w:p>
+    <w:p>
+      <w:pPr>
+        <w:pStyle w:val="BodyText"/>
       </w:pPr>
       <w:r>
         <w:t xml:space="preserve">NOAH: Okay. Let’s kick off. Four sections. Four owners. Status, please.</w:t>
       </w:r>
-      <w:r>
-        <w:t xml:space="preserve"> </w:t>
-      </w:r>
-      <w:r>
-        <w:t xml:space="preserve">노아: 좋아요. 시작하죠. 네 개 섹션. 책임자 네 명. 현황 부탁해요.</w:t>
-      </w:r>
-    </w:p>
-    <w:p>
-      <w:pPr>
-        <w:numPr>
-          <w:ilvl w:val="0"/>
-          <w:numId w:val="1001"/>
-        </w:numPr>
+    </w:p>
+    <w:p>
+      <w:pPr>
+        <w:pStyle w:val="BodyText"/>
       </w:pPr>
       <w:r>
         <w:t xml:space="preserve">PRIYA: Preclinical. Mine. Ninety-eight percent done.</w:t>
       </w:r>
-      <w:r>
-        <w:t xml:space="preserve"> </w:t>
-      </w:r>
-      <w:r>
-        <w:t xml:space="preserve">프리야: 비임상. 내 담당. 98퍼센트 완료.</w:t>
-      </w:r>
-    </w:p>
-    <w:p>
-      <w:pPr>
-        <w:numPr>
-          <w:ilvl w:val="0"/>
-          <w:numId w:val="1001"/>
-        </w:numPr>
+    </w:p>
+    <w:p>
+      <w:pPr>
+        <w:pStyle w:val="BodyText"/>
       </w:pPr>
       <w:r>
         <w:t xml:space="preserve">GRACE: Clinical. Mine. Ninety-nine. Paul sent the final tables last night.</w:t>
       </w:r>
-      <w:r>
-        <w:t xml:space="preserve"> </w:t>
-      </w:r>
-      <w:r>
-        <w:t xml:space="preserve">그레이스: 임상. 제 담당. 99퍼센트. 폴이 어젯밤 최종 표를 보냈어요.</w:t>
-      </w:r>
-    </w:p>
-    <w:p>
-      <w:pPr>
-        <w:numPr>
-          <w:ilvl w:val="0"/>
-          <w:numId w:val="1001"/>
-        </w:numPr>
+    </w:p>
+    <w:p>
+      <w:pPr>
+        <w:pStyle w:val="BodyText"/>
       </w:pPr>
       <w:r>
         <w:t xml:space="preserve">MARCUS: Manufacturing. Mine. Ninety-five. Elena, labeling?</w:t>
-      </w:r>
-      <w:r>
-        <w:t xml:space="preserve"> </w:t>
-      </w:r>
-      <w:r>
-        <w:t xml:space="preserve">마커스: 제조. 내 담당. 95퍼센트. 엘레나, 라벨링은?</w:t>
       </w:r>
     </w:p>
     <w:bookmarkEnd w:id="21"/>
@@ -430,95 +283,47 @@
     </w:p>
     <w:p>
       <w:pPr>
-        <w:numPr>
-          <w:ilvl w:val="0"/>
-          <w:numId w:val="1002"/>
-        </w:numPr>
+        <w:pStyle w:val="FirstParagraph"/>
       </w:pPr>
       <w:r>
         <w:t xml:space="preserve">ELENA: Labeling. Ninety percent. Noah and I still disagree on one sentence.</w:t>
       </w:r>
-      <w:r>
-        <w:t xml:space="preserve"> </w:t>
-      </w:r>
-      <w:r>
-        <w:t xml:space="preserve">엘레나: 라벨링. 90퍼센트. 노아랑 아직 한 문장에서 의견이 달라요.</w:t>
-      </w:r>
-    </w:p>
-    <w:p>
-      <w:pPr>
-        <w:numPr>
-          <w:ilvl w:val="0"/>
-          <w:numId w:val="1002"/>
-        </w:numPr>
+    </w:p>
+    <w:p>
+      <w:pPr>
+        <w:pStyle w:val="BodyText"/>
       </w:pPr>
       <w:r>
         <w:t xml:space="preserve">NOAH: Only one sentence. That’s progress.</w:t>
       </w:r>
-      <w:r>
-        <w:t xml:space="preserve"> </w:t>
-      </w:r>
-      <w:r>
-        <w:t xml:space="preserve">노아: 한 문장뿐이에요. 그거면 진전이죠.</w:t>
-      </w:r>
-    </w:p>
-    <w:p>
-      <w:pPr>
-        <w:numPr>
-          <w:ilvl w:val="0"/>
-          <w:numId w:val="1002"/>
-        </w:numPr>
+    </w:p>
+    <w:p>
+      <w:pPr>
+        <w:pStyle w:val="BodyText"/>
       </w:pPr>
       <w:r>
         <w:t xml:space="preserve">MARCUS: Ninety-five, ninety, ninety-eight, ninety-nine. Where’s the risk?</w:t>
       </w:r>
-      <w:r>
-        <w:t xml:space="preserve"> </w:t>
-      </w:r>
-      <w:r>
-        <w:t xml:space="preserve">마커스: 95, 90, 98, 99. 리스크는 어디 있어?</w:t>
-      </w:r>
-    </w:p>
-    <w:p>
-      <w:pPr>
-        <w:numPr>
-          <w:ilvl w:val="0"/>
-          <w:numId w:val="1002"/>
-        </w:numPr>
+    </w:p>
+    <w:p>
+      <w:pPr>
+        <w:pStyle w:val="BodyText"/>
       </w:pPr>
       <w:r>
         <w:t xml:space="preserve">GRACE: In my experience, the last five percent always takes fifty percent of the time, because that’s where the missing signatures and the small errors hide. So those numbers look good, but I wouldn’t relax yet.</w:t>
       </w:r>
-      <w:r>
-        <w:t xml:space="preserve"> </w:t>
-      </w:r>
-      <w:r>
-        <w:t xml:space="preserve">그레이스: 제 경험상 마지막 5퍼센트가 항상 시간의 50퍼센트를 잡아먹어요. 빠진 서명이나 작은 오류가 바로 거기 숨어 있거든요. 그러니까 숫자는 좋아 보여도, 아직 마음 놓을 때는 아니에요.</w:t>
-      </w:r>
-    </w:p>
-    <w:p>
-      <w:pPr>
-        <w:numPr>
-          <w:ilvl w:val="0"/>
-          <w:numId w:val="1002"/>
-        </w:numPr>
+    </w:p>
+    <w:p>
+      <w:pPr>
+        <w:pStyle w:val="BodyText"/>
       </w:pPr>
       <w:r>
         <w:t xml:space="preserve">NOAH: Then let’s attack the lowest number first. Labeling, then manufacturing.</w:t>
       </w:r>
-      <w:r>
-        <w:t xml:space="preserve"> </w:t>
-      </w:r>
-      <w:r>
-        <w:t xml:space="preserve">노아: 그럼 가장 낮은 숫자부터 공략하죠. 라벨링, 그다음 제조.</w:t>
-      </w:r>
-    </w:p>
-    <w:p>
-      <w:pPr>
-        <w:numPr>
-          <w:ilvl w:val="0"/>
-          <w:numId w:val="1002"/>
-        </w:numPr>
+    </w:p>
+    <w:p>
+      <w:pPr>
+        <w:pStyle w:val="BodyText"/>
       </w:pPr>
       <w:r>
         <w:t xml:space="preserve">ELENA: Fine. The sentence. Noah wants</w:t>
@@ -535,11 +340,21 @@
       <w:r>
         <w:t xml:space="preserve">”</w:t>
       </w:r>
-      <w:r>
-        <w:t xml:space="preserve"> </w:t>
-      </w:r>
-      <w:r>
-        <w:t xml:space="preserve">엘레나: 좋아요. 그 문장. 노아는</w:t>
+    </w:p>
+    <w:p>
+      <w:pPr>
+        <w:pStyle w:val="BodyText"/>
+      </w:pPr>
+      <w:r>
+        <w:t xml:space="preserve">NOAH: Because that’s what it is. That’s the whole company.</w:t>
+      </w:r>
+    </w:p>
+    <w:p>
+      <w:pPr>
+        <w:pStyle w:val="BodyText"/>
+      </w:pPr>
+      <w:r>
+        <w:t xml:space="preserve">ELENA: Every hyaluronic acid filler can be dissolved, Noah. If we write</w:t>
       </w:r>
       <w:r>
         <w:t xml:space="preserve"> </w:t>
@@ -548,41 +363,48 @@
         <w:t xml:space="preserve">“</w:t>
       </w:r>
       <w:r>
-        <w:t xml:space="preserve">Veyra 필은 되돌릴 수 있는 피부 필러다</w:t>
+        <w:t xml:space="preserve">reversible,</w:t>
       </w:r>
       <w:r>
         <w:t xml:space="preserve">”</w:t>
       </w:r>
       <w:r>
-        <w:t xml:space="preserve">를 원해요.</w:t>
-      </w:r>
-    </w:p>
-    <w:p>
-      <w:pPr>
-        <w:numPr>
-          <w:ilvl w:val="0"/>
-          <w:numId w:val="1002"/>
-        </w:numPr>
-      </w:pPr>
-      <w:r>
-        <w:t xml:space="preserve">NOAH: Because that’s what it is. That’s the whole company.</w:t>
-      </w:r>
-      <w:r>
-        <w:t xml:space="preserve"> </w:t>
-      </w:r>
-      <w:r>
-        <w:t xml:space="preserve">노아: 그게 이 제품이니까요. 그게 회사의 전부잖아요.</w:t>
-      </w:r>
-    </w:p>
-    <w:p>
-      <w:pPr>
-        <w:numPr>
-          <w:ilvl w:val="0"/>
-          <w:numId w:val="1002"/>
-        </w:numPr>
-      </w:pPr>
-      <w:r>
-        <w:t xml:space="preserve">ELENA: Every hyaluronic acid filler can be dissolved, Noah. If we write</w:t>
+        <w:t xml:space="preserve"> </w:t>
+      </w:r>
+      <w:r>
+        <w:t xml:space="preserve">it suggests we’re the only one. And a reviewer will ask us to prove that, which we can’t.</w:t>
+      </w:r>
+    </w:p>
+    <w:p>
+      <w:pPr>
+        <w:pStyle w:val="BodyText"/>
+      </w:pPr>
+      <w:r>
+        <w:t xml:space="preserve">PRIYA: We’re not unique in dissolving. We’re unique in speed.</w:t>
+      </w:r>
+    </w:p>
+    <w:p>
+      <w:pPr>
+        <w:pStyle w:val="BodyText"/>
+      </w:pPr>
+      <w:r>
+        <w:t xml:space="preserve">ELENA: So the label should say what we measured. Nothing more.</w:t>
+      </w:r>
+    </w:p>
+    <w:p>
+      <w:pPr>
+        <w:pStyle w:val="BodyText"/>
+      </w:pPr>
+      <w:r>
+        <w:t xml:space="preserve">NOAH: What exactly would you write?</w:t>
+      </w:r>
+    </w:p>
+    <w:p>
+      <w:pPr>
+        <w:pStyle w:val="BodyText"/>
+      </w:pPr>
+      <w:r>
+        <w:t xml:space="preserve">ELENA:</w:t>
       </w:r>
       <w:r>
         <w:t xml:space="preserve"> </w:t>
@@ -591,520 +413,194 @@
         <w:t xml:space="preserve">“</w:t>
       </w:r>
       <w:r>
-        <w:t xml:space="preserve">reversible,</w:t>
+        <w:t xml:space="preserve">In a clinical study, Veyra Fill dissolved faster with hyaluronidase than the comparator.</w:t>
       </w:r>
       <w:r>
         <w:t xml:space="preserve">”</w:t>
       </w:r>
-      <w:r>
-        <w:t xml:space="preserve"> </w:t>
-      </w:r>
-      <w:r>
-        <w:t xml:space="preserve">it suggests we’re the only one. And a reviewer will ask us to prove that, which we can’t.</w:t>
-      </w:r>
-      <w:r>
-        <w:t xml:space="preserve"> </w:t>
-      </w:r>
-      <w:r>
-        <w:t xml:space="preserve">엘레나: 히알루론산 필러는 다 녹일 수 있어요, 노아.</w:t>
-      </w:r>
-      <w:r>
-        <w:t xml:space="preserve"> </w:t>
-      </w:r>
-      <w:r>
-        <w:t xml:space="preserve">“</w:t>
-      </w:r>
-      <w:r>
-        <w:t xml:space="preserve">되돌릴 수 있다</w:t>
-      </w:r>
-      <w:r>
-        <w:t xml:space="preserve">”</w:t>
-      </w:r>
-      <w:r>
-        <w:t xml:space="preserve">고 쓰면 우리만 그렇다는 뜻처럼 들려요. 그러면 심사관이 그걸 증명하라고 할 텐데, 우린 증명 못 해요.</w:t>
-      </w:r>
-    </w:p>
-    <w:p>
-      <w:pPr>
-        <w:numPr>
-          <w:ilvl w:val="0"/>
-          <w:numId w:val="1002"/>
-        </w:numPr>
-      </w:pPr>
-      <w:r>
-        <w:t xml:space="preserve">PRIYA: We’re not unique in dissolving. We’re unique in speed.</w:t>
-      </w:r>
-      <w:r>
-        <w:t xml:space="preserve"> </w:t>
-      </w:r>
-      <w:r>
-        <w:t xml:space="preserve">프리야: 녹는 건 우리만 그런 게 아니야. 우리만의 건 속도야.</w:t>
-      </w:r>
-    </w:p>
-    <w:p>
-      <w:pPr>
-        <w:numPr>
-          <w:ilvl w:val="0"/>
-          <w:numId w:val="1002"/>
-        </w:numPr>
-      </w:pPr>
-      <w:r>
-        <w:t xml:space="preserve">ELENA: So the label should say what we measured. Nothing more.</w:t>
-      </w:r>
-      <w:r>
-        <w:t xml:space="preserve"> </w:t>
-      </w:r>
-      <w:r>
-        <w:t xml:space="preserve">엘레나: 그러니까 라벨엔 우리가 측정한 것만 써야 해요. 그 이상은 안 되고요.</w:t>
-      </w:r>
-    </w:p>
-    <w:p>
-      <w:pPr>
-        <w:numPr>
-          <w:ilvl w:val="0"/>
-          <w:numId w:val="1002"/>
-        </w:numPr>
-      </w:pPr>
-      <w:r>
-        <w:t xml:space="preserve">NOAH: What exactly would you write?</w:t>
-      </w:r>
-      <w:r>
-        <w:t xml:space="preserve"> </w:t>
-      </w:r>
-      <w:r>
-        <w:t xml:space="preserve">노아: 정확히 어떻게 쓰실 건데요?</w:t>
-      </w:r>
-    </w:p>
-    <w:p>
-      <w:pPr>
-        <w:numPr>
-          <w:ilvl w:val="0"/>
-          <w:numId w:val="1002"/>
-        </w:numPr>
-      </w:pPr>
-      <w:r>
-        <w:t xml:space="preserve">ELENA:</w:t>
-      </w:r>
-      <w:r>
-        <w:t xml:space="preserve"> </w:t>
-      </w:r>
-      <w:r>
-        <w:t xml:space="preserve">“</w:t>
-      </w:r>
-      <w:r>
-        <w:t xml:space="preserve">In a clinical study, Veyra Fill dissolved faster with hyaluronidase than the comparator.</w:t>
-      </w:r>
-      <w:r>
-        <w:t xml:space="preserve">”</w:t>
-      </w:r>
-      <w:r>
-        <w:t xml:space="preserve"> </w:t>
-      </w:r>
-      <w:r>
-        <w:t xml:space="preserve">엘레나:</w:t>
-      </w:r>
-      <w:r>
-        <w:t xml:space="preserve"> </w:t>
-      </w:r>
-      <w:r>
-        <w:t xml:space="preserve">“</w:t>
-      </w:r>
-      <w:r>
-        <w:t xml:space="preserve">임상 연구에서 Veyra 필은 히알루로니다아제로 비교 제품보다 더 빨리 용해되었다.</w:t>
-      </w:r>
-      <w:r>
-        <w:t xml:space="preserve">”</w:t>
-      </w:r>
-    </w:p>
-    <w:p>
-      <w:pPr>
-        <w:numPr>
-          <w:ilvl w:val="0"/>
-          <w:numId w:val="1002"/>
-        </w:numPr>
+    </w:p>
+    <w:p>
+      <w:pPr>
+        <w:pStyle w:val="BodyText"/>
       </w:pPr>
       <w:r>
         <w:t xml:space="preserve">NOAH: That’s so… boring.</w:t>
       </w:r>
-      <w:r>
-        <w:t xml:space="preserve"> </w:t>
-      </w:r>
-      <w:r>
-        <w:t xml:space="preserve">노아: 그건 너무… 지루해요.</w:t>
-      </w:r>
-    </w:p>
-    <w:p>
-      <w:pPr>
-        <w:numPr>
-          <w:ilvl w:val="0"/>
-          <w:numId w:val="1002"/>
-        </w:numPr>
+    </w:p>
+    <w:p>
+      <w:pPr>
+        <w:pStyle w:val="BodyText"/>
       </w:pPr>
       <w:r>
         <w:t xml:space="preserve">ELENA: Labels are supposed to be boring. Marketing can be exciting. Later. Within the label.</w:t>
       </w:r>
-      <w:r>
-        <w:t xml:space="preserve"> </w:t>
-      </w:r>
-      <w:r>
-        <w:t xml:space="preserve">엘레나: 라벨은 원래 지루해야 해요. 마케팅은 흥미로워도 돼요. 나중에. 라벨 범위 안에서.</w:t>
-      </w:r>
-    </w:p>
-    <w:p>
-      <w:pPr>
-        <w:numPr>
-          <w:ilvl w:val="0"/>
-          <w:numId w:val="1002"/>
-        </w:numPr>
+    </w:p>
+    <w:p>
+      <w:pPr>
+        <w:pStyle w:val="BodyText"/>
       </w:pPr>
       <w:r>
         <w:t xml:space="preserve">GRACE: And the FDA will negotiate the final wording anyway. At the end of review.</w:t>
       </w:r>
-      <w:r>
-        <w:t xml:space="preserve"> </w:t>
-      </w:r>
-      <w:r>
-        <w:t xml:space="preserve">그레이스: 그리고 최종 문구는 어차피 심사 마지막에 FDA가 협상할 거예요.</w:t>
-      </w:r>
-    </w:p>
-    <w:p>
-      <w:pPr>
-        <w:numPr>
-          <w:ilvl w:val="0"/>
-          <w:numId w:val="1002"/>
-        </w:numPr>
+    </w:p>
+    <w:p>
+      <w:pPr>
+        <w:pStyle w:val="BodyText"/>
       </w:pPr>
       <w:r>
         <w:t xml:space="preserve">NOAH: Okay. You win. Boring and true.</w:t>
       </w:r>
-      <w:r>
-        <w:t xml:space="preserve"> </w:t>
-      </w:r>
-      <w:r>
-        <w:t xml:space="preserve">노아: 알겠어요. 선생님이 이겼어요. 지루하고 진실하게.</w:t>
-      </w:r>
-    </w:p>
-    <w:p>
-      <w:pPr>
-        <w:numPr>
-          <w:ilvl w:val="0"/>
-          <w:numId w:val="1002"/>
-        </w:numPr>
+    </w:p>
+    <w:p>
+      <w:pPr>
+        <w:pStyle w:val="BodyText"/>
       </w:pPr>
       <w:r>
         <w:t xml:space="preserve">ELENA: Thank you. Labeling is now ninety-nine percent.</w:t>
       </w:r>
-      <w:r>
-        <w:t xml:space="preserve"> </w:t>
-      </w:r>
-      <w:r>
-        <w:t xml:space="preserve">엘레나: 고마워요. 라벨링 이제 99퍼센트.</w:t>
-      </w:r>
-    </w:p>
-    <w:p>
-      <w:pPr>
-        <w:numPr>
-          <w:ilvl w:val="0"/>
-          <w:numId w:val="1002"/>
-        </w:numPr>
+    </w:p>
+    <w:p>
+      <w:pPr>
+        <w:pStyle w:val="BodyText"/>
       </w:pPr>
       <w:r>
         <w:t xml:space="preserve">MARCUS: My turn. Manufacturing. One missing signature.</w:t>
       </w:r>
-      <w:r>
-        <w:t xml:space="preserve"> </w:t>
-      </w:r>
-      <w:r>
-        <w:t xml:space="preserve">마커스: 내 차례. 제조. 서명 하나가 빠졌어.</w:t>
-      </w:r>
-    </w:p>
-    <w:p>
-      <w:pPr>
-        <w:numPr>
-          <w:ilvl w:val="0"/>
-          <w:numId w:val="1002"/>
-        </w:numPr>
+    </w:p>
+    <w:p>
+      <w:pPr>
+        <w:pStyle w:val="BodyText"/>
       </w:pPr>
       <w:r>
         <w:t xml:space="preserve">NOAH: Whose?</w:t>
       </w:r>
-      <w:r>
-        <w:t xml:space="preserve"> </w:t>
-      </w:r>
-      <w:r>
-        <w:t xml:space="preserve">노아: 누구 서명이요?</w:t>
-      </w:r>
-    </w:p>
-    <w:p>
-      <w:pPr>
-        <w:numPr>
-          <w:ilvl w:val="0"/>
-          <w:numId w:val="1002"/>
-        </w:numPr>
+    </w:p>
+    <w:p>
+      <w:pPr>
+        <w:pStyle w:val="BodyText"/>
       </w:pPr>
       <w:r>
         <w:t xml:space="preserve">MARCUS: Sandra’s. The process validation report from Meridian. Final page.</w:t>
       </w:r>
-      <w:r>
-        <w:t xml:space="preserve"> </w:t>
-      </w:r>
-      <w:r>
-        <w:t xml:space="preserve">마커스: 산드라. 메리디언 공정 밸리데이션 보고서. 마지막 페이지.</w:t>
-      </w:r>
-    </w:p>
-    <w:p>
-      <w:pPr>
-        <w:numPr>
-          <w:ilvl w:val="0"/>
-          <w:numId w:val="1002"/>
-        </w:numPr>
+    </w:p>
+    <w:p>
+      <w:pPr>
+        <w:pStyle w:val="BodyText"/>
       </w:pPr>
       <w:r>
         <w:t xml:space="preserve">PRIYA: Can’t someone else sign it?</w:t>
       </w:r>
-      <w:r>
-        <w:t xml:space="preserve"> </w:t>
-      </w:r>
-      <w:r>
-        <w:t xml:space="preserve">프리야: 다른 사람이 서명하면 안 돼요?</w:t>
-      </w:r>
-    </w:p>
-    <w:p>
-      <w:pPr>
-        <w:numPr>
-          <w:ilvl w:val="0"/>
-          <w:numId w:val="1002"/>
-        </w:numPr>
+    </w:p>
+    <w:p>
+      <w:pPr>
+        <w:pStyle w:val="BodyText"/>
       </w:pPr>
       <w:r>
         <w:t xml:space="preserve">MARCUS: No. She’s the head of quality. Her name, her signature.</w:t>
       </w:r>
-      <w:r>
-        <w:t xml:space="preserve"> </w:t>
-      </w:r>
-      <w:r>
-        <w:t xml:space="preserve">마커스: 안 돼. 그 사람이 품질 책임자야. 그 사람 이름, 그 사람 서명.</w:t>
-      </w:r>
-    </w:p>
-    <w:p>
-      <w:pPr>
-        <w:numPr>
-          <w:ilvl w:val="0"/>
-          <w:numId w:val="1002"/>
-        </w:numPr>
+    </w:p>
+    <w:p>
+      <w:pPr>
+        <w:pStyle w:val="BodyText"/>
       </w:pPr>
       <w:r>
         <w:t xml:space="preserve">GRACE: Where is she?</w:t>
       </w:r>
-      <w:r>
-        <w:t xml:space="preserve"> </w:t>
-      </w:r>
-      <w:r>
-        <w:t xml:space="preserve">그레이스: 어디 있는데요?</w:t>
-      </w:r>
-    </w:p>
-    <w:p>
-      <w:pPr>
-        <w:numPr>
-          <w:ilvl w:val="0"/>
-          <w:numId w:val="1002"/>
-        </w:numPr>
+    </w:p>
+    <w:p>
+      <w:pPr>
+        <w:pStyle w:val="BodyText"/>
       </w:pPr>
       <w:r>
         <w:t xml:space="preserve">MARCUS: On vacation. In Italy. Florence. For two weeks.</w:t>
       </w:r>
-      <w:r>
-        <w:t xml:space="preserve"> </w:t>
-      </w:r>
-      <w:r>
-        <w:t xml:space="preserve">마커스: 휴가 중이야. 이탈리아. 피렌체. 2주 동안.</w:t>
-      </w:r>
-    </w:p>
-    <w:p>
-      <w:pPr>
-        <w:numPr>
-          <w:ilvl w:val="0"/>
-          <w:numId w:val="1002"/>
-        </w:numPr>
+    </w:p>
+    <w:p>
+      <w:pPr>
+        <w:pStyle w:val="BodyText"/>
       </w:pPr>
       <w:r>
         <w:t xml:space="preserve">LEO: What time is it in Florence?</w:t>
       </w:r>
-      <w:r>
-        <w:t xml:space="preserve"> </w:t>
-      </w:r>
-      <w:r>
-        <w:t xml:space="preserve">레오: 피렌체는 지금 몇 시예요?</w:t>
-      </w:r>
-    </w:p>
-    <w:p>
-      <w:pPr>
-        <w:numPr>
-          <w:ilvl w:val="0"/>
-          <w:numId w:val="1002"/>
-        </w:numPr>
+    </w:p>
+    <w:p>
+      <w:pPr>
+        <w:pStyle w:val="BodyText"/>
       </w:pPr>
       <w:r>
         <w:t xml:space="preserve">MARCUS: Four p.m. She’s probably looking at a famous painting.</w:t>
       </w:r>
-      <w:r>
-        <w:t xml:space="preserve"> </w:t>
-      </w:r>
-      <w:r>
-        <w:t xml:space="preserve">마커스: 오후 4시. 아마 유명한 그림 보고 있을 거야.</w:t>
-      </w:r>
-    </w:p>
-    <w:p>
-      <w:pPr>
-        <w:numPr>
-          <w:ilvl w:val="0"/>
-          <w:numId w:val="1002"/>
-        </w:numPr>
+    </w:p>
+    <w:p>
+      <w:pPr>
+        <w:pStyle w:val="BodyText"/>
       </w:pPr>
       <w:r>
         <w:t xml:space="preserve">NOAH: Can we call her? Is that rude?</w:t>
       </w:r>
-      <w:r>
-        <w:t xml:space="preserve"> </w:t>
-      </w:r>
-      <w:r>
-        <w:t xml:space="preserve">노아: 전화해도 될까요? 무례한가요?</w:t>
-      </w:r>
-    </w:p>
-    <w:p>
-      <w:pPr>
-        <w:numPr>
-          <w:ilvl w:val="0"/>
-          <w:numId w:val="1002"/>
-        </w:numPr>
+    </w:p>
+    <w:p>
+      <w:pPr>
+        <w:pStyle w:val="BodyText"/>
       </w:pPr>
       <w:r>
         <w:t xml:space="preserve">MARCUS: It’s rude. But it’s necessary. I’ll apologize properly.</w:t>
       </w:r>
-      <w:r>
-        <w:t xml:space="preserve"> </w:t>
-      </w:r>
-      <w:r>
-        <w:t xml:space="preserve">마커스: 무례하지. 하지만 필요해. 제대로 사과할게.</w:t>
-      </w:r>
-    </w:p>
-    <w:p>
-      <w:pPr>
-        <w:numPr>
-          <w:ilvl w:val="0"/>
-          <w:numId w:val="1002"/>
-        </w:numPr>
+    </w:p>
+    <w:p>
+      <w:pPr>
+        <w:pStyle w:val="BodyText"/>
       </w:pPr>
       <w:r>
         <w:t xml:space="preserve">SANDRA: Marcus? I’m standing in front of a Botticelli. This better be important.</w:t>
       </w:r>
-      <w:r>
-        <w:t xml:space="preserve"> </w:t>
-      </w:r>
-      <w:r>
-        <w:t xml:space="preserve">산드라: 마커스? 지금 보티첼리 그림 앞에 서 있어요. 중요한 일이길 바라요.</w:t>
-      </w:r>
-    </w:p>
-    <w:p>
-      <w:pPr>
-        <w:numPr>
-          <w:ilvl w:val="0"/>
-          <w:numId w:val="1002"/>
-        </w:numPr>
+    </w:p>
+    <w:p>
+      <w:pPr>
+        <w:pStyle w:val="BodyText"/>
       </w:pPr>
       <w:r>
         <w:t xml:space="preserve">MARCUS: Sandra, I’m really sorry to call you on vacation. It’s the validation report from Meridian, page two hundred. Your signature is missing, and we can’t submit tonight without it.</w:t>
       </w:r>
-      <w:r>
-        <w:t xml:space="preserve"> </w:t>
-      </w:r>
-      <w:r>
-        <w:t xml:space="preserve">마커스: 산드라, 휴가 중에 전화해서 정말 미안해요. 메리디언 밸리데이션 보고서 건인데요, 200페이지요. 서명이 빠져 있어서, 그게 없으면 오늘 밤 제출을 못 해요.</w:t>
-      </w:r>
-    </w:p>
-    <w:p>
-      <w:pPr>
-        <w:numPr>
-          <w:ilvl w:val="0"/>
-          <w:numId w:val="1002"/>
-        </w:numPr>
+    </w:p>
+    <w:p>
+      <w:pPr>
+        <w:pStyle w:val="BodyText"/>
       </w:pPr>
       <w:r>
         <w:t xml:space="preserve">SANDRA: I signed it. I’m sure I signed it.</w:t>
       </w:r>
-      <w:r>
-        <w:t xml:space="preserve"> </w:t>
-      </w:r>
-      <w:r>
-        <w:t xml:space="preserve">산드라: 서명했어요. 분명히 서명했어요.</w:t>
-      </w:r>
-    </w:p>
-    <w:p>
-      <w:pPr>
-        <w:numPr>
-          <w:ilvl w:val="0"/>
-          <w:numId w:val="1002"/>
-        </w:numPr>
+    </w:p>
+    <w:p>
+      <w:pPr>
+        <w:pStyle w:val="BodyText"/>
       </w:pPr>
       <w:r>
         <w:t xml:space="preserve">MARCUS: You signed the draft, yes. But Raj made one correction after that, so the final version is technically a different document. And the final version has no signature on it.</w:t>
       </w:r>
-      <w:r>
-        <w:t xml:space="preserve"> </w:t>
-      </w:r>
-      <w:r>
-        <w:t xml:space="preserve">마커스: 초안엔 서명하셨죠, 맞아요. 그런데 그 뒤에 라지가 한 군데를 수정해서, 최종본은 엄밀히 말하면 다른 문서예요. 그리고 그 최종본엔 서명이 없어요.</w:t>
-      </w:r>
-    </w:p>
-    <w:p>
-      <w:pPr>
-        <w:numPr>
-          <w:ilvl w:val="0"/>
-          <w:numId w:val="1002"/>
-        </w:numPr>
+    </w:p>
+    <w:p>
+      <w:pPr>
+        <w:pStyle w:val="BodyText"/>
       </w:pPr>
       <w:r>
         <w:t xml:space="preserve">SANDRA: Ah. Rule one of quality. A new version needs a new signature.</w:t>
       </w:r>
-      <w:r>
-        <w:t xml:space="preserve"> </w:t>
-      </w:r>
-      <w:r>
-        <w:t xml:space="preserve">산드라: 아. 품질의 1번 규칙. 새 버전엔 새 서명.</w:t>
-      </w:r>
-    </w:p>
-    <w:p>
-      <w:pPr>
-        <w:numPr>
-          <w:ilvl w:val="0"/>
-          <w:numId w:val="1002"/>
-        </w:numPr>
+    </w:p>
+    <w:p>
+      <w:pPr>
+        <w:pStyle w:val="BodyText"/>
       </w:pPr>
       <w:r>
         <w:t xml:space="preserve">MARCUS: Can you sign electronically? From your phone?</w:t>
       </w:r>
-      <w:r>
-        <w:t xml:space="preserve"> </w:t>
-      </w:r>
-      <w:r>
-        <w:t xml:space="preserve">마커스: 전자 서명 할 수 있어요? 휴대폰으로?</w:t>
-      </w:r>
-    </w:p>
-    <w:p>
-      <w:pPr>
-        <w:numPr>
-          <w:ilvl w:val="0"/>
-          <w:numId w:val="1002"/>
-        </w:numPr>
+    </w:p>
+    <w:p>
+      <w:pPr>
+        <w:pStyle w:val="BodyText"/>
       </w:pPr>
       <w:r>
         <w:t xml:space="preserve">SANDRA: Send it. I’ll find a café with Wi-Fi. Give me one hour.</w:t>
-      </w:r>
-      <w:r>
-        <w:t xml:space="preserve"> </w:t>
-      </w:r>
-      <w:r>
-        <w:t xml:space="preserve">산드라: 보내요. 와이파이 되는 카페를 찾아볼게요. 한 시간만 줘요.</w:t>
       </w:r>
     </w:p>
     <w:bookmarkEnd w:id="22"/>
@@ -1119,27 +615,15 @@
     </w:p>
     <w:p>
       <w:pPr>
-        <w:numPr>
-          <w:ilvl w:val="0"/>
-          <w:numId w:val="1003"/>
-        </w:numPr>
+        <w:pStyle w:val="FirstParagraph"/>
       </w:pPr>
       <w:r>
         <w:t xml:space="preserve">LEO: Priya, can I show you something? It’s probably nothing.</w:t>
       </w:r>
-      <w:r>
-        <w:t xml:space="preserve"> </w:t>
-      </w:r>
-      <w:r>
-        <w:t xml:space="preserve">레오: 프리야, 뭐 하나 보여 드려도 돼요? 아마 별거 아닐 거예요.</w:t>
-      </w:r>
-    </w:p>
-    <w:p>
-      <w:pPr>
-        <w:numPr>
-          <w:ilvl w:val="0"/>
-          <w:numId w:val="1003"/>
-        </w:numPr>
+    </w:p>
+    <w:p>
+      <w:pPr>
+        <w:pStyle w:val="BodyText"/>
       </w:pPr>
       <w:r>
         <w:t xml:space="preserve">PRIYA:</w:t>
@@ -1162,11 +646,69 @@
       <w:r>
         <w:t xml:space="preserve">is never nothing. Show me.</w:t>
       </w:r>
-      <w:r>
-        <w:t xml:space="preserve"> </w:t>
-      </w:r>
-      <w:r>
-        <w:t xml:space="preserve">프리야:</w:t>
+    </w:p>
+    <w:p>
+      <w:pPr>
+        <w:pStyle w:val="BodyText"/>
+      </w:pPr>
+      <w:r>
+        <w:t xml:space="preserve">LEO: The stability data. Table fourteen. Look at the viscosity column.</w:t>
+      </w:r>
+    </w:p>
+    <w:p>
+      <w:pPr>
+        <w:pStyle w:val="BodyText"/>
+      </w:pPr>
+      <w:r>
+        <w:t xml:space="preserve">PRIYA: Six months, twelve months, eighteen months. What’s wrong?</w:t>
+      </w:r>
+    </w:p>
+    <w:p>
+      <w:pPr>
+        <w:pStyle w:val="BodyText"/>
+      </w:pPr>
+      <w:r>
+        <w:t xml:space="preserve">LEO: Months six and twelve are in one unit. Month eighteen is in another.</w:t>
+      </w:r>
+    </w:p>
+    <w:p>
+      <w:pPr>
+        <w:pStyle w:val="BodyText"/>
+      </w:pPr>
+      <w:r>
+        <w:t xml:space="preserve">PRIYA: Oh no. So month eighteen looks ten times higher.</w:t>
+      </w:r>
+    </w:p>
+    <w:p>
+      <w:pPr>
+        <w:pStyle w:val="BodyText"/>
+      </w:pPr>
+      <w:r>
+        <w:t xml:space="preserve">LEO: A reviewer might think the gel changed between month twelve and month eighteen. It didn’t. It’s just the unit. But if they see that number, they’ll stop and start asking questions.</w:t>
+      </w:r>
+    </w:p>
+    <w:p>
+      <w:pPr>
+        <w:pStyle w:val="BodyText"/>
+      </w:pPr>
+      <w:r>
+        <w:t xml:space="preserve">NOAH: How did you find that? There are twelve thousand pages.</w:t>
+      </w:r>
+    </w:p>
+    <w:p>
+      <w:pPr>
+        <w:pStyle w:val="BodyText"/>
+      </w:pPr>
+      <w:r>
+        <w:t xml:space="preserve">LEO: I read every stability table. Twice. Rule four.</w:t>
+      </w:r>
+    </w:p>
+    <w:p>
+      <w:pPr>
+        <w:pStyle w:val="BodyText"/>
+      </w:pPr>
+      <w:r>
+        <w:t xml:space="preserve">ELENA:</w:t>
       </w:r>
       <w:r>
         <w:t xml:space="preserve"> </w:t>
@@ -1175,516 +717,170 @@
         <w:t xml:space="preserve">“</w:t>
       </w:r>
       <w:r>
-        <w:t xml:space="preserve">아마 별거 아닌</w:t>
+        <w:t xml:space="preserve">I’d rather find the problem than hide it.</w:t>
       </w:r>
       <w:r>
         <w:t xml:space="preserve">”</w:t>
       </w:r>
-      <w:r>
-        <w:t xml:space="preserve"> </w:t>
-      </w:r>
-      <w:r>
-        <w:t xml:space="preserve">건 절대 별거 아닌 게 아니야. 보여 줘.</w:t>
-      </w:r>
-    </w:p>
-    <w:p>
-      <w:pPr>
-        <w:numPr>
-          <w:ilvl w:val="0"/>
-          <w:numId w:val="1003"/>
-        </w:numPr>
-      </w:pPr>
-      <w:r>
-        <w:t xml:space="preserve">LEO: The stability data. Table fourteen. Look at the viscosity column.</w:t>
-      </w:r>
-      <w:r>
-        <w:t xml:space="preserve"> </w:t>
-      </w:r>
-      <w:r>
-        <w:t xml:space="preserve">레오: 안정성 데이터. 14번 표. 점도 열을 보세요.</w:t>
-      </w:r>
-    </w:p>
-    <w:p>
-      <w:pPr>
-        <w:numPr>
-          <w:ilvl w:val="0"/>
-          <w:numId w:val="1003"/>
-        </w:numPr>
-      </w:pPr>
-      <w:r>
-        <w:t xml:space="preserve">PRIYA: Six months, twelve months, eighteen months. What’s wrong?</w:t>
-      </w:r>
-      <w:r>
-        <w:t xml:space="preserve"> </w:t>
-      </w:r>
-      <w:r>
-        <w:t xml:space="preserve">프리야: 6개월, 12개월, 18개월. 뭐가 잘못됐는데?</w:t>
-      </w:r>
-    </w:p>
-    <w:p>
-      <w:pPr>
-        <w:numPr>
-          <w:ilvl w:val="0"/>
-          <w:numId w:val="1003"/>
-        </w:numPr>
-      </w:pPr>
-      <w:r>
-        <w:t xml:space="preserve">LEO: Months six and twelve are in one unit. Month eighteen is in another.</w:t>
-      </w:r>
-      <w:r>
-        <w:t xml:space="preserve"> </w:t>
-      </w:r>
-      <w:r>
-        <w:t xml:space="preserve">레오: 6개월과 12개월은 한 단위예요. 18개월은 다른 단위고요.</w:t>
-      </w:r>
-    </w:p>
-    <w:p>
-      <w:pPr>
-        <w:numPr>
-          <w:ilvl w:val="0"/>
-          <w:numId w:val="1003"/>
-        </w:numPr>
-      </w:pPr>
-      <w:r>
-        <w:t xml:space="preserve">PRIYA: Oh no. So month eighteen looks ten times higher.</w:t>
-      </w:r>
-      <w:r>
-        <w:t xml:space="preserve"> </w:t>
-      </w:r>
-      <w:r>
-        <w:t xml:space="preserve">프리야: 이런. 그럼 18개월 값이 열 배 높아 보이겠네.</w:t>
-      </w:r>
-    </w:p>
-    <w:p>
-      <w:pPr>
-        <w:numPr>
-          <w:ilvl w:val="0"/>
-          <w:numId w:val="1003"/>
-        </w:numPr>
-      </w:pPr>
-      <w:r>
-        <w:t xml:space="preserve">LEO: A reviewer might think the gel changed between month twelve and month eighteen. It didn’t. It’s just the unit. But if they see that number, they’ll stop and start asking questions.</w:t>
-      </w:r>
-      <w:r>
-        <w:t xml:space="preserve"> </w:t>
-      </w:r>
-      <w:r>
-        <w:t xml:space="preserve">레오: 심사관은 12개월과 18개월 사이에 젤이 변했다고 생각할 수 있어요. 안 변했어요. 단위 문제일 뿐이에요. 그래도 그 숫자를 보면 거기서 멈추고 질문을 하기 시작할 거예요.</w:t>
-      </w:r>
-    </w:p>
-    <w:p>
-      <w:pPr>
-        <w:numPr>
-          <w:ilvl w:val="0"/>
-          <w:numId w:val="1003"/>
-        </w:numPr>
-      </w:pPr>
-      <w:r>
-        <w:t xml:space="preserve">NOAH: How did you find that? There are twelve thousand pages.</w:t>
-      </w:r>
-      <w:r>
-        <w:t xml:space="preserve"> </w:t>
-      </w:r>
-      <w:r>
-        <w:t xml:space="preserve">노아: 그걸 어떻게 찾았어? 1만 2천 쪽인데.</w:t>
-      </w:r>
-    </w:p>
-    <w:p>
-      <w:pPr>
-        <w:numPr>
-          <w:ilvl w:val="0"/>
-          <w:numId w:val="1003"/>
-        </w:numPr>
-      </w:pPr>
-      <w:r>
-        <w:t xml:space="preserve">LEO: I read every stability table. Twice. Rule four.</w:t>
-      </w:r>
-      <w:r>
-        <w:t xml:space="preserve"> </w:t>
-      </w:r>
-      <w:r>
-        <w:t xml:space="preserve">레오: 안정성 표를 전부 읽었어요. 두 번. 원칙 4번.</w:t>
-      </w:r>
-    </w:p>
-    <w:p>
-      <w:pPr>
-        <w:numPr>
-          <w:ilvl w:val="0"/>
-          <w:numId w:val="1003"/>
-        </w:numPr>
-      </w:pPr>
-      <w:r>
-        <w:t xml:space="preserve">ELENA:</w:t>
-      </w:r>
-      <w:r>
-        <w:t xml:space="preserve"> </w:t>
-      </w:r>
-      <w:r>
-        <w:t xml:space="preserve">“</w:t>
-      </w:r>
-      <w:r>
-        <w:t xml:space="preserve">I’d rather find the problem than hide it.</w:t>
-      </w:r>
-      <w:r>
-        <w:t xml:space="preserve">”</w:t>
-      </w:r>
-      <w:r>
-        <w:t xml:space="preserve"> </w:t>
-      </w:r>
-      <w:r>
-        <w:t xml:space="preserve">엘레나:</w:t>
-      </w:r>
-      <w:r>
-        <w:t xml:space="preserve"> </w:t>
-      </w:r>
-      <w:r>
-        <w:t xml:space="preserve">“</w:t>
-      </w:r>
-      <w:r>
-        <w:t xml:space="preserve">문제를 숨기느니 찾아내겠다.</w:t>
-      </w:r>
-      <w:r>
-        <w:t xml:space="preserve">”</w:t>
-      </w:r>
-    </w:p>
-    <w:p>
-      <w:pPr>
-        <w:numPr>
-          <w:ilvl w:val="0"/>
-          <w:numId w:val="1003"/>
-        </w:numPr>
+    </w:p>
+    <w:p>
+      <w:pPr>
+        <w:pStyle w:val="BodyText"/>
       </w:pPr>
       <w:r>
         <w:t xml:space="preserve">PRIYA: How many other tables use that data?</w:t>
       </w:r>
-      <w:r>
-        <w:t xml:space="preserve"> </w:t>
-      </w:r>
-      <w:r>
-        <w:t xml:space="preserve">프리야: 그 데이터를 쓰는 표가 몇 개나 더 있어?</w:t>
-      </w:r>
-    </w:p>
-    <w:p>
-      <w:pPr>
-        <w:numPr>
-          <w:ilvl w:val="0"/>
-          <w:numId w:val="1003"/>
-        </w:numPr>
+    </w:p>
+    <w:p>
+      <w:pPr>
+        <w:pStyle w:val="BodyText"/>
       </w:pPr>
       <w:r>
         <w:t xml:space="preserve">LEO: Three. Tables fourteen, twenty-two, and one in the summary.</w:t>
       </w:r>
-      <w:r>
-        <w:t xml:space="preserve"> </w:t>
-      </w:r>
-      <w:r>
-        <w:t xml:space="preserve">레오: 세 개요. 14번 표, 22번 표, 그리고 요약에 하나.</w:t>
-      </w:r>
-    </w:p>
-    <w:p>
-      <w:pPr>
-        <w:numPr>
-          <w:ilvl w:val="0"/>
-          <w:numId w:val="1003"/>
-        </w:numPr>
+    </w:p>
+    <w:p>
+      <w:pPr>
+        <w:pStyle w:val="BodyText"/>
       </w:pPr>
       <w:r>
         <w:t xml:space="preserve">GRACE: If the summary is wrong, that’s a real problem, because it’s the first thing a reviewer reads. They’ll form an opinion of the whole file from those pages before they open anything else.</w:t>
       </w:r>
-      <w:r>
-        <w:t xml:space="preserve"> </w:t>
-      </w:r>
-      <w:r>
-        <w:t xml:space="preserve">그레이스: 요약이 틀리면 진짜 문제예요. 심사관이 제일 먼저 읽는 게 그거거든요. 다른 걸 열어 보기도 전에 그 몇 쪽으로 파일 전체에 대한 인상을 정해 버릴 거예요.</w:t>
-      </w:r>
-    </w:p>
-    <w:p>
-      <w:pPr>
-        <w:numPr>
-          <w:ilvl w:val="0"/>
-          <w:numId w:val="1003"/>
-        </w:numPr>
+    </w:p>
+    <w:p>
+      <w:pPr>
+        <w:pStyle w:val="BodyText"/>
       </w:pPr>
       <w:r>
         <w:t xml:space="preserve">MARCUS: How long to fix all three?</w:t>
       </w:r>
-      <w:r>
-        <w:t xml:space="preserve"> </w:t>
-      </w:r>
-      <w:r>
-        <w:t xml:space="preserve">마커스: 세 개 다 고치는 데 얼마나 걸려?</w:t>
-      </w:r>
-    </w:p>
-    <w:p>
-      <w:pPr>
-        <w:numPr>
-          <w:ilvl w:val="0"/>
-          <w:numId w:val="1003"/>
-        </w:numPr>
+    </w:p>
+    <w:p>
+      <w:pPr>
+        <w:pStyle w:val="BodyText"/>
       </w:pPr>
       <w:r>
         <w:t xml:space="preserve">LEO: Two hours to fix. Two more hours to check.</w:t>
       </w:r>
-      <w:r>
-        <w:t xml:space="preserve"> </w:t>
-      </w:r>
-      <w:r>
-        <w:t xml:space="preserve">레오: 고치는 데 두 시간. 확인하는 데 두 시간 더.</w:t>
-      </w:r>
-    </w:p>
-    <w:p>
-      <w:pPr>
-        <w:numPr>
-          <w:ilvl w:val="0"/>
-          <w:numId w:val="1003"/>
-        </w:numPr>
+    </w:p>
+    <w:p>
+      <w:pPr>
+        <w:pStyle w:val="BodyText"/>
       </w:pPr>
       <w:r>
         <w:t xml:space="preserve">NOAH: It’s three p.m. That’s seven. We still have five hours.</w:t>
       </w:r>
-      <w:r>
-        <w:t xml:space="preserve"> </w:t>
-      </w:r>
-      <w:r>
-        <w:t xml:space="preserve">노아: 지금 오후 3시예요. 그럼 7시. 아직 다섯 시간 남아요.</w:t>
-      </w:r>
-    </w:p>
-    <w:p>
-      <w:pPr>
-        <w:numPr>
-          <w:ilvl w:val="0"/>
-          <w:numId w:val="1003"/>
-        </w:numPr>
+    </w:p>
+    <w:p>
+      <w:pPr>
+        <w:pStyle w:val="BodyText"/>
       </w:pPr>
       <w:r>
         <w:t xml:space="preserve">PRIYA: Here’s the plan. Leo fixes all three tables. I check every number against the raw data. Then Grace checks my checking, so no single person is the last line of defense.</w:t>
       </w:r>
-      <w:r>
-        <w:t xml:space="preserve"> </w:t>
-      </w:r>
-      <w:r>
-        <w:t xml:space="preserve">프리야: 계획은 이래. 레오가 표 세 개를 다 고쳐. 내가 모든 숫자를 원자료와 대조해서 확인하고. 그다음 그레이스가 내 확인을 확인해. 그래야 어느 한 사람이 마지막 방어선이 되지 않지.</w:t>
-      </w:r>
-    </w:p>
-    <w:p>
-      <w:pPr>
-        <w:numPr>
-          <w:ilvl w:val="0"/>
-          <w:numId w:val="1003"/>
-        </w:numPr>
+    </w:p>
+    <w:p>
+      <w:pPr>
+        <w:pStyle w:val="BodyText"/>
       </w:pPr>
       <w:r>
         <w:t xml:space="preserve">GRACE: Four eyes. No, six eyes. Even better.</w:t>
       </w:r>
-      <w:r>
-        <w:t xml:space="preserve"> </w:t>
-      </w:r>
-      <w:r>
-        <w:t xml:space="preserve">그레이스: 눈 네 개. 아니, 눈 여섯 개. 더 좋네요.</w:t>
-      </w:r>
-    </w:p>
-    <w:p>
-      <w:pPr>
-        <w:numPr>
-          <w:ilvl w:val="0"/>
-          <w:numId w:val="1003"/>
-        </w:numPr>
+    </w:p>
+    <w:p>
+      <w:pPr>
+        <w:pStyle w:val="BodyText"/>
       </w:pPr>
       <w:r>
         <w:t xml:space="preserve">SANDRA: Marcus, it’s signed. Electronically. From a café near the river.</w:t>
       </w:r>
-      <w:r>
-        <w:t xml:space="preserve"> </w:t>
-      </w:r>
-      <w:r>
-        <w:t xml:space="preserve">산드라: 마커스, 서명했어요. 전자로요. 강가 카페에서요.</w:t>
-      </w:r>
-    </w:p>
-    <w:p>
-      <w:pPr>
-        <w:numPr>
-          <w:ilvl w:val="0"/>
-          <w:numId w:val="1003"/>
-        </w:numPr>
+    </w:p>
+    <w:p>
+      <w:pPr>
+        <w:pStyle w:val="BodyText"/>
       </w:pPr>
       <w:r>
         <w:t xml:space="preserve">MARCUS: Sandra, thank you. I owe you a very good dinner.</w:t>
       </w:r>
-      <w:r>
-        <w:t xml:space="preserve"> </w:t>
-      </w:r>
-      <w:r>
-        <w:t xml:space="preserve">마커스: 산드라, 고마워요. 아주 좋은 저녁 한 번 빚졌어요.</w:t>
-      </w:r>
-    </w:p>
-    <w:p>
-      <w:pPr>
-        <w:numPr>
-          <w:ilvl w:val="0"/>
-          <w:numId w:val="1003"/>
-        </w:numPr>
+    </w:p>
+    <w:p>
+      <w:pPr>
+        <w:pStyle w:val="BodyText"/>
       </w:pPr>
       <w:r>
         <w:t xml:space="preserve">SANDRA: In Florence. When your product is approved.</w:t>
       </w:r>
-      <w:r>
-        <w:t xml:space="preserve"> </w:t>
-      </w:r>
-      <w:r>
-        <w:t xml:space="preserve">산드라: 피렌체에서요. 제품이 승인되면.</w:t>
-      </w:r>
-    </w:p>
-    <w:p>
-      <w:pPr>
-        <w:numPr>
-          <w:ilvl w:val="0"/>
-          <w:numId w:val="1003"/>
-        </w:numPr>
+    </w:p>
+    <w:p>
+      <w:pPr>
+        <w:pStyle w:val="BodyText"/>
       </w:pPr>
       <w:r>
         <w:t xml:space="preserve">MARCUS: Deal. Enjoy the Botticelli.</w:t>
       </w:r>
-      <w:r>
-        <w:t xml:space="preserve"> </w:t>
-      </w:r>
-      <w:r>
-        <w:t xml:space="preserve">마커스: 좋아요. 보티첼리 즐겨요.</w:t>
-      </w:r>
-    </w:p>
-    <w:p>
-      <w:pPr>
-        <w:numPr>
-          <w:ilvl w:val="0"/>
-          <w:numId w:val="1003"/>
-        </w:numPr>
+    </w:p>
+    <w:p>
+      <w:pPr>
+        <w:pStyle w:val="BodyText"/>
       </w:pPr>
       <w:r>
         <w:t xml:space="preserve">GRACE: Manufacturing, one hundred percent. Signed and sealed. Updating the tracker.</w:t>
       </w:r>
-      <w:r>
-        <w:t xml:space="preserve"> </w:t>
-      </w:r>
-      <w:r>
-        <w:t xml:space="preserve">그레이스: 제조 100퍼센트. 서명 완료. 진행표 업데이트할게요.</w:t>
-      </w:r>
-    </w:p>
-    <w:p>
-      <w:pPr>
-        <w:numPr>
-          <w:ilvl w:val="0"/>
-          <w:numId w:val="1003"/>
-        </w:numPr>
+    </w:p>
+    <w:p>
+      <w:pPr>
+        <w:pStyle w:val="BodyText"/>
       </w:pPr>
       <w:r>
         <w:t xml:space="preserve">ELENA: Noah, one more thing. Did you pay the user fee?</w:t>
       </w:r>
-      <w:r>
-        <w:t xml:space="preserve"> </w:t>
-      </w:r>
-      <w:r>
-        <w:t xml:space="preserve">엘레나: 노아, 하나 더요. 사용자 수수료 냈어요?</w:t>
-      </w:r>
-    </w:p>
-    <w:p>
-      <w:pPr>
-        <w:numPr>
-          <w:ilvl w:val="0"/>
-          <w:numId w:val="1003"/>
-        </w:numPr>
+    </w:p>
+    <w:p>
+      <w:pPr>
+        <w:pStyle w:val="BodyText"/>
       </w:pPr>
       <w:r>
         <w:t xml:space="preserve">NOAH: The FDA fee? Yesterday. Even with the small business discount, it hurt.</w:t>
       </w:r>
-      <w:r>
-        <w:t xml:space="preserve"> </w:t>
-      </w:r>
-      <w:r>
-        <w:t xml:space="preserve">노아: FDA 수수료요? 어제요. 중소기업 할인을 받아도 아팠어요.</w:t>
-      </w:r>
-    </w:p>
-    <w:p>
-      <w:pPr>
-        <w:numPr>
-          <w:ilvl w:val="0"/>
-          <w:numId w:val="1003"/>
-        </w:numPr>
+    </w:p>
+    <w:p>
+      <w:pPr>
+        <w:pStyle w:val="BodyText"/>
       </w:pPr>
       <w:r>
         <w:t xml:space="preserve">GRACE: Without the payment, they won’t even open the file.</w:t>
       </w:r>
-      <w:r>
-        <w:t xml:space="preserve"> </w:t>
-      </w:r>
-      <w:r>
-        <w:t xml:space="preserve">그레이스: 그 돈을 안 내면 파일을 열어 보지도 않아요.</w:t>
-      </w:r>
-    </w:p>
-    <w:p>
-      <w:pPr>
-        <w:numPr>
-          <w:ilvl w:val="0"/>
-          <w:numId w:val="1003"/>
-        </w:numPr>
+    </w:p>
+    <w:p>
+      <w:pPr>
+        <w:pStyle w:val="BodyText"/>
       </w:pPr>
       <w:r>
         <w:t xml:space="preserve">NOAH: Receipt is in the folder. Diane made me save three copies.</w:t>
       </w:r>
-      <w:r>
-        <w:t xml:space="preserve"> </w:t>
-      </w:r>
-      <w:r>
-        <w:t xml:space="preserve">노아: 영수증은 폴더에 있어요. 다이앤이 사본 세 개를 저장하라고 했어요.</w:t>
-      </w:r>
-    </w:p>
-    <w:p>
-      <w:pPr>
-        <w:numPr>
-          <w:ilvl w:val="0"/>
-          <w:numId w:val="1003"/>
-        </w:numPr>
+    </w:p>
+    <w:p>
+      <w:pPr>
+        <w:pStyle w:val="BodyText"/>
       </w:pPr>
       <w:r>
         <w:t xml:space="preserve">MARCUS: Of course she did.</w:t>
       </w:r>
-      <w:r>
-        <w:t xml:space="preserve"> </w:t>
-      </w:r>
-      <w:r>
-        <w:t xml:space="preserve">마커스: 당연히 그랬겠지.</w:t>
-      </w:r>
-    </w:p>
-    <w:p>
-      <w:pPr>
-        <w:numPr>
-          <w:ilvl w:val="0"/>
-          <w:numId w:val="1003"/>
-        </w:numPr>
+    </w:p>
+    <w:p>
+      <w:pPr>
+        <w:pStyle w:val="BodyText"/>
       </w:pPr>
       <w:r>
         <w:t xml:space="preserve">PRIYA: Leo, table fourteen is fixed. I’m checking twenty-two now.</w:t>
       </w:r>
-      <w:r>
-        <w:t xml:space="preserve"> </w:t>
-      </w:r>
-      <w:r>
-        <w:t xml:space="preserve">프리야: 레오, 14번 표 고쳤어. 이제 22번 확인 중이야.</w:t>
-      </w:r>
-    </w:p>
-    <w:p>
-      <w:pPr>
-        <w:numPr>
-          <w:ilvl w:val="0"/>
-          <w:numId w:val="1003"/>
-        </w:numPr>
+    </w:p>
+    <w:p>
+      <w:pPr>
+        <w:pStyle w:val="BodyText"/>
       </w:pPr>
       <w:r>
         <w:t xml:space="preserve">LEO: And the summary?</w:t>
-      </w:r>
-      <w:r>
-        <w:t xml:space="preserve"> </w:t>
-      </w:r>
-      <w:r>
-        <w:t xml:space="preserve">레오: 그리고 요약은요?</w:t>
       </w:r>
     </w:p>
     <w:bookmarkEnd w:id="23"/>
@@ -1699,214 +895,103 @@
     </w:p>
     <w:p>
       <w:pPr>
-        <w:numPr>
-          <w:ilvl w:val="0"/>
-          <w:numId w:val="1004"/>
-        </w:numPr>
+        <w:pStyle w:val="FirstParagraph"/>
       </w:pPr>
       <w:r>
         <w:t xml:space="preserve">GRACE: Summary corrected. Six eyes. All agree.</w:t>
       </w:r>
-      <w:r>
-        <w:t xml:space="preserve"> </w:t>
-      </w:r>
-      <w:r>
-        <w:t xml:space="preserve">그레이스: 요약 수정 완료. 눈 여섯 개. 전원 동의.</w:t>
-      </w:r>
-    </w:p>
-    <w:p>
-      <w:pPr>
-        <w:numPr>
-          <w:ilvl w:val="0"/>
-          <w:numId w:val="1004"/>
-        </w:numPr>
+    </w:p>
+    <w:p>
+      <w:pPr>
+        <w:pStyle w:val="BodyText"/>
       </w:pPr>
       <w:r>
         <w:t xml:space="preserve">NOAH: It’s ten p.m. Two hours. Final pass?</w:t>
       </w:r>
-      <w:r>
-        <w:t xml:space="preserve"> </w:t>
-      </w:r>
-      <w:r>
-        <w:t xml:space="preserve">노아: 밤 10시예요. 두 시간. 최종 검토할까요?</w:t>
-      </w:r>
-    </w:p>
-    <w:p>
-      <w:pPr>
-        <w:numPr>
-          <w:ilvl w:val="0"/>
-          <w:numId w:val="1004"/>
-        </w:numPr>
+    </w:p>
+    <w:p>
+      <w:pPr>
+        <w:pStyle w:val="BodyText"/>
       </w:pPr>
       <w:r>
         <w:t xml:space="preserve">ELENA: Final pass. Each owner confirms their section. Out loud.</w:t>
       </w:r>
-      <w:r>
-        <w:t xml:space="preserve"> </w:t>
-      </w:r>
-      <w:r>
-        <w:t xml:space="preserve">엘레나: 최종 검토. 각 책임자가 자기 섹션을 확인해요. 소리 내서.</w:t>
-      </w:r>
-    </w:p>
-    <w:p>
-      <w:pPr>
-        <w:numPr>
-          <w:ilvl w:val="0"/>
-          <w:numId w:val="1004"/>
-        </w:numPr>
+    </w:p>
+    <w:p>
+      <w:pPr>
+        <w:pStyle w:val="BodyText"/>
       </w:pPr>
       <w:r>
         <w:t xml:space="preserve">PRIYA: Preclinical. Complete, checked, consistent. I sign off.</w:t>
       </w:r>
-      <w:r>
-        <w:t xml:space="preserve"> </w:t>
-      </w:r>
-      <w:r>
-        <w:t xml:space="preserve">프리야: 비임상. 완료, 확인, 일관성 검토. 승인합니다.</w:t>
-      </w:r>
-    </w:p>
-    <w:p>
-      <w:pPr>
-        <w:numPr>
-          <w:ilvl w:val="0"/>
-          <w:numId w:val="1004"/>
-        </w:numPr>
+    </w:p>
+    <w:p>
+      <w:pPr>
+        <w:pStyle w:val="BodyText"/>
       </w:pPr>
       <w:r>
         <w:t xml:space="preserve">GRACE: Clinical. Complete, checked, matches Paul’s tables. I sign off.</w:t>
       </w:r>
-      <w:r>
-        <w:t xml:space="preserve"> </w:t>
-      </w:r>
-      <w:r>
-        <w:t xml:space="preserve">그레이스: 임상. 완료, 확인, 폴의 표와 일치. 승인합니다.</w:t>
-      </w:r>
-    </w:p>
-    <w:p>
-      <w:pPr>
-        <w:numPr>
-          <w:ilvl w:val="0"/>
-          <w:numId w:val="1004"/>
-        </w:numPr>
+    </w:p>
+    <w:p>
+      <w:pPr>
+        <w:pStyle w:val="BodyText"/>
       </w:pPr>
       <w:r>
         <w:t xml:space="preserve">MARCUS: Manufacturing. Complete, all signatures, including Florence. I sign off.</w:t>
       </w:r>
-      <w:r>
-        <w:t xml:space="preserve"> </w:t>
-      </w:r>
-      <w:r>
-        <w:t xml:space="preserve">마커스: 제조. 완료, 서명 전부, 피렌체 것까지. 승인합니다.</w:t>
-      </w:r>
-    </w:p>
-    <w:p>
-      <w:pPr>
-        <w:numPr>
-          <w:ilvl w:val="0"/>
-          <w:numId w:val="1004"/>
-        </w:numPr>
+    </w:p>
+    <w:p>
+      <w:pPr>
+        <w:pStyle w:val="BodyText"/>
       </w:pPr>
       <w:r>
         <w:t xml:space="preserve">ELENA: Labeling. Complete. Boring and true. I sign off.</w:t>
       </w:r>
-      <w:r>
-        <w:t xml:space="preserve"> </w:t>
-      </w:r>
-      <w:r>
-        <w:t xml:space="preserve">엘레나: 라벨링. 완료. 지루하고 진실하게. 승인합니다.</w:t>
-      </w:r>
-    </w:p>
-    <w:p>
-      <w:pPr>
-        <w:numPr>
-          <w:ilvl w:val="0"/>
-          <w:numId w:val="1004"/>
-        </w:numPr>
+    </w:p>
+    <w:p>
+      <w:pPr>
+        <w:pStyle w:val="BodyText"/>
       </w:pPr>
       <w:r>
         <w:t xml:space="preserve">LEO: Stability. Corrected. Checked by six eyes. I sign off too. Unofficially.</w:t>
       </w:r>
-      <w:r>
-        <w:t xml:space="preserve"> </w:t>
-      </w:r>
-      <w:r>
-        <w:t xml:space="preserve">레오: 안정성. 수정 완료. 눈 여섯 개가 확인. 저도 승인해요. 비공식적으로.</w:t>
-      </w:r>
-    </w:p>
-    <w:p>
-      <w:pPr>
-        <w:numPr>
-          <w:ilvl w:val="0"/>
-          <w:numId w:val="1004"/>
-        </w:numPr>
+    </w:p>
+    <w:p>
+      <w:pPr>
+        <w:pStyle w:val="BodyText"/>
       </w:pPr>
       <w:r>
         <w:t xml:space="preserve">NOAH: And who signs off on the whole thing?</w:t>
       </w:r>
-      <w:r>
-        <w:t xml:space="preserve"> </w:t>
-      </w:r>
-      <w:r>
-        <w:t xml:space="preserve">노아: 그리고 전체는 누가 승인하죠?</w:t>
-      </w:r>
-    </w:p>
-    <w:p>
-      <w:pPr>
-        <w:numPr>
-          <w:ilvl w:val="0"/>
-          <w:numId w:val="1004"/>
-        </w:numPr>
+    </w:p>
+    <w:p>
+      <w:pPr>
+        <w:pStyle w:val="BodyText"/>
       </w:pPr>
       <w:r>
         <w:t xml:space="preserve">ELENA: You do. You’re the CEO. Your name goes on the cover letter.</w:t>
       </w:r>
-      <w:r>
-        <w:t xml:space="preserve"> </w:t>
-      </w:r>
-      <w:r>
-        <w:t xml:space="preserve">엘레나: 당신이요. CEO니까요. 당신 이름이 표지 서한에 들어가요.</w:t>
-      </w:r>
-    </w:p>
-    <w:p>
-      <w:pPr>
-        <w:numPr>
-          <w:ilvl w:val="0"/>
-          <w:numId w:val="1004"/>
-        </w:numPr>
+    </w:p>
+    <w:p>
+      <w:pPr>
+        <w:pStyle w:val="BodyText"/>
       </w:pPr>
       <w:r>
         <w:t xml:space="preserve">NOAH: My name. On twelve thousand pages I didn’t write.</w:t>
       </w:r>
-      <w:r>
-        <w:t xml:space="preserve"> </w:t>
-      </w:r>
-      <w:r>
-        <w:t xml:space="preserve">노아: 내 이름이요. 내가 쓰지도 않은 1만 2천 쪽에.</w:t>
-      </w:r>
-    </w:p>
-    <w:p>
-      <w:pPr>
-        <w:numPr>
-          <w:ilvl w:val="0"/>
-          <w:numId w:val="1004"/>
-        </w:numPr>
+    </w:p>
+    <w:p>
+      <w:pPr>
+        <w:pStyle w:val="BodyText"/>
       </w:pPr>
       <w:r>
         <w:t xml:space="preserve">MARCUS: That’s what a CEO is, Noah. You sign for everyone’s work, even the parts you didn’t write. Your name tells the FDA that somebody at the top is accountable for all of it.</w:t>
       </w:r>
-      <w:r>
-        <w:t xml:space="preserve"> </w:t>
-      </w:r>
-      <w:r>
-        <w:t xml:space="preserve">마커스: CEO란 게 그런 거야, 노아. 모두의 일에 대신 서명하는 사람. 직접 쓰지 않은 부분까지도. 네 이름은 FDA에게 맨 위에 이 모든 걸 책임지는 사람이 있다고 말해 주는 거야.</w:t>
-      </w:r>
-    </w:p>
-    <w:p>
-      <w:pPr>
-        <w:numPr>
-          <w:ilvl w:val="0"/>
-          <w:numId w:val="1004"/>
-        </w:numPr>
+    </w:p>
+    <w:p>
+      <w:pPr>
+        <w:pStyle w:val="BodyText"/>
       </w:pPr>
       <w:r>
         <w:t xml:space="preserve">PRIYA: Like Marcus at Corwin.</w:t>
@@ -1923,11 +1008,85 @@
       <w:r>
         <w:t xml:space="preserve">”</w:t>
       </w:r>
-      <w:r>
-        <w:t xml:space="preserve"> </w:t>
-      </w:r>
-      <w:r>
-        <w:t xml:space="preserve">프리야: 코윈 시절 마커스처럼.</w:t>
+    </w:p>
+    <w:p>
+      <w:pPr>
+        <w:pStyle w:val="BodyText"/>
+      </w:pPr>
+      <w:r>
+        <w:t xml:space="preserve">MARCUS: Every lot. And I read every page before I signed.</w:t>
+      </w:r>
+    </w:p>
+    <w:p>
+      <w:pPr>
+        <w:pStyle w:val="BodyText"/>
+      </w:pPr>
+      <w:r>
+        <w:t xml:space="preserve">NOAH: I can’t read twelve thousand pages in two hours.</w:t>
+      </w:r>
+    </w:p>
+    <w:p>
+      <w:pPr>
+        <w:pStyle w:val="BodyText"/>
+      </w:pPr>
+      <w:r>
+        <w:t xml:space="preserve">ELENA: No. But you can read the summary. It’s thirty pages, and that’s what reviewers read first. If the summary makes sense to you, then you know the story we’re telling them.</w:t>
+      </w:r>
+    </w:p>
+    <w:p>
+      <w:pPr>
+        <w:pStyle w:val="BodyText"/>
+      </w:pPr>
+      <w:r>
+        <w:t xml:space="preserve">NOAH: Then give me thirty minutes. And quiet.</w:t>
+      </w:r>
+    </w:p>
+    <w:p>
+      <w:pPr>
+        <w:pStyle w:val="BodyText"/>
+      </w:pPr>
+      <w:r>
+        <w:t xml:space="preserve">GRACE: Everyone, quiet for the CEO. Phones on silent.</w:t>
+      </w:r>
+    </w:p>
+    <w:p>
+      <w:pPr>
+        <w:pStyle w:val="BodyText"/>
+      </w:pPr>
+      <w:r>
+        <w:t xml:space="preserve">LEO: Can I get pizza delivered? Quietly?</w:t>
+      </w:r>
+    </w:p>
+    <w:p>
+      <w:pPr>
+        <w:pStyle w:val="BodyText"/>
+      </w:pPr>
+      <w:r>
+        <w:t xml:space="preserve">MARCUS: Pizza is always allowed in a war room.</w:t>
+      </w:r>
+    </w:p>
+    <w:p>
+      <w:pPr>
+        <w:pStyle w:val="BodyText"/>
+      </w:pPr>
+      <w:r>
+        <w:t xml:space="preserve">NOAH: Okay. Done. Page eleven. One question.</w:t>
+      </w:r>
+    </w:p>
+    <w:p>
+      <w:pPr>
+        <w:pStyle w:val="BodyText"/>
+      </w:pPr>
+      <w:r>
+        <w:t xml:space="preserve">ELENA: Go ahead.</w:t>
+      </w:r>
+    </w:p>
+    <w:p>
+      <w:pPr>
+        <w:pStyle w:val="BodyText"/>
+      </w:pPr>
+      <w:r>
+        <w:t xml:space="preserve">NOAH:</w:t>
       </w:r>
       <w:r>
         <w:t xml:space="preserve"> </w:t>
@@ -1936,174 +1095,24 @@
         <w:t xml:space="preserve">“</w:t>
       </w:r>
       <w:r>
-        <w:t xml:space="preserve">모든 로트에 내가 서명한다.</w:t>
+        <w:t xml:space="preserve">Ninety-three minutes versus thirty minutes.</w:t>
       </w:r>
       <w:r>
         <w:t xml:space="preserve">”</w:t>
       </w:r>
-    </w:p>
-    <w:p>
-      <w:pPr>
-        <w:numPr>
-          <w:ilvl w:val="0"/>
-          <w:numId w:val="1004"/>
-        </w:numPr>
-      </w:pPr>
-      <w:r>
-        <w:t xml:space="preserve">MARCUS: Every lot. And I read every page before I signed.</w:t>
-      </w:r>
-      <w:r>
-        <w:t xml:space="preserve"> </w:t>
-      </w:r>
-      <w:r>
-        <w:t xml:space="preserve">마커스: 모든 로트. 그리고 서명 전에 모든 페이지를 읽었지.</w:t>
-      </w:r>
-    </w:p>
-    <w:p>
-      <w:pPr>
-        <w:numPr>
-          <w:ilvl w:val="0"/>
-          <w:numId w:val="1004"/>
-        </w:numPr>
-      </w:pPr>
-      <w:r>
-        <w:t xml:space="preserve">NOAH: I can’t read twelve thousand pages in two hours.</w:t>
-      </w:r>
-      <w:r>
-        <w:t xml:space="preserve"> </w:t>
-      </w:r>
-      <w:r>
-        <w:t xml:space="preserve">노아: 두 시간 안에 1만 2천 쪽을 읽을 순 없어요.</w:t>
-      </w:r>
-    </w:p>
-    <w:p>
-      <w:pPr>
-        <w:numPr>
-          <w:ilvl w:val="0"/>
-          <w:numId w:val="1004"/>
-        </w:numPr>
-      </w:pPr>
-      <w:r>
-        <w:t xml:space="preserve">ELENA: No. But you can read the summary. It’s thirty pages, and that’s what reviewers read first. If the summary makes sense to you, then you know the story we’re telling them.</w:t>
-      </w:r>
-      <w:r>
-        <w:t xml:space="preserve"> </w:t>
-      </w:r>
-      <w:r>
-        <w:t xml:space="preserve">엘레나: 그렇죠. 하지만 요약은 읽을 수 있어요. 30쪽이고, 심사관들이 제일 먼저 읽는 부분이에요. 요약이 당신한테 이해가 된다면, 우리가 그들에게 어떤 이야기를 하고 있는지 아는 거예요.</w:t>
-      </w:r>
-    </w:p>
-    <w:p>
-      <w:pPr>
-        <w:numPr>
-          <w:ilvl w:val="0"/>
-          <w:numId w:val="1004"/>
-        </w:numPr>
-      </w:pPr>
-      <w:r>
-        <w:t xml:space="preserve">NOAH: Then give me thirty minutes. And quiet.</w:t>
-      </w:r>
-      <w:r>
-        <w:t xml:space="preserve"> </w:t>
-      </w:r>
-      <w:r>
-        <w:t xml:space="preserve">노아: 그럼 30분만 주세요. 그리고 조용히.</w:t>
-      </w:r>
-    </w:p>
-    <w:p>
-      <w:pPr>
-        <w:numPr>
-          <w:ilvl w:val="0"/>
-          <w:numId w:val="1004"/>
-        </w:numPr>
-      </w:pPr>
-      <w:r>
-        <w:t xml:space="preserve">GRACE: Everyone, quiet for the CEO. Phones on silent.</w:t>
-      </w:r>
-      <w:r>
-        <w:t xml:space="preserve"> </w:t>
-      </w:r>
-      <w:r>
-        <w:t xml:space="preserve">그레이스: 여러분, CEO를 위해 조용히. 휴대폰 무음으로.</w:t>
-      </w:r>
-    </w:p>
-    <w:p>
-      <w:pPr>
-        <w:numPr>
-          <w:ilvl w:val="0"/>
-          <w:numId w:val="1004"/>
-        </w:numPr>
-      </w:pPr>
-      <w:r>
-        <w:t xml:space="preserve">LEO: Can I get pizza delivered? Quietly?</w:t>
-      </w:r>
-      <w:r>
-        <w:t xml:space="preserve"> </w:t>
-      </w:r>
-      <w:r>
-        <w:t xml:space="preserve">레오: 피자 시켜도 돼요? 조용히?</w:t>
-      </w:r>
-    </w:p>
-    <w:p>
-      <w:pPr>
-        <w:numPr>
-          <w:ilvl w:val="0"/>
-          <w:numId w:val="1004"/>
-        </w:numPr>
-      </w:pPr>
-      <w:r>
-        <w:t xml:space="preserve">MARCUS: Pizza is always allowed in a war room.</w:t>
-      </w:r>
-      <w:r>
-        <w:t xml:space="preserve"> </w:t>
-      </w:r>
-      <w:r>
-        <w:t xml:space="preserve">마커스: 워룸에서 피자는 언제나 허용이야.</w:t>
-      </w:r>
-    </w:p>
-    <w:p>
-      <w:pPr>
-        <w:numPr>
-          <w:ilvl w:val="0"/>
-          <w:numId w:val="1004"/>
-        </w:numPr>
-      </w:pPr>
-      <w:r>
-        <w:t xml:space="preserve">NOAH: Okay. Done. Page eleven. One question.</w:t>
-      </w:r>
-      <w:r>
-        <w:t xml:space="preserve"> </w:t>
-      </w:r>
-      <w:r>
-        <w:t xml:space="preserve">노아: 좋아요. 다 읽었어요. 11페이지. 질문 하나.</w:t>
-      </w:r>
-    </w:p>
-    <w:p>
-      <w:pPr>
-        <w:numPr>
-          <w:ilvl w:val="0"/>
-          <w:numId w:val="1004"/>
-        </w:numPr>
-      </w:pPr>
-      <w:r>
-        <w:t xml:space="preserve">ELENA: Go ahead.</w:t>
-      </w:r>
-      <w:r>
-        <w:t xml:space="preserve"> </w:t>
-      </w:r>
-      <w:r>
-        <w:t xml:space="preserve">엘레나: 말해요.</w:t>
-      </w:r>
-    </w:p>
-    <w:p>
-      <w:pPr>
-        <w:numPr>
-          <w:ilvl w:val="0"/>
-          <w:numId w:val="1004"/>
-        </w:numPr>
-      </w:pPr>
-      <w:r>
-        <w:t xml:space="preserve">NOAH:</w:t>
+      <w:r>
+        <w:t xml:space="preserve"> </w:t>
+      </w:r>
+      <w:r>
+        <w:t xml:space="preserve">Is the comparator’s name written correctly?</w:t>
+      </w:r>
+    </w:p>
+    <w:p>
+      <w:pPr>
+        <w:pStyle w:val="BodyText"/>
+      </w:pPr>
+      <w:r>
+        <w:t xml:space="preserve">GRACE:</w:t>
       </w:r>
       <w:r>
         <w:t xml:space="preserve"> </w:t>
@@ -2112,7 +1121,7 @@
         <w:t xml:space="preserve">“</w:t>
       </w:r>
       <w:r>
-        <w:t xml:space="preserve">Ninety-three minutes versus thirty minutes.</w:t>
+        <w:t xml:space="preserve">Lumaderm Volume.</w:t>
       </w:r>
       <w:r>
         <w:t xml:space="preserve">”</w:t>
@@ -2121,101 +1130,15 @@
         <w:t xml:space="preserve"> </w:t>
       </w:r>
       <w:r>
-        <w:t xml:space="preserve">Is the comparator’s name written correctly?</w:t>
-      </w:r>
-      <w:r>
-        <w:t xml:space="preserve"> </w:t>
-      </w:r>
-      <w:r>
-        <w:t xml:space="preserve">노아:</w:t>
-      </w:r>
-      <w:r>
-        <w:t xml:space="preserve"> </w:t>
-      </w:r>
-      <w:r>
-        <w:t xml:space="preserve">“</w:t>
-      </w:r>
-      <w:r>
-        <w:t xml:space="preserve">93분 대 30분.</w:t>
-      </w:r>
-      <w:r>
-        <w:t xml:space="preserve">”</w:t>
-      </w:r>
-      <w:r>
-        <w:t xml:space="preserve"> </w:t>
-      </w:r>
-      <w:r>
-        <w:t xml:space="preserve">비교 제품 이름이 정확히 쓰여 있어요?</w:t>
-      </w:r>
-    </w:p>
-    <w:p>
-      <w:pPr>
-        <w:numPr>
-          <w:ilvl w:val="0"/>
-          <w:numId w:val="1004"/>
-        </w:numPr>
-      </w:pPr>
-      <w:r>
-        <w:t xml:space="preserve">GRACE:</w:t>
-      </w:r>
-      <w:r>
-        <w:t xml:space="preserve"> </w:t>
-      </w:r>
-      <w:r>
-        <w:t xml:space="preserve">“</w:t>
-      </w:r>
-      <w:r>
-        <w:t xml:space="preserve">Lumaderm Volume.</w:t>
-      </w:r>
-      <w:r>
-        <w:t xml:space="preserve">”</w:t>
-      </w:r>
-      <w:r>
-        <w:t xml:space="preserve"> </w:t>
-      </w:r>
-      <w:r>
         <w:t xml:space="preserve">Yes. Why?</w:t>
       </w:r>
-      <w:r>
-        <w:t xml:space="preserve"> </w:t>
-      </w:r>
-      <w:r>
-        <w:t xml:space="preserve">그레이스:</w:t>
-      </w:r>
-      <w:r>
-        <w:t xml:space="preserve"> </w:t>
-      </w:r>
-      <w:r>
-        <w:t xml:space="preserve">“</w:t>
-      </w:r>
-      <w:r>
-        <w:t xml:space="preserve">루마덤 볼륨.</w:t>
-      </w:r>
-      <w:r>
-        <w:t xml:space="preserve">”</w:t>
-      </w:r>
-      <w:r>
-        <w:t xml:space="preserve"> </w:t>
-      </w:r>
-      <w:r>
-        <w:t xml:space="preserve">네. 왜요?</w:t>
-      </w:r>
-    </w:p>
-    <w:p>
-      <w:pPr>
-        <w:numPr>
-          <w:ilvl w:val="0"/>
-          <w:numId w:val="1004"/>
-        </w:numPr>
+    </w:p>
+    <w:p>
+      <w:pPr>
+        <w:pStyle w:val="BodyText"/>
       </w:pPr>
       <w:r>
         <w:t xml:space="preserve">NOAH: Because I named it years ago, when all of this was still just an idea. I’ve been comparing us to it ever since. I just wanted to see it in our file, finally.</w:t>
-      </w:r>
-      <w:r>
-        <w:t xml:space="preserve"> </w:t>
-      </w:r>
-      <w:r>
-        <w:t xml:space="preserve">노아: 제가 몇 년 전에, 이 모든 게 아직 아이디어일 뿐이던 때 그 이름을 지었거든요. 그 뒤로 계속 우리를 그것과 비교해 왔어요. 그냥 드디어 우리 파일에서 그 이름을 보고 싶었어요.</w:t>
       </w:r>
     </w:p>
     <w:bookmarkEnd w:id="24"/>
@@ -2230,257 +1153,122 @@
     </w:p>
     <w:p>
       <w:pPr>
-        <w:numPr>
-          <w:ilvl w:val="0"/>
-          <w:numId w:val="1005"/>
-        </w:numPr>
+        <w:pStyle w:val="FirstParagraph"/>
       </w:pPr>
       <w:r>
         <w:t xml:space="preserve">ELENA: It’s eleven fifty. Upload is ready. Who presses the button?</w:t>
       </w:r>
-      <w:r>
-        <w:t xml:space="preserve"> </w:t>
-      </w:r>
-      <w:r>
-        <w:t xml:space="preserve">엘레나: 11시 50분이에요. 업로드 준비 완료. 누가 버튼을 누를까요?</w:t>
-      </w:r>
-    </w:p>
-    <w:p>
-      <w:pPr>
-        <w:numPr>
-          <w:ilvl w:val="0"/>
-          <w:numId w:val="1005"/>
-        </w:numPr>
+    </w:p>
+    <w:p>
+      <w:pPr>
+        <w:pStyle w:val="BodyText"/>
       </w:pPr>
       <w:r>
         <w:t xml:space="preserve">PRIYA: Noah. It was his napkin.</w:t>
       </w:r>
-      <w:r>
-        <w:t xml:space="preserve"> </w:t>
-      </w:r>
-      <w:r>
-        <w:t xml:space="preserve">프리야: 노아. 그의 냅킨이었으니까.</w:t>
-      </w:r>
-    </w:p>
-    <w:p>
-      <w:pPr>
-        <w:numPr>
-          <w:ilvl w:val="0"/>
-          <w:numId w:val="1005"/>
-        </w:numPr>
+    </w:p>
+    <w:p>
+      <w:pPr>
+        <w:pStyle w:val="BodyText"/>
       </w:pPr>
       <w:r>
         <w:t xml:space="preserve">NOAH: It was everyone’s napkin. Leo, you found the error. You press it.</w:t>
       </w:r>
-      <w:r>
-        <w:t xml:space="preserve"> </w:t>
-      </w:r>
-      <w:r>
-        <w:t xml:space="preserve">노아: 모두의 냅킨이었어. 레오, 오류를 찾은 건 너야. 네가 눌러.</w:t>
-      </w:r>
-    </w:p>
-    <w:p>
-      <w:pPr>
-        <w:numPr>
-          <w:ilvl w:val="0"/>
-          <w:numId w:val="1005"/>
-        </w:numPr>
+    </w:p>
+    <w:p>
+      <w:pPr>
+        <w:pStyle w:val="BodyText"/>
       </w:pPr>
       <w:r>
         <w:t xml:space="preserve">LEO: Me? I’m employee number one.</w:t>
       </w:r>
-      <w:r>
-        <w:t xml:space="preserve"> </w:t>
-      </w:r>
-      <w:r>
-        <w:t xml:space="preserve">레오: 저요? 전 1호 직원인데요.</w:t>
-      </w:r>
-    </w:p>
-    <w:p>
-      <w:pPr>
-        <w:numPr>
-          <w:ilvl w:val="0"/>
-          <w:numId w:val="1005"/>
-        </w:numPr>
+    </w:p>
+    <w:p>
+      <w:pPr>
+        <w:pStyle w:val="BodyText"/>
       </w:pPr>
       <w:r>
         <w:t xml:space="preserve">MARCUS: Exactly. Employee number one presses the button. Go.</w:t>
       </w:r>
-      <w:r>
-        <w:t xml:space="preserve"> </w:t>
-      </w:r>
-      <w:r>
-        <w:t xml:space="preserve">마커스: 그러니까. 1호 직원이 버튼을 누르는 거야. 해.</w:t>
-      </w:r>
-    </w:p>
-    <w:p>
-      <w:pPr>
-        <w:numPr>
-          <w:ilvl w:val="0"/>
-          <w:numId w:val="1005"/>
-        </w:numPr>
+    </w:p>
+    <w:p>
+      <w:pPr>
+        <w:pStyle w:val="BodyText"/>
       </w:pPr>
       <w:r>
         <w:t xml:space="preserve">LEO: Okay. Three, two, one. Submitted.</w:t>
       </w:r>
-      <w:r>
-        <w:t xml:space="preserve"> </w:t>
-      </w:r>
-      <w:r>
-        <w:t xml:space="preserve">레오: 알겠어요. 셋, 둘, 하나. 제출 완료.</w:t>
-      </w:r>
-    </w:p>
-    <w:p>
-      <w:pPr>
-        <w:numPr>
-          <w:ilvl w:val="0"/>
-          <w:numId w:val="1005"/>
-        </w:numPr>
+    </w:p>
+    <w:p>
+      <w:pPr>
+        <w:pStyle w:val="BodyText"/>
       </w:pPr>
       <w:r>
         <w:t xml:space="preserve">GRACE: Confirmation received. Eleven fifty-two p.m. September thirtieth.</w:t>
       </w:r>
-      <w:r>
-        <w:t xml:space="preserve"> </w:t>
-      </w:r>
-      <w:r>
-        <w:t xml:space="preserve">그레이스: 접수 확인 받았어요. 9월 30일 밤 11시 52분.</w:t>
-      </w:r>
-    </w:p>
-    <w:p>
-      <w:pPr>
-        <w:numPr>
-          <w:ilvl w:val="0"/>
-          <w:numId w:val="1005"/>
-        </w:numPr>
+    </w:p>
+    <w:p>
+      <w:pPr>
+        <w:pStyle w:val="BodyText"/>
       </w:pPr>
       <w:r>
         <w:t xml:space="preserve">MARCUS: Eight minutes to spare. Mission accomplished.</w:t>
       </w:r>
-      <w:r>
-        <w:t xml:space="preserve"> </w:t>
-      </w:r>
-      <w:r>
-        <w:t xml:space="preserve">마커스: 8분 남겼네. 임무 완수.</w:t>
-      </w:r>
-    </w:p>
-    <w:p>
-      <w:pPr>
-        <w:numPr>
-          <w:ilvl w:val="0"/>
-          <w:numId w:val="1005"/>
-        </w:numPr>
+    </w:p>
+    <w:p>
+      <w:pPr>
+        <w:pStyle w:val="BodyText"/>
       </w:pPr>
       <w:r>
         <w:t xml:space="preserve">PRIYA: Now what happens?</w:t>
       </w:r>
-      <w:r>
-        <w:t xml:space="preserve"> </w:t>
-      </w:r>
-      <w:r>
-        <w:t xml:space="preserve">프리야: 이제 어떻게 돼?</w:t>
-      </w:r>
-    </w:p>
-    <w:p>
-      <w:pPr>
-        <w:numPr>
-          <w:ilvl w:val="0"/>
-          <w:numId w:val="1005"/>
-        </w:numPr>
+    </w:p>
+    <w:p>
+      <w:pPr>
+        <w:pStyle w:val="BodyText"/>
       </w:pPr>
       <w:r>
         <w:t xml:space="preserve">ELENA: First, a forty-five day filing review. They check if the file is complete.</w:t>
       </w:r>
-      <w:r>
-        <w:t xml:space="preserve"> </w:t>
-      </w:r>
-      <w:r>
-        <w:t xml:space="preserve">엘레나: 먼저 45일 접수 검토. 서류가 완전한지 확인해요.</w:t>
-      </w:r>
-    </w:p>
-    <w:p>
-      <w:pPr>
-        <w:numPr>
-          <w:ilvl w:val="0"/>
-          <w:numId w:val="1005"/>
-        </w:numPr>
+    </w:p>
+    <w:p>
+      <w:pPr>
+        <w:pStyle w:val="BodyText"/>
       </w:pPr>
       <w:r>
         <w:t xml:space="preserve">GRACE: Then the real review. Officially, one hundred eighty days.</w:t>
       </w:r>
-      <w:r>
-        <w:t xml:space="preserve"> </w:t>
-      </w:r>
-      <w:r>
-        <w:t xml:space="preserve">그레이스: 그다음 진짜 심사. 공식적으로는 180일.</w:t>
-      </w:r>
-    </w:p>
-    <w:p>
-      <w:pPr>
-        <w:numPr>
-          <w:ilvl w:val="0"/>
-          <w:numId w:val="1005"/>
-        </w:numPr>
+    </w:p>
+    <w:p>
+      <w:pPr>
+        <w:pStyle w:val="BodyText"/>
       </w:pPr>
       <w:r>
         <w:t xml:space="preserve">NOAH: Officially. And in reality?</w:t>
       </w:r>
-      <w:r>
-        <w:t xml:space="preserve"> </w:t>
-      </w:r>
-      <w:r>
-        <w:t xml:space="preserve">노아: 공식적으로는. 실제로는요?</w:t>
-      </w:r>
-    </w:p>
-    <w:p>
-      <w:pPr>
-        <w:numPr>
-          <w:ilvl w:val="0"/>
-          <w:numId w:val="1005"/>
-        </w:numPr>
+    </w:p>
+    <w:p>
+      <w:pPr>
+        <w:pStyle w:val="BodyText"/>
       </w:pPr>
       <w:r>
         <w:t xml:space="preserve">ELENA: In reality, the clock stops every time they ask a question, and it only starts again when we answer. And they will ask. So the official number is just the beginning.</w:t>
       </w:r>
-      <w:r>
-        <w:t xml:space="preserve"> </w:t>
-      </w:r>
-      <w:r>
-        <w:t xml:space="preserve">엘레나: 실제로는 그쪽이 질문할 때마다 시계가 멈추고, 우리가 답해야 다시 돌아가요. 그리고 반드시 질문할 거예요. 그러니까 공식 숫자는 시작일 뿐이에요.</w:t>
-      </w:r>
-    </w:p>
-    <w:p>
-      <w:pPr>
-        <w:numPr>
-          <w:ilvl w:val="0"/>
-          <w:numId w:val="1005"/>
-        </w:numPr>
+    </w:p>
+    <w:p>
+      <w:pPr>
+        <w:pStyle w:val="BodyText"/>
       </w:pPr>
       <w:r>
         <w:t xml:space="preserve">LEO: So we wait.</w:t>
       </w:r>
-      <w:r>
-        <w:t xml:space="preserve"> </w:t>
-      </w:r>
-      <w:r>
-        <w:t xml:space="preserve">레오: 그럼 기다리는 거네요.</w:t>
-      </w:r>
-    </w:p>
-    <w:p>
-      <w:pPr>
-        <w:numPr>
-          <w:ilvl w:val="0"/>
-          <w:numId w:val="1005"/>
-        </w:numPr>
+    </w:p>
+    <w:p>
+      <w:pPr>
+        <w:pStyle w:val="BodyText"/>
       </w:pPr>
       <w:r>
         <w:t xml:space="preserve">MARCUS: We wait. But first, we sleep. That’s an order.</w:t>
-      </w:r>
-      <w:r>
-        <w:t xml:space="preserve"> </w:t>
-      </w:r>
-      <w:r>
-        <w:t xml:space="preserve">마커스: 기다리는 거지. 하지만 먼저 잔다. 이건 명령이야.</w:t>
       </w:r>
     </w:p>
     <w:p>
@@ -2621,7 +1409,7 @@
               <w:jc w:val="left"/>
             </w:pPr>
             <w:r>
-              <w:t xml:space="preserve">01턴. 마감·위기 대응을 위한 집중 작업 공간.</w:t>
+              <w:t xml:space="preserve">도입. 마감·위기 대응을 위한 집중 작업 공간.</w:t>
             </w:r>
           </w:p>
         </w:tc>
@@ -2671,7 +1459,7 @@
               <w:jc w:val="left"/>
             </w:pPr>
             <w:r>
-              <w:t xml:space="preserve">12턴. 업무별 책임자에게 진행 상황을 묻는 회의 진행 표현.</w:t>
+              <w:t xml:space="preserve">도입. 업무별 책임자에게 진행 상황을 묻는 회의 진행 표현.</w:t>
             </w:r>
           </w:p>
         </w:tc>
@@ -2721,7 +1509,7 @@
               <w:jc w:val="left"/>
             </w:pPr>
             <w:r>
-              <w:t xml:space="preserve">19턴. 마무리 단계의 어려움을 표현하는 업계 격언.</w:t>
+              <w:t xml:space="preserve">장면1. 마무리 단계의 어려움을 표현하는 업계 격언.</w:t>
             </w:r>
           </w:p>
         </w:tc>
@@ -2771,7 +1559,7 @@
               <w:jc w:val="left"/>
             </w:pPr>
             <w:r>
-              <w:t xml:space="preserve">20턴. 우선순위 정하기.</w:t>
+              <w:t xml:space="preserve">장면1. 우선순위 정하기.</w:t>
             </w:r>
           </w:p>
         </w:tc>
@@ -2821,7 +1609,7 @@
               <w:jc w:val="left"/>
             </w:pPr>
             <w:r>
-              <w:t xml:space="preserve">29턴. 규제 문서와 마케팅 문서의 차이.</w:t>
+              <w:t xml:space="preserve">장면1. 규제 문서와 마케팅 문서의 차이.</w:t>
             </w:r>
           </w:p>
         </w:tc>
@@ -2871,7 +1659,7 @@
               <w:jc w:val="left"/>
             </w:pPr>
             <w:r>
-              <w:t xml:space="preserve">48턴. 문서 관리(document control)의 기본 원칙.</w:t>
+              <w:t xml:space="preserve">장면1. 문서 관리(document control)의 기본 원칙.</w:t>
             </w:r>
           </w:p>
         </w:tc>
@@ -2945,7 +1733,7 @@
               <w:jc w:val="left"/>
             </w:pPr>
             <w:r>
-              <w:t xml:space="preserve">52턴. 작은 이상 신호를 무시하지 말라는 품질 문화.</w:t>
+              <w:t xml:space="preserve">장면2. 작은 이상 신호를 무시하지 말라는 품질 문화.</w:t>
             </w:r>
           </w:p>
         </w:tc>
@@ -2995,7 +1783,7 @@
               <w:jc w:val="left"/>
             </w:pPr>
             <w:r>
-              <w:t xml:space="preserve">68턴.</w:t>
+              <w:t xml:space="preserve">장면2.</w:t>
             </w:r>
             <w:r>
               <w:t xml:space="preserve"> </w:t>
@@ -3063,7 +1851,7 @@
               <w:jc w:val="left"/>
             </w:pPr>
             <w:r>
-              <w:t xml:space="preserve">84~89턴. 최종 책임자를 확인하는 표현.</w:t>
+              <w:t xml:space="preserve">절정·전환. 최종 책임자를 확인하는 표현.</w:t>
             </w:r>
           </w:p>
         </w:tc>
@@ -3113,7 +1901,7 @@
               <w:jc w:val="left"/>
             </w:pPr>
             <w:r>
-              <w:t xml:space="preserve">113턴. to spare = 여유를 남기고.</w:t>
+              <w:t xml:space="preserve">마무리. to spare = 여유를 남기고.</w:t>
             </w:r>
           </w:p>
         </w:tc>
@@ -3384,7 +2172,7 @@
           <w:bCs/>
           <w:b/>
         </w:rPr>
-        <w:t xml:space="preserve">67턴 PRIYA:</w:t>
+        <w:t xml:space="preserve">PRIYA (장면2):</w:t>
       </w:r>
       <w:r>
         <w:t xml:space="preserve"> </w:t>
@@ -3655,9 +2443,1168 @@
         <w:t xml:space="preserve">마감 직전 보고서 오류를 발견했을 때, 팀원 세 명에게 수정·확인 역할을 나눠 주는 말을 30단어 안팎으로 해 보기.</w:t>
       </w:r>
     </w:p>
+    <w:p>
+      <w:r>
+        <w:pict>
+          <v:rect style="width:0;height:1.5pt" o:hralign="center" o:hrstd="t" o:hr="t"/>
+        </w:pict>
+      </w:r>
+    </w:p>
     <w:bookmarkEnd w:id="30"/>
     <w:bookmarkEnd w:id="31"/>
+    <w:bookmarkStart w:id="37" w:name="한국어-번역"/>
+    <w:p>
+      <w:pPr>
+        <w:pStyle w:val="Heading2"/>
+      </w:pPr>
+      <w:r>
+        <w:t xml:space="preserve">한국어 번역</w:t>
+      </w:r>
+    </w:p>
+    <w:bookmarkStart w:id="32" w:name="도입-워룸-오전-9시-1"/>
+    <w:p>
+      <w:pPr>
+        <w:pStyle w:val="Heading3"/>
+      </w:pPr>
+      <w:r>
+        <w:t xml:space="preserve">도입 — 워룸, 오전 9시</w:t>
+      </w:r>
+    </w:p>
+    <w:p>
+      <w:pPr>
+        <w:pStyle w:val="FirstParagraph"/>
+      </w:pPr>
+      <w:r>
+        <w:t xml:space="preserve">마커스: 좋은 아침, 워룸. 자정까지 15시간.</w:t>
+      </w:r>
+    </w:p>
+    <w:p>
+      <w:pPr>
+        <w:pStyle w:val="BodyText"/>
+      </w:pPr>
+      <w:r>
+        <w:t xml:space="preserve">노아: 우리 왜 자꾸 워룸이라고 불러요?</w:t>
+      </w:r>
+    </w:p>
+    <w:p>
+      <w:pPr>
+        <w:pStyle w:val="BodyText"/>
+      </w:pPr>
+      <w:r>
+        <w:t xml:space="preserve">마커스: 임무가 끝날 때까지 아무도 못 나가니까.</w:t>
+      </w:r>
+    </w:p>
+    <w:p>
+      <w:pPr>
+        <w:pStyle w:val="BodyText"/>
+      </w:pPr>
+      <w:r>
+        <w:t xml:space="preserve">그레이스: 그리고 테이블에 빈 커피 컵이 벌써 열한 개라서요.</w:t>
+      </w:r>
+    </w:p>
+    <w:p>
+      <w:pPr>
+        <w:pStyle w:val="BodyText"/>
+      </w:pPr>
+      <w:r>
+        <w:t xml:space="preserve">엘레나: 왜 10월 15일이 아니라 9월 30일인지 다시 말해 줘요.</w:t>
+      </w:r>
+    </w:p>
+    <w:p>
+      <w:pPr>
+        <w:pStyle w:val="BodyText"/>
+      </w:pPr>
+      <w:r>
+        <w:t xml:space="preserve">노아: 중요한 건 이거예요. 하루라도 빠르면 그만큼 할번보다 앞서요. 그쪽 임상은 이제 막 시작했으니까, 우리 심사 시계가 먼저 돌기 시작하면 계속 앞서 있을 수 있어요. 그래서 10월까지 기다리지 않은 거예요.</w:t>
+      </w:r>
+    </w:p>
+    <w:p>
+      <w:pPr>
+        <w:pStyle w:val="BodyText"/>
+      </w:pPr>
+      <w:r>
+        <w:t xml:space="preserve">프리야: 그리고 이사회에 약속했잖아.</w:t>
+      </w:r>
+      <w:r>
+        <w:t xml:space="preserve"> </w:t>
+      </w:r>
+      <w:r>
+        <w:t xml:space="preserve">“</w:t>
+      </w:r>
+      <w:r>
+        <w:t xml:space="preserve">9월 말.</w:t>
+      </w:r>
+      <w:r>
+        <w:t xml:space="preserve">”</w:t>
+      </w:r>
+    </w:p>
+    <w:p>
+      <w:pPr>
+        <w:pStyle w:val="BodyText"/>
+      </w:pPr>
+      <w:r>
+        <w:t xml:space="preserve">레오: 지금 몇 쪽이에요? PMA 전체가요?</w:t>
+      </w:r>
+    </w:p>
+    <w:p>
+      <w:pPr>
+        <w:pStyle w:val="BodyText"/>
+      </w:pPr>
+      <w:r>
+        <w:t xml:space="preserve">그레이스: 1만 2,300쪽이요. 계속 늘어나는 중이고요.</w:t>
+      </w:r>
+    </w:p>
+    <w:p>
+      <w:pPr>
+        <w:pStyle w:val="BodyText"/>
+      </w:pPr>
+      <w:r>
+        <w:t xml:space="preserve">레오: 1만 2천 쪽. 주사기 하나에.</w:t>
+      </w:r>
+    </w:p>
+    <w:p>
+      <w:pPr>
+        <w:pStyle w:val="BodyText"/>
+      </w:pPr>
+      <w:r>
+        <w:t xml:space="preserve">엘레나: 사람 얼굴에 들어가는 주사기 하나요. 모든 쪽이 중요해요.</w:t>
+      </w:r>
+    </w:p>
+    <w:p>
+      <w:pPr>
+        <w:pStyle w:val="BodyText"/>
+      </w:pPr>
+      <w:r>
+        <w:t xml:space="preserve">노아: 좋아요. 시작하죠. 네 개 섹션. 책임자 네 명. 현황 부탁해요.</w:t>
+      </w:r>
+    </w:p>
+    <w:p>
+      <w:pPr>
+        <w:pStyle w:val="BodyText"/>
+      </w:pPr>
+      <w:r>
+        <w:t xml:space="preserve">프리야: 비임상. 내 담당. 98퍼센트 완료.</w:t>
+      </w:r>
+    </w:p>
+    <w:p>
+      <w:pPr>
+        <w:pStyle w:val="BodyText"/>
+      </w:pPr>
+      <w:r>
+        <w:t xml:space="preserve">그레이스: 임상. 제 담당. 99퍼센트. 폴이 어젯밤 최종 표를 보냈어요.</w:t>
+      </w:r>
+    </w:p>
+    <w:p>
+      <w:pPr>
+        <w:pStyle w:val="BodyText"/>
+      </w:pPr>
+      <w:r>
+        <w:t xml:space="preserve">마커스: 제조. 내 담당. 95퍼센트. 엘레나, 라벨링은?</w:t>
+      </w:r>
+    </w:p>
     <w:bookmarkEnd w:id="32"/>
+    <w:bookmarkStart w:id="33" w:name="장면1-섹션별-점검과-첫-번째-문제-1"/>
+    <w:p>
+      <w:pPr>
+        <w:pStyle w:val="Heading3"/>
+      </w:pPr>
+      <w:r>
+        <w:t xml:space="preserve">장면1 — 섹션별 점검과 첫 번째 문제</w:t>
+      </w:r>
+    </w:p>
+    <w:p>
+      <w:pPr>
+        <w:pStyle w:val="FirstParagraph"/>
+      </w:pPr>
+      <w:r>
+        <w:t xml:space="preserve">엘레나: 라벨링. 90퍼센트. 노아랑 아직 한 문장에서 의견이 달라요.</w:t>
+      </w:r>
+    </w:p>
+    <w:p>
+      <w:pPr>
+        <w:pStyle w:val="BodyText"/>
+      </w:pPr>
+      <w:r>
+        <w:t xml:space="preserve">노아: 한 문장뿐이에요. 그거면 진전이죠.</w:t>
+      </w:r>
+    </w:p>
+    <w:p>
+      <w:pPr>
+        <w:pStyle w:val="BodyText"/>
+      </w:pPr>
+      <w:r>
+        <w:t xml:space="preserve">마커스: 95, 90, 98, 99. 리스크는 어디 있어?</w:t>
+      </w:r>
+    </w:p>
+    <w:p>
+      <w:pPr>
+        <w:pStyle w:val="BodyText"/>
+      </w:pPr>
+      <w:r>
+        <w:t xml:space="preserve">그레이스: 제 경험상 마지막 5퍼센트가 항상 시간의 50퍼센트를 잡아먹어요. 빠진 서명이나 작은 오류가 바로 거기 숨어 있거든요. 그러니까 숫자는 좋아 보여도, 아직 마음 놓을 때는 아니에요.</w:t>
+      </w:r>
+    </w:p>
+    <w:p>
+      <w:pPr>
+        <w:pStyle w:val="BodyText"/>
+      </w:pPr>
+      <w:r>
+        <w:t xml:space="preserve">노아: 그럼 가장 낮은 숫자부터 공략하죠. 라벨링, 그다음 제조.</w:t>
+      </w:r>
+    </w:p>
+    <w:p>
+      <w:pPr>
+        <w:pStyle w:val="BodyText"/>
+      </w:pPr>
+      <w:r>
+        <w:t xml:space="preserve">엘레나: 좋아요. 그 문장. 노아는</w:t>
+      </w:r>
+      <w:r>
+        <w:t xml:space="preserve"> </w:t>
+      </w:r>
+      <w:r>
+        <w:t xml:space="preserve">“</w:t>
+      </w:r>
+      <w:r>
+        <w:t xml:space="preserve">Veyra 필은 되돌릴 수 있는 피부 필러다</w:t>
+      </w:r>
+      <w:r>
+        <w:t xml:space="preserve">”</w:t>
+      </w:r>
+      <w:r>
+        <w:t xml:space="preserve">를 원해요.</w:t>
+      </w:r>
+    </w:p>
+    <w:p>
+      <w:pPr>
+        <w:pStyle w:val="BodyText"/>
+      </w:pPr>
+      <w:r>
+        <w:t xml:space="preserve">노아: 그게 이 제품이니까요. 그게 회사의 전부잖아요.</w:t>
+      </w:r>
+    </w:p>
+    <w:p>
+      <w:pPr>
+        <w:pStyle w:val="BodyText"/>
+      </w:pPr>
+      <w:r>
+        <w:t xml:space="preserve">엘레나: 히알루론산 필러는 다 녹일 수 있어요, 노아.</w:t>
+      </w:r>
+      <w:r>
+        <w:t xml:space="preserve"> </w:t>
+      </w:r>
+      <w:r>
+        <w:t xml:space="preserve">“</w:t>
+      </w:r>
+      <w:r>
+        <w:t xml:space="preserve">되돌릴 수 있다</w:t>
+      </w:r>
+      <w:r>
+        <w:t xml:space="preserve">”</w:t>
+      </w:r>
+      <w:r>
+        <w:t xml:space="preserve">고 쓰면 우리만 그렇다는 뜻처럼 들려요. 그러면 심사관이 그걸 증명하라고 할 텐데, 우린 증명 못 해요.</w:t>
+      </w:r>
+    </w:p>
+    <w:p>
+      <w:pPr>
+        <w:pStyle w:val="BodyText"/>
+      </w:pPr>
+      <w:r>
+        <w:t xml:space="preserve">프리야: 녹는 건 우리만 그런 게 아니야. 우리만의 건 속도야.</w:t>
+      </w:r>
+    </w:p>
+    <w:p>
+      <w:pPr>
+        <w:pStyle w:val="BodyText"/>
+      </w:pPr>
+      <w:r>
+        <w:t xml:space="preserve">엘레나: 그러니까 라벨엔 우리가 측정한 것만 써야 해요. 그 이상은 안 되고요.</w:t>
+      </w:r>
+    </w:p>
+    <w:p>
+      <w:pPr>
+        <w:pStyle w:val="BodyText"/>
+      </w:pPr>
+      <w:r>
+        <w:t xml:space="preserve">노아: 정확히 어떻게 쓰실 건데요?</w:t>
+      </w:r>
+    </w:p>
+    <w:p>
+      <w:pPr>
+        <w:pStyle w:val="BodyText"/>
+      </w:pPr>
+      <w:r>
+        <w:t xml:space="preserve">엘레나:</w:t>
+      </w:r>
+      <w:r>
+        <w:t xml:space="preserve"> </w:t>
+      </w:r>
+      <w:r>
+        <w:t xml:space="preserve">“</w:t>
+      </w:r>
+      <w:r>
+        <w:t xml:space="preserve">임상 연구에서 Veyra 필은 히알루로니다아제로 비교 제품보다 더 빨리 용해되었다.</w:t>
+      </w:r>
+      <w:r>
+        <w:t xml:space="preserve">”</w:t>
+      </w:r>
+    </w:p>
+    <w:p>
+      <w:pPr>
+        <w:pStyle w:val="BodyText"/>
+      </w:pPr>
+      <w:r>
+        <w:t xml:space="preserve">노아: 그건 너무… 지루해요.</w:t>
+      </w:r>
+    </w:p>
+    <w:p>
+      <w:pPr>
+        <w:pStyle w:val="BodyText"/>
+      </w:pPr>
+      <w:r>
+        <w:t xml:space="preserve">엘레나: 라벨은 원래 지루해야 해요. 마케팅은 흥미로워도 돼요. 나중에. 라벨 범위 안에서.</w:t>
+      </w:r>
+    </w:p>
+    <w:p>
+      <w:pPr>
+        <w:pStyle w:val="BodyText"/>
+      </w:pPr>
+      <w:r>
+        <w:t xml:space="preserve">그레이스: 그리고 최종 문구는 어차피 심사 마지막에 FDA가 협상할 거예요.</w:t>
+      </w:r>
+    </w:p>
+    <w:p>
+      <w:pPr>
+        <w:pStyle w:val="BodyText"/>
+      </w:pPr>
+      <w:r>
+        <w:t xml:space="preserve">노아: 알겠어요. 선생님이 이겼어요. 지루하고 진실하게.</w:t>
+      </w:r>
+    </w:p>
+    <w:p>
+      <w:pPr>
+        <w:pStyle w:val="BodyText"/>
+      </w:pPr>
+      <w:r>
+        <w:t xml:space="preserve">엘레나: 고마워요. 라벨링 이제 99퍼센트.</w:t>
+      </w:r>
+    </w:p>
+    <w:p>
+      <w:pPr>
+        <w:pStyle w:val="BodyText"/>
+      </w:pPr>
+      <w:r>
+        <w:t xml:space="preserve">마커스: 내 차례. 제조. 서명 하나가 빠졌어.</w:t>
+      </w:r>
+    </w:p>
+    <w:p>
+      <w:pPr>
+        <w:pStyle w:val="BodyText"/>
+      </w:pPr>
+      <w:r>
+        <w:t xml:space="preserve">노아: 누구 서명이요?</w:t>
+      </w:r>
+    </w:p>
+    <w:p>
+      <w:pPr>
+        <w:pStyle w:val="BodyText"/>
+      </w:pPr>
+      <w:r>
+        <w:t xml:space="preserve">마커스: 산드라. 메리디언 공정 밸리데이션 보고서. 마지막 페이지.</w:t>
+      </w:r>
+    </w:p>
+    <w:p>
+      <w:pPr>
+        <w:pStyle w:val="BodyText"/>
+      </w:pPr>
+      <w:r>
+        <w:t xml:space="preserve">프리야: 다른 사람이 서명하면 안 돼요?</w:t>
+      </w:r>
+    </w:p>
+    <w:p>
+      <w:pPr>
+        <w:pStyle w:val="BodyText"/>
+      </w:pPr>
+      <w:r>
+        <w:t xml:space="preserve">마커스: 안 돼. 그 사람이 품질 책임자야. 그 사람 이름, 그 사람 서명.</w:t>
+      </w:r>
+    </w:p>
+    <w:p>
+      <w:pPr>
+        <w:pStyle w:val="BodyText"/>
+      </w:pPr>
+      <w:r>
+        <w:t xml:space="preserve">그레이스: 어디 있는데요?</w:t>
+      </w:r>
+    </w:p>
+    <w:p>
+      <w:pPr>
+        <w:pStyle w:val="BodyText"/>
+      </w:pPr>
+      <w:r>
+        <w:t xml:space="preserve">마커스: 휴가 중이야. 이탈리아. 피렌체. 2주 동안.</w:t>
+      </w:r>
+    </w:p>
+    <w:p>
+      <w:pPr>
+        <w:pStyle w:val="BodyText"/>
+      </w:pPr>
+      <w:r>
+        <w:t xml:space="preserve">레오: 피렌체는 지금 몇 시예요?</w:t>
+      </w:r>
+    </w:p>
+    <w:p>
+      <w:pPr>
+        <w:pStyle w:val="BodyText"/>
+      </w:pPr>
+      <w:r>
+        <w:t xml:space="preserve">마커스: 오후 4시. 아마 유명한 그림 보고 있을 거야.</w:t>
+      </w:r>
+    </w:p>
+    <w:p>
+      <w:pPr>
+        <w:pStyle w:val="BodyText"/>
+      </w:pPr>
+      <w:r>
+        <w:t xml:space="preserve">노아: 전화해도 될까요? 무례한가요?</w:t>
+      </w:r>
+    </w:p>
+    <w:p>
+      <w:pPr>
+        <w:pStyle w:val="BodyText"/>
+      </w:pPr>
+      <w:r>
+        <w:t xml:space="preserve">마커스: 무례하지. 하지만 필요해. 제대로 사과할게.</w:t>
+      </w:r>
+    </w:p>
+    <w:p>
+      <w:pPr>
+        <w:pStyle w:val="BodyText"/>
+      </w:pPr>
+      <w:r>
+        <w:t xml:space="preserve">산드라: 마커스? 지금 보티첼리 그림 앞에 서 있어요. 중요한 일이길 바라요.</w:t>
+      </w:r>
+    </w:p>
+    <w:p>
+      <w:pPr>
+        <w:pStyle w:val="BodyText"/>
+      </w:pPr>
+      <w:r>
+        <w:t xml:space="preserve">마커스: 산드라, 휴가 중에 전화해서 정말 미안해요. 메리디언 밸리데이션 보고서 건인데요, 200페이지요. 서명이 빠져 있어서, 그게 없으면 오늘 밤 제출을 못 해요.</w:t>
+      </w:r>
+    </w:p>
+    <w:p>
+      <w:pPr>
+        <w:pStyle w:val="BodyText"/>
+      </w:pPr>
+      <w:r>
+        <w:t xml:space="preserve">산드라: 서명했어요. 분명히 서명했어요.</w:t>
+      </w:r>
+    </w:p>
+    <w:p>
+      <w:pPr>
+        <w:pStyle w:val="BodyText"/>
+      </w:pPr>
+      <w:r>
+        <w:t xml:space="preserve">마커스: 초안엔 서명하셨죠, 맞아요. 그런데 그 뒤에 라지가 한 군데를 수정해서, 최종본은 엄밀히 말하면 다른 문서예요. 그리고 그 최종본엔 서명이 없어요.</w:t>
+      </w:r>
+    </w:p>
+    <w:p>
+      <w:pPr>
+        <w:pStyle w:val="BodyText"/>
+      </w:pPr>
+      <w:r>
+        <w:t xml:space="preserve">산드라: 아. 품질의 1번 규칙. 새 버전엔 새 서명.</w:t>
+      </w:r>
+    </w:p>
+    <w:p>
+      <w:pPr>
+        <w:pStyle w:val="BodyText"/>
+      </w:pPr>
+      <w:r>
+        <w:t xml:space="preserve">마커스: 전자 서명 할 수 있어요? 휴대폰으로?</w:t>
+      </w:r>
+    </w:p>
+    <w:p>
+      <w:pPr>
+        <w:pStyle w:val="BodyText"/>
+      </w:pPr>
+      <w:r>
+        <w:t xml:space="preserve">산드라: 보내요. 와이파이 되는 카페를 찾아볼게요. 한 시간만 줘요.</w:t>
+      </w:r>
+    </w:p>
+    <w:bookmarkEnd w:id="33"/>
+    <w:bookmarkStart w:id="34" w:name="장면2-오후-숫자-하나의-오류-1"/>
+    <w:p>
+      <w:pPr>
+        <w:pStyle w:val="Heading3"/>
+      </w:pPr>
+      <w:r>
+        <w:t xml:space="preserve">장면2 — 오후, 숫자 하나의 오류</w:t>
+      </w:r>
+    </w:p>
+    <w:p>
+      <w:pPr>
+        <w:pStyle w:val="FirstParagraph"/>
+      </w:pPr>
+      <w:r>
+        <w:t xml:space="preserve">레오: 프리야, 뭐 하나 보여 드려도 돼요? 아마 별거 아닐 거예요.</w:t>
+      </w:r>
+    </w:p>
+    <w:p>
+      <w:pPr>
+        <w:pStyle w:val="BodyText"/>
+      </w:pPr>
+      <w:r>
+        <w:t xml:space="preserve">프리야:</w:t>
+      </w:r>
+      <w:r>
+        <w:t xml:space="preserve"> </w:t>
+      </w:r>
+      <w:r>
+        <w:t xml:space="preserve">“</w:t>
+      </w:r>
+      <w:r>
+        <w:t xml:space="preserve">아마 별거 아닌</w:t>
+      </w:r>
+      <w:r>
+        <w:t xml:space="preserve">”</w:t>
+      </w:r>
+      <w:r>
+        <w:t xml:space="preserve"> </w:t>
+      </w:r>
+      <w:r>
+        <w:t xml:space="preserve">건 절대 별거 아닌 게 아니야. 보여 줘.</w:t>
+      </w:r>
+    </w:p>
+    <w:p>
+      <w:pPr>
+        <w:pStyle w:val="BodyText"/>
+      </w:pPr>
+      <w:r>
+        <w:t xml:space="preserve">레오: 안정성 데이터. 14번 표. 점도 열을 보세요.</w:t>
+      </w:r>
+    </w:p>
+    <w:p>
+      <w:pPr>
+        <w:pStyle w:val="BodyText"/>
+      </w:pPr>
+      <w:r>
+        <w:t xml:space="preserve">프리야: 6개월, 12개월, 18개월. 뭐가 잘못됐는데?</w:t>
+      </w:r>
+    </w:p>
+    <w:p>
+      <w:pPr>
+        <w:pStyle w:val="BodyText"/>
+      </w:pPr>
+      <w:r>
+        <w:t xml:space="preserve">레오: 6개월과 12개월은 한 단위예요. 18개월은 다른 단위고요.</w:t>
+      </w:r>
+    </w:p>
+    <w:p>
+      <w:pPr>
+        <w:pStyle w:val="BodyText"/>
+      </w:pPr>
+      <w:r>
+        <w:t xml:space="preserve">프리야: 이런. 그럼 18개월 값이 열 배 높아 보이겠네.</w:t>
+      </w:r>
+    </w:p>
+    <w:p>
+      <w:pPr>
+        <w:pStyle w:val="BodyText"/>
+      </w:pPr>
+      <w:r>
+        <w:t xml:space="preserve">레오: 심사관은 12개월과 18개월 사이에 젤이 변했다고 생각할 수 있어요. 안 변했어요. 단위 문제일 뿐이에요. 그래도 그 숫자를 보면 거기서 멈추고 질문을 하기 시작할 거예요.</w:t>
+      </w:r>
+    </w:p>
+    <w:p>
+      <w:pPr>
+        <w:pStyle w:val="BodyText"/>
+      </w:pPr>
+      <w:r>
+        <w:t xml:space="preserve">노아: 그걸 어떻게 찾았어? 1만 2천 쪽인데.</w:t>
+      </w:r>
+    </w:p>
+    <w:p>
+      <w:pPr>
+        <w:pStyle w:val="BodyText"/>
+      </w:pPr>
+      <w:r>
+        <w:t xml:space="preserve">레오: 안정성 표를 전부 읽었어요. 두 번. 원칙 4번.</w:t>
+      </w:r>
+    </w:p>
+    <w:p>
+      <w:pPr>
+        <w:pStyle w:val="BodyText"/>
+      </w:pPr>
+      <w:r>
+        <w:t xml:space="preserve">엘레나:</w:t>
+      </w:r>
+      <w:r>
+        <w:t xml:space="preserve"> </w:t>
+      </w:r>
+      <w:r>
+        <w:t xml:space="preserve">“</w:t>
+      </w:r>
+      <w:r>
+        <w:t xml:space="preserve">문제를 숨기느니 찾아내겠다.</w:t>
+      </w:r>
+      <w:r>
+        <w:t xml:space="preserve">”</w:t>
+      </w:r>
+    </w:p>
+    <w:p>
+      <w:pPr>
+        <w:pStyle w:val="BodyText"/>
+      </w:pPr>
+      <w:r>
+        <w:t xml:space="preserve">프리야: 그 데이터를 쓰는 표가 몇 개나 더 있어?</w:t>
+      </w:r>
+    </w:p>
+    <w:p>
+      <w:pPr>
+        <w:pStyle w:val="BodyText"/>
+      </w:pPr>
+      <w:r>
+        <w:t xml:space="preserve">레오: 세 개요. 14번 표, 22번 표, 그리고 요약에 하나.</w:t>
+      </w:r>
+    </w:p>
+    <w:p>
+      <w:pPr>
+        <w:pStyle w:val="BodyText"/>
+      </w:pPr>
+      <w:r>
+        <w:t xml:space="preserve">그레이스: 요약이 틀리면 진짜 문제예요. 심사관이 제일 먼저 읽는 게 그거거든요. 다른 걸 열어 보기도 전에 그 몇 쪽으로 파일 전체에 대한 인상을 정해 버릴 거예요.</w:t>
+      </w:r>
+    </w:p>
+    <w:p>
+      <w:pPr>
+        <w:pStyle w:val="BodyText"/>
+      </w:pPr>
+      <w:r>
+        <w:t xml:space="preserve">마커스: 세 개 다 고치는 데 얼마나 걸려?</w:t>
+      </w:r>
+    </w:p>
+    <w:p>
+      <w:pPr>
+        <w:pStyle w:val="BodyText"/>
+      </w:pPr>
+      <w:r>
+        <w:t xml:space="preserve">레오: 고치는 데 두 시간. 확인하는 데 두 시간 더.</w:t>
+      </w:r>
+    </w:p>
+    <w:p>
+      <w:pPr>
+        <w:pStyle w:val="BodyText"/>
+      </w:pPr>
+      <w:r>
+        <w:t xml:space="preserve">노아: 지금 오후 3시예요. 그럼 7시. 아직 다섯 시간 남아요.</w:t>
+      </w:r>
+    </w:p>
+    <w:p>
+      <w:pPr>
+        <w:pStyle w:val="BodyText"/>
+      </w:pPr>
+      <w:r>
+        <w:t xml:space="preserve">프리야: 계획은 이래. 레오가 표 세 개를 다 고쳐. 내가 모든 숫자를 원자료와 대조해서 확인하고. 그다음 그레이스가 내 확인을 확인해. 그래야 어느 한 사람이 마지막 방어선이 되지 않지.</w:t>
+      </w:r>
+    </w:p>
+    <w:p>
+      <w:pPr>
+        <w:pStyle w:val="BodyText"/>
+      </w:pPr>
+      <w:r>
+        <w:t xml:space="preserve">그레이스: 눈 네 개. 아니, 눈 여섯 개. 더 좋네요.</w:t>
+      </w:r>
+    </w:p>
+    <w:p>
+      <w:pPr>
+        <w:pStyle w:val="BodyText"/>
+      </w:pPr>
+      <w:r>
+        <w:t xml:space="preserve">산드라: 마커스, 서명했어요. 전자로요. 강가 카페에서요.</w:t>
+      </w:r>
+    </w:p>
+    <w:p>
+      <w:pPr>
+        <w:pStyle w:val="BodyText"/>
+      </w:pPr>
+      <w:r>
+        <w:t xml:space="preserve">마커스: 산드라, 고마워요. 아주 좋은 저녁 한 번 빚졌어요.</w:t>
+      </w:r>
+    </w:p>
+    <w:p>
+      <w:pPr>
+        <w:pStyle w:val="BodyText"/>
+      </w:pPr>
+      <w:r>
+        <w:t xml:space="preserve">산드라: 피렌체에서요. 제품이 승인되면.</w:t>
+      </w:r>
+    </w:p>
+    <w:p>
+      <w:pPr>
+        <w:pStyle w:val="BodyText"/>
+      </w:pPr>
+      <w:r>
+        <w:t xml:space="preserve">마커스: 좋아요. 보티첼리 즐겨요.</w:t>
+      </w:r>
+    </w:p>
+    <w:p>
+      <w:pPr>
+        <w:pStyle w:val="BodyText"/>
+      </w:pPr>
+      <w:r>
+        <w:t xml:space="preserve">그레이스: 제조 100퍼센트. 서명 완료. 진행표 업데이트할게요.</w:t>
+      </w:r>
+    </w:p>
+    <w:p>
+      <w:pPr>
+        <w:pStyle w:val="BodyText"/>
+      </w:pPr>
+      <w:r>
+        <w:t xml:space="preserve">엘레나: 노아, 하나 더요. 사용자 수수료 냈어요?</w:t>
+      </w:r>
+    </w:p>
+    <w:p>
+      <w:pPr>
+        <w:pStyle w:val="BodyText"/>
+      </w:pPr>
+      <w:r>
+        <w:t xml:space="preserve">노아: FDA 수수료요? 어제요. 중소기업 할인을 받아도 아팠어요.</w:t>
+      </w:r>
+    </w:p>
+    <w:p>
+      <w:pPr>
+        <w:pStyle w:val="BodyText"/>
+      </w:pPr>
+      <w:r>
+        <w:t xml:space="preserve">그레이스: 그 돈을 안 내면 파일을 열어 보지도 않아요.</w:t>
+      </w:r>
+    </w:p>
+    <w:p>
+      <w:pPr>
+        <w:pStyle w:val="BodyText"/>
+      </w:pPr>
+      <w:r>
+        <w:t xml:space="preserve">노아: 영수증은 폴더에 있어요. 다이앤이 사본 세 개를 저장하라고 했어요.</w:t>
+      </w:r>
+    </w:p>
+    <w:p>
+      <w:pPr>
+        <w:pStyle w:val="BodyText"/>
+      </w:pPr>
+      <w:r>
+        <w:t xml:space="preserve">마커스: 당연히 그랬겠지.</w:t>
+      </w:r>
+    </w:p>
+    <w:p>
+      <w:pPr>
+        <w:pStyle w:val="BodyText"/>
+      </w:pPr>
+      <w:r>
+        <w:t xml:space="preserve">프리야: 레오, 14번 표 고쳤어. 이제 22번 확인 중이야.</w:t>
+      </w:r>
+    </w:p>
+    <w:p>
+      <w:pPr>
+        <w:pStyle w:val="BodyText"/>
+      </w:pPr>
+      <w:r>
+        <w:t xml:space="preserve">레오: 그리고 요약은요?</w:t>
+      </w:r>
+    </w:p>
+    <w:bookmarkEnd w:id="34"/>
+    <w:bookmarkStart w:id="35" w:name="절정전환-밤-10시-최종-검토-1"/>
+    <w:p>
+      <w:pPr>
+        <w:pStyle w:val="Heading3"/>
+      </w:pPr>
+      <w:r>
+        <w:t xml:space="preserve">절정·전환 — 밤 10시, 최종 검토</w:t>
+      </w:r>
+    </w:p>
+    <w:p>
+      <w:pPr>
+        <w:pStyle w:val="FirstParagraph"/>
+      </w:pPr>
+      <w:r>
+        <w:t xml:space="preserve">그레이스: 요약 수정 완료. 눈 여섯 개. 전원 동의.</w:t>
+      </w:r>
+    </w:p>
+    <w:p>
+      <w:pPr>
+        <w:pStyle w:val="BodyText"/>
+      </w:pPr>
+      <w:r>
+        <w:t xml:space="preserve">노아: 밤 10시예요. 두 시간. 최종 검토할까요?</w:t>
+      </w:r>
+    </w:p>
+    <w:p>
+      <w:pPr>
+        <w:pStyle w:val="BodyText"/>
+      </w:pPr>
+      <w:r>
+        <w:t xml:space="preserve">엘레나: 최종 검토. 각 책임자가 자기 섹션을 확인해요. 소리 내서.</w:t>
+      </w:r>
+    </w:p>
+    <w:p>
+      <w:pPr>
+        <w:pStyle w:val="BodyText"/>
+      </w:pPr>
+      <w:r>
+        <w:t xml:space="preserve">프리야: 비임상. 완료, 확인, 일관성 검토. 승인합니다.</w:t>
+      </w:r>
+    </w:p>
+    <w:p>
+      <w:pPr>
+        <w:pStyle w:val="BodyText"/>
+      </w:pPr>
+      <w:r>
+        <w:t xml:space="preserve">그레이스: 임상. 완료, 확인, 폴의 표와 일치. 승인합니다.</w:t>
+      </w:r>
+    </w:p>
+    <w:p>
+      <w:pPr>
+        <w:pStyle w:val="BodyText"/>
+      </w:pPr>
+      <w:r>
+        <w:t xml:space="preserve">마커스: 제조. 완료, 서명 전부, 피렌체 것까지. 승인합니다.</w:t>
+      </w:r>
+    </w:p>
+    <w:p>
+      <w:pPr>
+        <w:pStyle w:val="BodyText"/>
+      </w:pPr>
+      <w:r>
+        <w:t xml:space="preserve">엘레나: 라벨링. 완료. 지루하고 진실하게. 승인합니다.</w:t>
+      </w:r>
+    </w:p>
+    <w:p>
+      <w:pPr>
+        <w:pStyle w:val="BodyText"/>
+      </w:pPr>
+      <w:r>
+        <w:t xml:space="preserve">레오: 안정성. 수정 완료. 눈 여섯 개가 확인. 저도 승인해요. 비공식적으로.</w:t>
+      </w:r>
+    </w:p>
+    <w:p>
+      <w:pPr>
+        <w:pStyle w:val="BodyText"/>
+      </w:pPr>
+      <w:r>
+        <w:t xml:space="preserve">노아: 그리고 전체는 누가 승인하죠?</w:t>
+      </w:r>
+    </w:p>
+    <w:p>
+      <w:pPr>
+        <w:pStyle w:val="BodyText"/>
+      </w:pPr>
+      <w:r>
+        <w:t xml:space="preserve">엘레나: 당신이요. CEO니까요. 당신 이름이 표지 서한에 들어가요.</w:t>
+      </w:r>
+    </w:p>
+    <w:p>
+      <w:pPr>
+        <w:pStyle w:val="BodyText"/>
+      </w:pPr>
+      <w:r>
+        <w:t xml:space="preserve">노아: 내 이름이요. 내가 쓰지도 않은 1만 2천 쪽에.</w:t>
+      </w:r>
+    </w:p>
+    <w:p>
+      <w:pPr>
+        <w:pStyle w:val="BodyText"/>
+      </w:pPr>
+      <w:r>
+        <w:t xml:space="preserve">마커스: CEO란 게 그런 거야, 노아. 모두의 일에 대신 서명하는 사람. 직접 쓰지 않은 부분까지도. 네 이름은 FDA에게 맨 위에 이 모든 걸 책임지는 사람이 있다고 말해 주는 거야.</w:t>
+      </w:r>
+    </w:p>
+    <w:p>
+      <w:pPr>
+        <w:pStyle w:val="BodyText"/>
+      </w:pPr>
+      <w:r>
+        <w:t xml:space="preserve">프리야: 코윈 시절 마커스처럼.</w:t>
+      </w:r>
+      <w:r>
+        <w:t xml:space="preserve"> </w:t>
+      </w:r>
+      <w:r>
+        <w:t xml:space="preserve">“</w:t>
+      </w:r>
+      <w:r>
+        <w:t xml:space="preserve">모든 로트에 내가 서명한다.</w:t>
+      </w:r>
+      <w:r>
+        <w:t xml:space="preserve">”</w:t>
+      </w:r>
+    </w:p>
+    <w:p>
+      <w:pPr>
+        <w:pStyle w:val="BodyText"/>
+      </w:pPr>
+      <w:r>
+        <w:t xml:space="preserve">마커스: 모든 로트. 그리고 서명 전에 모든 페이지를 읽었지.</w:t>
+      </w:r>
+    </w:p>
+    <w:p>
+      <w:pPr>
+        <w:pStyle w:val="BodyText"/>
+      </w:pPr>
+      <w:r>
+        <w:t xml:space="preserve">노아: 두 시간 안에 1만 2천 쪽을 읽을 순 없어요.</w:t>
+      </w:r>
+    </w:p>
+    <w:p>
+      <w:pPr>
+        <w:pStyle w:val="BodyText"/>
+      </w:pPr>
+      <w:r>
+        <w:t xml:space="preserve">엘레나: 그렇죠. 하지만 요약은 읽을 수 있어요. 30쪽이고, 심사관들이 제일 먼저 읽는 부분이에요. 요약이 당신한테 이해가 된다면, 우리가 그들에게 어떤 이야기를 하고 있는지 아는 거예요.</w:t>
+      </w:r>
+    </w:p>
+    <w:p>
+      <w:pPr>
+        <w:pStyle w:val="BodyText"/>
+      </w:pPr>
+      <w:r>
+        <w:t xml:space="preserve">노아: 그럼 30분만 주세요. 그리고 조용히.</w:t>
+      </w:r>
+    </w:p>
+    <w:p>
+      <w:pPr>
+        <w:pStyle w:val="BodyText"/>
+      </w:pPr>
+      <w:r>
+        <w:t xml:space="preserve">그레이스: 여러분, CEO를 위해 조용히. 휴대폰 무음으로.</w:t>
+      </w:r>
+    </w:p>
+    <w:p>
+      <w:pPr>
+        <w:pStyle w:val="BodyText"/>
+      </w:pPr>
+      <w:r>
+        <w:t xml:space="preserve">레오: 피자 시켜도 돼요? 조용히?</w:t>
+      </w:r>
+    </w:p>
+    <w:p>
+      <w:pPr>
+        <w:pStyle w:val="BodyText"/>
+      </w:pPr>
+      <w:r>
+        <w:t xml:space="preserve">마커스: 워룸에서 피자는 언제나 허용이야.</w:t>
+      </w:r>
+    </w:p>
+    <w:p>
+      <w:pPr>
+        <w:pStyle w:val="BodyText"/>
+      </w:pPr>
+      <w:r>
+        <w:t xml:space="preserve">노아: 좋아요. 다 읽었어요. 11페이지. 질문 하나.</w:t>
+      </w:r>
+    </w:p>
+    <w:p>
+      <w:pPr>
+        <w:pStyle w:val="BodyText"/>
+      </w:pPr>
+      <w:r>
+        <w:t xml:space="preserve">엘레나: 말해요.</w:t>
+      </w:r>
+    </w:p>
+    <w:p>
+      <w:pPr>
+        <w:pStyle w:val="BodyText"/>
+      </w:pPr>
+      <w:r>
+        <w:t xml:space="preserve">노아:</w:t>
+      </w:r>
+      <w:r>
+        <w:t xml:space="preserve"> </w:t>
+      </w:r>
+      <w:r>
+        <w:t xml:space="preserve">“</w:t>
+      </w:r>
+      <w:r>
+        <w:t xml:space="preserve">93분 대 30분.</w:t>
+      </w:r>
+      <w:r>
+        <w:t xml:space="preserve">”</w:t>
+      </w:r>
+      <w:r>
+        <w:t xml:space="preserve"> </w:t>
+      </w:r>
+      <w:r>
+        <w:t xml:space="preserve">비교 제품 이름이 정확히 쓰여 있어요?</w:t>
+      </w:r>
+    </w:p>
+    <w:p>
+      <w:pPr>
+        <w:pStyle w:val="BodyText"/>
+      </w:pPr>
+      <w:r>
+        <w:t xml:space="preserve">그레이스:</w:t>
+      </w:r>
+      <w:r>
+        <w:t xml:space="preserve"> </w:t>
+      </w:r>
+      <w:r>
+        <w:t xml:space="preserve">“</w:t>
+      </w:r>
+      <w:r>
+        <w:t xml:space="preserve">루마덤 볼륨.</w:t>
+      </w:r>
+      <w:r>
+        <w:t xml:space="preserve">”</w:t>
+      </w:r>
+      <w:r>
+        <w:t xml:space="preserve"> </w:t>
+      </w:r>
+      <w:r>
+        <w:t xml:space="preserve">네. 왜요?</w:t>
+      </w:r>
+    </w:p>
+    <w:p>
+      <w:pPr>
+        <w:pStyle w:val="BodyText"/>
+      </w:pPr>
+      <w:r>
+        <w:t xml:space="preserve">노아: 제가 몇 년 전에, 이 모든 게 아직 아이디어일 뿐이던 때 그 이름을 지었거든요. 그 뒤로 계속 우리를 그것과 비교해 왔어요. 그냥 드디어 우리 파일에서 그 이름을 보고 싶었어요.</w:t>
+      </w:r>
+    </w:p>
+    <w:bookmarkEnd w:id="35"/>
+    <w:bookmarkStart w:id="36" w:name="마무리-밤-11시-52분-제출-1"/>
+    <w:p>
+      <w:pPr>
+        <w:pStyle w:val="Heading3"/>
+      </w:pPr>
+      <w:r>
+        <w:t xml:space="preserve">마무리 — 밤 11시 52분, 제출</w:t>
+      </w:r>
+    </w:p>
+    <w:p>
+      <w:pPr>
+        <w:pStyle w:val="FirstParagraph"/>
+      </w:pPr>
+      <w:r>
+        <w:t xml:space="preserve">엘레나: 11시 50분이에요. 업로드 준비 완료. 누가 버튼을 누를까요?</w:t>
+      </w:r>
+    </w:p>
+    <w:p>
+      <w:pPr>
+        <w:pStyle w:val="BodyText"/>
+      </w:pPr>
+      <w:r>
+        <w:t xml:space="preserve">프리야: 노아. 그의 냅킨이었으니까.</w:t>
+      </w:r>
+    </w:p>
+    <w:p>
+      <w:pPr>
+        <w:pStyle w:val="BodyText"/>
+      </w:pPr>
+      <w:r>
+        <w:t xml:space="preserve">노아: 모두의 냅킨이었어. 레오, 오류를 찾은 건 너야. 네가 눌러.</w:t>
+      </w:r>
+    </w:p>
+    <w:p>
+      <w:pPr>
+        <w:pStyle w:val="BodyText"/>
+      </w:pPr>
+      <w:r>
+        <w:t xml:space="preserve">레오: 저요? 전 1호 직원인데요.</w:t>
+      </w:r>
+    </w:p>
+    <w:p>
+      <w:pPr>
+        <w:pStyle w:val="BodyText"/>
+      </w:pPr>
+      <w:r>
+        <w:t xml:space="preserve">마커스: 그러니까. 1호 직원이 버튼을 누르는 거야. 해.</w:t>
+      </w:r>
+    </w:p>
+    <w:p>
+      <w:pPr>
+        <w:pStyle w:val="BodyText"/>
+      </w:pPr>
+      <w:r>
+        <w:t xml:space="preserve">레오: 알겠어요. 셋, 둘, 하나. 제출 완료.</w:t>
+      </w:r>
+    </w:p>
+    <w:p>
+      <w:pPr>
+        <w:pStyle w:val="BodyText"/>
+      </w:pPr>
+      <w:r>
+        <w:t xml:space="preserve">그레이스: 접수 확인 받았어요. 9월 30일 밤 11시 52분.</w:t>
+      </w:r>
+    </w:p>
+    <w:p>
+      <w:pPr>
+        <w:pStyle w:val="BodyText"/>
+      </w:pPr>
+      <w:r>
+        <w:t xml:space="preserve">마커스: 8분 남겼네. 임무 완수.</w:t>
+      </w:r>
+    </w:p>
+    <w:p>
+      <w:pPr>
+        <w:pStyle w:val="BodyText"/>
+      </w:pPr>
+      <w:r>
+        <w:t xml:space="preserve">프리야: 이제 어떻게 돼?</w:t>
+      </w:r>
+    </w:p>
+    <w:p>
+      <w:pPr>
+        <w:pStyle w:val="BodyText"/>
+      </w:pPr>
+      <w:r>
+        <w:t xml:space="preserve">엘레나: 먼저 45일 접수 검토. 서류가 완전한지 확인해요.</w:t>
+      </w:r>
+    </w:p>
+    <w:p>
+      <w:pPr>
+        <w:pStyle w:val="BodyText"/>
+      </w:pPr>
+      <w:r>
+        <w:t xml:space="preserve">그레이스: 그다음 진짜 심사. 공식적으로는 180일.</w:t>
+      </w:r>
+    </w:p>
+    <w:p>
+      <w:pPr>
+        <w:pStyle w:val="BodyText"/>
+      </w:pPr>
+      <w:r>
+        <w:t xml:space="preserve">노아: 공식적으로는. 실제로는요?</w:t>
+      </w:r>
+    </w:p>
+    <w:p>
+      <w:pPr>
+        <w:pStyle w:val="BodyText"/>
+      </w:pPr>
+      <w:r>
+        <w:t xml:space="preserve">엘레나: 실제로는 그쪽이 질문할 때마다 시계가 멈추고, 우리가 답해야 다시 돌아가요. 그리고 반드시 질문할 거예요. 그러니까 공식 숫자는 시작일 뿐이에요.</w:t>
+      </w:r>
+    </w:p>
+    <w:p>
+      <w:pPr>
+        <w:pStyle w:val="BodyText"/>
+      </w:pPr>
+      <w:r>
+        <w:t xml:space="preserve">레오: 그럼 기다리는 거네요.</w:t>
+      </w:r>
+    </w:p>
+    <w:p>
+      <w:pPr>
+        <w:pStyle w:val="BodyText"/>
+      </w:pPr>
+      <w:r>
+        <w:t xml:space="preserve">마커스: 기다리는 거지. 하지만 먼저 잔다. 이건 명령이야.</w:t>
+      </w:r>
+    </w:p>
+    <w:bookmarkEnd w:id="36"/>
+    <w:bookmarkEnd w:id="37"/>
+    <w:bookmarkEnd w:id="38"/>
     <w:sectPr/>
   </w:body>
 </w:document>
@@ -3764,583 +3711,8 @@
       </w:pPr>
     </w:lvl>
   </w:abstractNum>
-  <w:abstractNum w:abstractNumId="99411">
-    <w:nsid w:val="A99411"/>
-    <w:multiLevelType w:val="multilevel"/>
-    <w:lvl w:ilvl="0">
-      <w:start w:val="1"/>
-      <w:numFmt w:val="decimal"/>
-      <w:lvlText w:val="%1."/>
-      <w:lvlJc w:val="left"/>
-      <w:pPr>
-        <w:ind w:left="720" w:hanging="480"/>
-      </w:pPr>
-    </w:lvl>
-    <w:lvl w:ilvl="1">
-      <w:start w:val="1"/>
-      <w:numFmt w:val="decimal"/>
-      <w:lvlText w:val="%2."/>
-      <w:lvlJc w:val="left"/>
-      <w:pPr>
-        <w:ind w:left="1440" w:hanging="480"/>
-      </w:pPr>
-    </w:lvl>
-    <w:lvl w:ilvl="2">
-      <w:start w:val="1"/>
-      <w:numFmt w:val="decimal"/>
-      <w:lvlText w:val="%3."/>
-      <w:lvlJc w:val="left"/>
-      <w:pPr>
-        <w:ind w:left="2160" w:hanging="480"/>
-      </w:pPr>
-    </w:lvl>
-    <w:lvl w:ilvl="3">
-      <w:start w:val="1"/>
-      <w:numFmt w:val="decimal"/>
-      <w:lvlText w:val="%4."/>
-      <w:lvlJc w:val="left"/>
-      <w:pPr>
-        <w:ind w:left="2880" w:hanging="480"/>
-      </w:pPr>
-    </w:lvl>
-    <w:lvl w:ilvl="4">
-      <w:start w:val="1"/>
-      <w:numFmt w:val="decimal"/>
-      <w:lvlText w:val="%5."/>
-      <w:lvlJc w:val="left"/>
-      <w:pPr>
-        <w:ind w:left="3600" w:hanging="480"/>
-      </w:pPr>
-    </w:lvl>
-    <w:lvl w:ilvl="5">
-      <w:start w:val="1"/>
-      <w:numFmt w:val="decimal"/>
-      <w:lvlText w:val="%6."/>
-      <w:lvlJc w:val="left"/>
-      <w:pPr>
-        <w:ind w:left="4320" w:hanging="480"/>
-      </w:pPr>
-    </w:lvl>
-    <w:lvl w:ilvl="6">
-      <w:start w:val="1"/>
-      <w:numFmt w:val="decimal"/>
-      <w:lvlText w:val="%7."/>
-      <w:lvlJc w:val="left"/>
-      <w:pPr>
-        <w:ind w:left="5040" w:hanging="480"/>
-      </w:pPr>
-    </w:lvl>
-    <w:lvl w:ilvl="7">
-      <w:start w:val="1"/>
-      <w:numFmt w:val="decimal"/>
-      <w:lvlText w:val="%8."/>
-      <w:lvlJc w:val="left"/>
-      <w:pPr>
-        <w:ind w:left="5760" w:hanging="480"/>
-      </w:pPr>
-    </w:lvl>
-    <w:lvl w:ilvl="8">
-      <w:start w:val="1"/>
-      <w:numFmt w:val="decimal"/>
-      <w:lvlText w:val="%9."/>
-      <w:lvlJc w:val="left"/>
-      <w:pPr>
-        <w:ind w:left="6480" w:hanging="480"/>
-      </w:pPr>
-    </w:lvl>
-  </w:abstractNum>
-  <w:abstractNum w:abstractNumId="994116">
-    <w:nsid w:val="A994116"/>
-    <w:multiLevelType w:val="multilevel"/>
-    <w:lvl w:ilvl="0">
-      <w:start w:val="16"/>
-      <w:numFmt w:val="decimal"/>
-      <w:lvlText w:val="%1."/>
-      <w:lvlJc w:val="left"/>
-      <w:pPr>
-        <w:ind w:left="720" w:hanging="480"/>
-      </w:pPr>
-    </w:lvl>
-    <w:lvl w:ilvl="1">
-      <w:start w:val="16"/>
-      <w:numFmt w:val="decimal"/>
-      <w:lvlText w:val="%2."/>
-      <w:lvlJc w:val="left"/>
-      <w:pPr>
-        <w:ind w:left="1440" w:hanging="480"/>
-      </w:pPr>
-    </w:lvl>
-    <w:lvl w:ilvl="2">
-      <w:start w:val="16"/>
-      <w:numFmt w:val="decimal"/>
-      <w:lvlText w:val="%3."/>
-      <w:lvlJc w:val="left"/>
-      <w:pPr>
-        <w:ind w:left="2160" w:hanging="480"/>
-      </w:pPr>
-    </w:lvl>
-    <w:lvl w:ilvl="3">
-      <w:start w:val="16"/>
-      <w:numFmt w:val="decimal"/>
-      <w:lvlText w:val="%4."/>
-      <w:lvlJc w:val="left"/>
-      <w:pPr>
-        <w:ind w:left="2880" w:hanging="480"/>
-      </w:pPr>
-    </w:lvl>
-    <w:lvl w:ilvl="4">
-      <w:start w:val="16"/>
-      <w:numFmt w:val="decimal"/>
-      <w:lvlText w:val="%5."/>
-      <w:lvlJc w:val="left"/>
-      <w:pPr>
-        <w:ind w:left="3600" w:hanging="480"/>
-      </w:pPr>
-    </w:lvl>
-    <w:lvl w:ilvl="5">
-      <w:start w:val="16"/>
-      <w:numFmt w:val="decimal"/>
-      <w:lvlText w:val="%6."/>
-      <w:lvlJc w:val="left"/>
-      <w:pPr>
-        <w:ind w:left="4320" w:hanging="480"/>
-      </w:pPr>
-    </w:lvl>
-    <w:lvl w:ilvl="6">
-      <w:start w:val="16"/>
-      <w:numFmt w:val="decimal"/>
-      <w:lvlText w:val="%7."/>
-      <w:lvlJc w:val="left"/>
-      <w:pPr>
-        <w:ind w:left="5040" w:hanging="480"/>
-      </w:pPr>
-    </w:lvl>
-    <w:lvl w:ilvl="7">
-      <w:start w:val="16"/>
-      <w:numFmt w:val="decimal"/>
-      <w:lvlText w:val="%8."/>
-      <w:lvlJc w:val="left"/>
-      <w:pPr>
-        <w:ind w:left="5760" w:hanging="480"/>
-      </w:pPr>
-    </w:lvl>
-    <w:lvl w:ilvl="8">
-      <w:start w:val="16"/>
-      <w:numFmt w:val="decimal"/>
-      <w:lvlText w:val="%9."/>
-      <w:lvlJc w:val="left"/>
-      <w:pPr>
-        <w:ind w:left="6480" w:hanging="480"/>
-      </w:pPr>
-    </w:lvl>
-  </w:abstractNum>
-  <w:abstractNum w:abstractNumId="994151">
-    <w:nsid w:val="A994151"/>
-    <w:multiLevelType w:val="multilevel"/>
-    <w:lvl w:ilvl="0">
-      <w:start w:val="51"/>
-      <w:numFmt w:val="decimal"/>
-      <w:lvlText w:val="%1."/>
-      <w:lvlJc w:val="left"/>
-      <w:pPr>
-        <w:ind w:left="720" w:hanging="480"/>
-      </w:pPr>
-    </w:lvl>
-    <w:lvl w:ilvl="1">
-      <w:start w:val="51"/>
-      <w:numFmt w:val="decimal"/>
-      <w:lvlText w:val="%2."/>
-      <w:lvlJc w:val="left"/>
-      <w:pPr>
-        <w:ind w:left="1440" w:hanging="480"/>
-      </w:pPr>
-    </w:lvl>
-    <w:lvl w:ilvl="2">
-      <w:start w:val="51"/>
-      <w:numFmt w:val="decimal"/>
-      <w:lvlText w:val="%3."/>
-      <w:lvlJc w:val="left"/>
-      <w:pPr>
-        <w:ind w:left="2160" w:hanging="480"/>
-      </w:pPr>
-    </w:lvl>
-    <w:lvl w:ilvl="3">
-      <w:start w:val="51"/>
-      <w:numFmt w:val="decimal"/>
-      <w:lvlText w:val="%4."/>
-      <w:lvlJc w:val="left"/>
-      <w:pPr>
-        <w:ind w:left="2880" w:hanging="480"/>
-      </w:pPr>
-    </w:lvl>
-    <w:lvl w:ilvl="4">
-      <w:start w:val="51"/>
-      <w:numFmt w:val="decimal"/>
-      <w:lvlText w:val="%5."/>
-      <w:lvlJc w:val="left"/>
-      <w:pPr>
-        <w:ind w:left="3600" w:hanging="480"/>
-      </w:pPr>
-    </w:lvl>
-    <w:lvl w:ilvl="5">
-      <w:start w:val="51"/>
-      <w:numFmt w:val="decimal"/>
-      <w:lvlText w:val="%6."/>
-      <w:lvlJc w:val="left"/>
-      <w:pPr>
-        <w:ind w:left="4320" w:hanging="480"/>
-      </w:pPr>
-    </w:lvl>
-    <w:lvl w:ilvl="6">
-      <w:start w:val="51"/>
-      <w:numFmt w:val="decimal"/>
-      <w:lvlText w:val="%7."/>
-      <w:lvlJc w:val="left"/>
-      <w:pPr>
-        <w:ind w:left="5040" w:hanging="480"/>
-      </w:pPr>
-    </w:lvl>
-    <w:lvl w:ilvl="7">
-      <w:start w:val="51"/>
-      <w:numFmt w:val="decimal"/>
-      <w:lvlText w:val="%8."/>
-      <w:lvlJc w:val="left"/>
-      <w:pPr>
-        <w:ind w:left="5760" w:hanging="480"/>
-      </w:pPr>
-    </w:lvl>
-    <w:lvl w:ilvl="8">
-      <w:start w:val="51"/>
-      <w:numFmt w:val="decimal"/>
-      <w:lvlText w:val="%9."/>
-      <w:lvlJc w:val="left"/>
-      <w:pPr>
-        <w:ind w:left="6480" w:hanging="480"/>
-      </w:pPr>
-    </w:lvl>
-  </w:abstractNum>
-  <w:abstractNum w:abstractNumId="994181">
-    <w:nsid w:val="A994181"/>
-    <w:multiLevelType w:val="multilevel"/>
-    <w:lvl w:ilvl="0">
-      <w:start w:val="81"/>
-      <w:numFmt w:val="decimal"/>
-      <w:lvlText w:val="%1."/>
-      <w:lvlJc w:val="left"/>
-      <w:pPr>
-        <w:ind w:left="720" w:hanging="480"/>
-      </w:pPr>
-    </w:lvl>
-    <w:lvl w:ilvl="1">
-      <w:start w:val="81"/>
-      <w:numFmt w:val="decimal"/>
-      <w:lvlText w:val="%2."/>
-      <w:lvlJc w:val="left"/>
-      <w:pPr>
-        <w:ind w:left="1440" w:hanging="480"/>
-      </w:pPr>
-    </w:lvl>
-    <w:lvl w:ilvl="2">
-      <w:start w:val="81"/>
-      <w:numFmt w:val="decimal"/>
-      <w:lvlText w:val="%3."/>
-      <w:lvlJc w:val="left"/>
-      <w:pPr>
-        <w:ind w:left="2160" w:hanging="480"/>
-      </w:pPr>
-    </w:lvl>
-    <w:lvl w:ilvl="3">
-      <w:start w:val="81"/>
-      <w:numFmt w:val="decimal"/>
-      <w:lvlText w:val="%4."/>
-      <w:lvlJc w:val="left"/>
-      <w:pPr>
-        <w:ind w:left="2880" w:hanging="480"/>
-      </w:pPr>
-    </w:lvl>
-    <w:lvl w:ilvl="4">
-      <w:start w:val="81"/>
-      <w:numFmt w:val="decimal"/>
-      <w:lvlText w:val="%5."/>
-      <w:lvlJc w:val="left"/>
-      <w:pPr>
-        <w:ind w:left="3600" w:hanging="480"/>
-      </w:pPr>
-    </w:lvl>
-    <w:lvl w:ilvl="5">
-      <w:start w:val="81"/>
-      <w:numFmt w:val="decimal"/>
-      <w:lvlText w:val="%6."/>
-      <w:lvlJc w:val="left"/>
-      <w:pPr>
-        <w:ind w:left="4320" w:hanging="480"/>
-      </w:pPr>
-    </w:lvl>
-    <w:lvl w:ilvl="6">
-      <w:start w:val="81"/>
-      <w:numFmt w:val="decimal"/>
-      <w:lvlText w:val="%7."/>
-      <w:lvlJc w:val="left"/>
-      <w:pPr>
-        <w:ind w:left="5040" w:hanging="480"/>
-      </w:pPr>
-    </w:lvl>
-    <w:lvl w:ilvl="7">
-      <w:start w:val="81"/>
-      <w:numFmt w:val="decimal"/>
-      <w:lvlText w:val="%8."/>
-      <w:lvlJc w:val="left"/>
-      <w:pPr>
-        <w:ind w:left="5760" w:hanging="480"/>
-      </w:pPr>
-    </w:lvl>
-    <w:lvl w:ilvl="8">
-      <w:start w:val="81"/>
-      <w:numFmt w:val="decimal"/>
-      <w:lvlText w:val="%9."/>
-      <w:lvlJc w:val="left"/>
-      <w:pPr>
-        <w:ind w:left="6480" w:hanging="480"/>
-      </w:pPr>
-    </w:lvl>
-  </w:abstractNum>
-  <w:abstractNum w:abstractNumId="9941106">
-    <w:nsid w:val="A9941106"/>
-    <w:multiLevelType w:val="multilevel"/>
-    <w:lvl w:ilvl="0">
-      <w:start w:val="106"/>
-      <w:numFmt w:val="decimal"/>
-      <w:lvlText w:val="%1."/>
-      <w:lvlJc w:val="left"/>
-      <w:pPr>
-        <w:ind w:left="720" w:hanging="480"/>
-      </w:pPr>
-    </w:lvl>
-    <w:lvl w:ilvl="1">
-      <w:start w:val="106"/>
-      <w:numFmt w:val="decimal"/>
-      <w:lvlText w:val="%2."/>
-      <w:lvlJc w:val="left"/>
-      <w:pPr>
-        <w:ind w:left="1440" w:hanging="480"/>
-      </w:pPr>
-    </w:lvl>
-    <w:lvl w:ilvl="2">
-      <w:start w:val="106"/>
-      <w:numFmt w:val="decimal"/>
-      <w:lvlText w:val="%3."/>
-      <w:lvlJc w:val="left"/>
-      <w:pPr>
-        <w:ind w:left="2160" w:hanging="480"/>
-      </w:pPr>
-    </w:lvl>
-    <w:lvl w:ilvl="3">
-      <w:start w:val="106"/>
-      <w:numFmt w:val="decimal"/>
-      <w:lvlText w:val="%4."/>
-      <w:lvlJc w:val="left"/>
-      <w:pPr>
-        <w:ind w:left="2880" w:hanging="480"/>
-      </w:pPr>
-    </w:lvl>
-    <w:lvl w:ilvl="4">
-      <w:start w:val="106"/>
-      <w:numFmt w:val="decimal"/>
-      <w:lvlText w:val="%5."/>
-      <w:lvlJc w:val="left"/>
-      <w:pPr>
-        <w:ind w:left="3600" w:hanging="480"/>
-      </w:pPr>
-    </w:lvl>
-    <w:lvl w:ilvl="5">
-      <w:start w:val="106"/>
-      <w:numFmt w:val="decimal"/>
-      <w:lvlText w:val="%6."/>
-      <w:lvlJc w:val="left"/>
-      <w:pPr>
-        <w:ind w:left="4320" w:hanging="480"/>
-      </w:pPr>
-    </w:lvl>
-    <w:lvl w:ilvl="6">
-      <w:start w:val="106"/>
-      <w:numFmt w:val="decimal"/>
-      <w:lvlText w:val="%7."/>
-      <w:lvlJc w:val="left"/>
-      <w:pPr>
-        <w:ind w:left="5040" w:hanging="480"/>
-      </w:pPr>
-    </w:lvl>
-    <w:lvl w:ilvl="7">
-      <w:start w:val="106"/>
-      <w:numFmt w:val="decimal"/>
-      <w:lvlText w:val="%8."/>
-      <w:lvlJc w:val="left"/>
-      <w:pPr>
-        <w:ind w:left="5760" w:hanging="480"/>
-      </w:pPr>
-    </w:lvl>
-    <w:lvl w:ilvl="8">
-      <w:start w:val="106"/>
-      <w:numFmt w:val="decimal"/>
-      <w:lvlText w:val="%9."/>
-      <w:lvlJc w:val="left"/>
-      <w:pPr>
-        <w:ind w:left="6480" w:hanging="480"/>
-      </w:pPr>
-    </w:lvl>
-  </w:abstractNum>
   <w:num w:numId="1000">
     <w:abstractNumId w:val="990"/>
-  </w:num>
-  <w:num w:numId="1001">
-    <w:abstractNumId w:val="99411"/>
-    <w:lvlOverride w:ilvl="0">
-      <w:startOverride w:val="1"/>
-    </w:lvlOverride>
-    <w:lvlOverride w:ilvl="1">
-      <w:startOverride w:val="1"/>
-    </w:lvlOverride>
-    <w:lvlOverride w:ilvl="2">
-      <w:startOverride w:val="1"/>
-    </w:lvlOverride>
-    <w:lvlOverride w:ilvl="3">
-      <w:startOverride w:val="1"/>
-    </w:lvlOverride>
-    <w:lvlOverride w:ilvl="4">
-      <w:startOverride w:val="1"/>
-    </w:lvlOverride>
-    <w:lvlOverride w:ilvl="5">
-      <w:startOverride w:val="1"/>
-    </w:lvlOverride>
-    <w:lvlOverride w:ilvl="6">
-      <w:startOverride w:val="1"/>
-    </w:lvlOverride>
-    <w:lvlOverride w:ilvl="7">
-      <w:startOverride w:val="1"/>
-    </w:lvlOverride>
-    <w:lvlOverride w:ilvl="8">
-      <w:startOverride w:val="1"/>
-    </w:lvlOverride>
-  </w:num>
-  <w:num w:numId="1002">
-    <w:abstractNumId w:val="994116"/>
-    <w:lvlOverride w:ilvl="0">
-      <w:startOverride w:val="16"/>
-    </w:lvlOverride>
-    <w:lvlOverride w:ilvl="1">
-      <w:startOverride w:val="16"/>
-    </w:lvlOverride>
-    <w:lvlOverride w:ilvl="2">
-      <w:startOverride w:val="16"/>
-    </w:lvlOverride>
-    <w:lvlOverride w:ilvl="3">
-      <w:startOverride w:val="16"/>
-    </w:lvlOverride>
-    <w:lvlOverride w:ilvl="4">
-      <w:startOverride w:val="16"/>
-    </w:lvlOverride>
-    <w:lvlOverride w:ilvl="5">
-      <w:startOverride w:val="16"/>
-    </w:lvlOverride>
-    <w:lvlOverride w:ilvl="6">
-      <w:startOverride w:val="16"/>
-    </w:lvlOverride>
-    <w:lvlOverride w:ilvl="7">
-      <w:startOverride w:val="16"/>
-    </w:lvlOverride>
-    <w:lvlOverride w:ilvl="8">
-      <w:startOverride w:val="16"/>
-    </w:lvlOverride>
-  </w:num>
-  <w:num w:numId="1003">
-    <w:abstractNumId w:val="994151"/>
-    <w:lvlOverride w:ilvl="0">
-      <w:startOverride w:val="51"/>
-    </w:lvlOverride>
-    <w:lvlOverride w:ilvl="1">
-      <w:startOverride w:val="51"/>
-    </w:lvlOverride>
-    <w:lvlOverride w:ilvl="2">
-      <w:startOverride w:val="51"/>
-    </w:lvlOverride>
-    <w:lvlOverride w:ilvl="3">
-      <w:startOverride w:val="51"/>
-    </w:lvlOverride>
-    <w:lvlOverride w:ilvl="4">
-      <w:startOverride w:val="51"/>
-    </w:lvlOverride>
-    <w:lvlOverride w:ilvl="5">
-      <w:startOverride w:val="51"/>
-    </w:lvlOverride>
-    <w:lvlOverride w:ilvl="6">
-      <w:startOverride w:val="51"/>
-    </w:lvlOverride>
-    <w:lvlOverride w:ilvl="7">
-      <w:startOverride w:val="51"/>
-    </w:lvlOverride>
-    <w:lvlOverride w:ilvl="8">
-      <w:startOverride w:val="51"/>
-    </w:lvlOverride>
-  </w:num>
-  <w:num w:numId="1004">
-    <w:abstractNumId w:val="994181"/>
-    <w:lvlOverride w:ilvl="0">
-      <w:startOverride w:val="81"/>
-    </w:lvlOverride>
-    <w:lvlOverride w:ilvl="1">
-      <w:startOverride w:val="81"/>
-    </w:lvlOverride>
-    <w:lvlOverride w:ilvl="2">
-      <w:startOverride w:val="81"/>
-    </w:lvlOverride>
-    <w:lvlOverride w:ilvl="3">
-      <w:startOverride w:val="81"/>
-    </w:lvlOverride>
-    <w:lvlOverride w:ilvl="4">
-      <w:startOverride w:val="81"/>
-    </w:lvlOverride>
-    <w:lvlOverride w:ilvl="5">
-      <w:startOverride w:val="81"/>
-    </w:lvlOverride>
-    <w:lvlOverride w:ilvl="6">
-      <w:startOverride w:val="81"/>
-    </w:lvlOverride>
-    <w:lvlOverride w:ilvl="7">
-      <w:startOverride w:val="81"/>
-    </w:lvlOverride>
-    <w:lvlOverride w:ilvl="8">
-      <w:startOverride w:val="81"/>
-    </w:lvlOverride>
-  </w:num>
-  <w:num w:numId="1005">
-    <w:abstractNumId w:val="9941106"/>
-    <w:lvlOverride w:ilvl="0">
-      <w:startOverride w:val="106"/>
-    </w:lvlOverride>
-    <w:lvlOverride w:ilvl="1">
-      <w:startOverride w:val="106"/>
-    </w:lvlOverride>
-    <w:lvlOverride w:ilvl="2">
-      <w:startOverride w:val="106"/>
-    </w:lvlOverride>
-    <w:lvlOverride w:ilvl="3">
-      <w:startOverride w:val="106"/>
-    </w:lvlOverride>
-    <w:lvlOverride w:ilvl="4">
-      <w:startOverride w:val="106"/>
-    </w:lvlOverride>
-    <w:lvlOverride w:ilvl="5">
-      <w:startOverride w:val="106"/>
-    </w:lvlOverride>
-    <w:lvlOverride w:ilvl="6">
-      <w:startOverride w:val="106"/>
-    </w:lvlOverride>
-    <w:lvlOverride w:ilvl="7">
-      <w:startOverride w:val="106"/>
-    </w:lvlOverride>
-    <w:lvlOverride w:ilvl="8">
-      <w:startOverride w:val="106"/>
-    </w:lvlOverride>
   </w:num>
 </w:numbering>
 </file>
